--- a/Вопросы 💎11 неделя.docx
+++ b/Вопросы 💎11 неделя.docx
@@ -20,9 +20,21 @@
           <w:b/>
           <w:bCs/>
           <w:color w:val="000000"/>
-          <w:lang w:eastAsia="ru-RU"/>
-        </w:rPr>
-        <w:t xml:space="preserve">Вопросы </w:t>
+          <w:sz w:val="28"/>
+          <w:szCs w:val="28"/>
+          <w:lang w:eastAsia="ru-RU"/>
+        </w:rPr>
+        <w:t>Вопросы</w:t>
+      </w:r>
+      <w:r>
+        <w:rPr>
+          <w:rFonts w:ascii="Courier New" w:eastAsia="Times New Roman" w:hAnsi="Courier New" w:cs="Courier New"/>
+          <w:b/>
+          <w:bCs/>
+          <w:color w:val="000000"/>
+          <w:lang w:eastAsia="ru-RU"/>
+        </w:rPr>
+        <w:t xml:space="preserve"> </w:t>
       </w:r>
       <w:r>
         <w:rPr>
@@ -247,7 +259,7 @@
           <w:color w:val="000000"/>
           <w:sz w:val="20"/>
           <w:szCs w:val="20"/>
-          <w:lang w:val="en-US" w:eastAsia="ru-RU"/>
+          <w:lang w:eastAsia="ru-RU"/>
         </w:rPr>
       </w:pPr>
       <w:r>
@@ -434,27 +446,7 @@
           <w:color w:val="000000"/>
           <w:lang w:eastAsia="ru-RU"/>
         </w:rPr>
-        <w:t xml:space="preserve">Ответ: 2 </w:t>
-      </w:r>
-      <w:r>
-        <w:rPr>
-          <w:rFonts w:ascii="Courier New" w:eastAsia="Times New Roman" w:hAnsi="Courier New" w:cs="Courier New"/>
-          <w:b/>
-          <w:bCs/>
-          <w:color w:val="000000"/>
-          <w:lang w:eastAsia="ru-RU"/>
-        </w:rPr>
-        <w:t>дочерних DOM-узл</w:t>
-      </w:r>
-      <w:r>
-        <w:rPr>
-          <w:rFonts w:ascii="Courier New" w:eastAsia="Times New Roman" w:hAnsi="Courier New" w:cs="Courier New"/>
-          <w:b/>
-          <w:bCs/>
-          <w:color w:val="000000"/>
-          <w:lang w:eastAsia="ru-RU"/>
-        </w:rPr>
-        <w:t>а</w:t>
+        <w:t>Ответ: 2 дочерних DOM-узла</w:t>
       </w:r>
     </w:p>
     <w:p>
@@ -553,14 +545,105 @@
     </w:p>
     <w:p>
       <w:pPr>
-        <w:spacing w:before="100" w:beforeAutospacing="1" w:after="100" w:afterAutospacing="1"/>
         <w:ind w:left="720"/>
         <w:rPr>
           <w:rFonts w:ascii="Courier New" w:eastAsia="Times New Roman" w:hAnsi="Courier New" w:cs="Courier New"/>
-          <w:color w:val="000000"/>
-          <w:lang w:eastAsia="ru-RU"/>
-        </w:rPr>
-      </w:pPr>
+          <w:b/>
+          <w:bCs/>
+          <w:color w:val="000000"/>
+          <w:lang w:val="en-US" w:eastAsia="ru-RU"/>
+        </w:rPr>
+      </w:pPr>
+      <w:r>
+        <w:rPr>
+          <w:rFonts w:ascii="Courier New" w:eastAsia="Times New Roman" w:hAnsi="Courier New" w:cs="Courier New"/>
+          <w:b/>
+          <w:bCs/>
+          <w:color w:val="000000"/>
+          <w:lang w:val="en-US" w:eastAsia="ru-RU"/>
+        </w:rPr>
+        <w:t xml:space="preserve">const input = </w:t>
+      </w:r>
+      <w:proofErr w:type="spellStart"/>
+      <w:proofErr w:type="gramStart"/>
+      <w:r>
+        <w:rPr>
+          <w:rFonts w:ascii="Courier New" w:eastAsia="Times New Roman" w:hAnsi="Courier New" w:cs="Courier New"/>
+          <w:b/>
+          <w:bCs/>
+          <w:color w:val="000000"/>
+          <w:lang w:val="en-US" w:eastAsia="ru-RU"/>
+        </w:rPr>
+        <w:t>document.querySelector</w:t>
+      </w:r>
+      <w:proofErr w:type="spellEnd"/>
+      <w:proofErr w:type="gramEnd"/>
+      <w:r>
+        <w:rPr>
+          <w:rFonts w:ascii="Courier New" w:eastAsia="Times New Roman" w:hAnsi="Courier New" w:cs="Courier New"/>
+          <w:b/>
+          <w:bCs/>
+          <w:color w:val="000000"/>
+          <w:lang w:val="en-US" w:eastAsia="ru-RU"/>
+        </w:rPr>
+        <w:t>(‘#input’);</w:t>
+      </w:r>
+    </w:p>
+    <w:p>
+      <w:pPr>
+        <w:ind w:left="720"/>
+        <w:rPr>
+          <w:rFonts w:ascii="Courier New" w:eastAsia="Times New Roman" w:hAnsi="Courier New" w:cs="Courier New"/>
+          <w:b/>
+          <w:bCs/>
+          <w:color w:val="000000"/>
+          <w:lang w:val="en-US" w:eastAsia="ru-RU"/>
+        </w:rPr>
+      </w:pPr>
+      <w:proofErr w:type="spellStart"/>
+      <w:proofErr w:type="gramStart"/>
+      <w:r>
+        <w:rPr>
+          <w:rFonts w:ascii="Courier New" w:eastAsia="Times New Roman" w:hAnsi="Courier New" w:cs="Courier New"/>
+          <w:b/>
+          <w:bCs/>
+          <w:color w:val="000000"/>
+          <w:lang w:val="en-US" w:eastAsia="ru-RU"/>
+        </w:rPr>
+        <w:t>input.setAttribut</w:t>
+      </w:r>
+      <w:proofErr w:type="spellEnd"/>
+      <w:proofErr w:type="gramEnd"/>
+      <w:r>
+        <w:rPr>
+          <w:rFonts w:ascii="Courier New" w:eastAsia="Times New Roman" w:hAnsi="Courier New" w:cs="Courier New"/>
+          <w:b/>
+          <w:bCs/>
+          <w:color w:val="000000"/>
+          <w:lang w:val="en-US" w:eastAsia="ru-RU"/>
+        </w:rPr>
+        <w:t>(‘value’, ‘</w:t>
+      </w:r>
+      <w:r>
+        <w:rPr>
+          <w:rFonts w:ascii="Courier New" w:eastAsia="Times New Roman" w:hAnsi="Courier New" w:cs="Courier New"/>
+          <w:b/>
+          <w:bCs/>
+          <w:color w:val="000000"/>
+          <w:lang w:eastAsia="ru-RU"/>
+        </w:rPr>
+        <w:t>Пока</w:t>
+      </w:r>
+      <w:r>
+        <w:rPr>
+          <w:rFonts w:ascii="Courier New" w:eastAsia="Times New Roman" w:hAnsi="Courier New" w:cs="Courier New"/>
+          <w:b/>
+          <w:bCs/>
+          <w:color w:val="000000"/>
+          <w:lang w:val="en-US" w:eastAsia="ru-RU"/>
+        </w:rPr>
+        <w:t>’);</w:t>
+      </w:r>
     </w:p>
     <w:p>
       <w:pPr>
@@ -1020,785 +1103,6 @@
     </w:p>
     <w:p>
       <w:pPr>
-        <w:numPr>
-          <w:ilvl w:val="0"/>
-          <w:numId w:val="5"/>
-        </w:numPr>
-        <w:spacing w:before="100" w:beforeAutospacing="1" w:after="100" w:afterAutospacing="1"/>
-        <w:rPr>
-          <w:rFonts w:ascii="Courier New" w:eastAsia="Times New Roman" w:hAnsi="Courier New" w:cs="Courier New"/>
-          <w:color w:val="000000"/>
-          <w:lang w:eastAsia="ru-RU"/>
-        </w:rPr>
-      </w:pPr>
-      <w:r>
-        <w:rPr>
-          <w:rFonts w:ascii="Courier New" w:eastAsia="Times New Roman" w:hAnsi="Courier New" w:cs="Courier New"/>
-          <w:color w:val="000000"/>
-          <w:lang w:eastAsia="ru-RU"/>
-        </w:rPr>
-        <w:t xml:space="preserve">В каких случаях для элемента </w:t>
-      </w:r>
-      <w:proofErr w:type="spellStart"/>
-      <w:r>
-        <w:rPr>
-          <w:rFonts w:ascii="Courier New" w:eastAsia="Times New Roman" w:hAnsi="Courier New" w:cs="Courier New"/>
-          <w:color w:val="000000"/>
-          <w:lang w:eastAsia="ru-RU"/>
-        </w:rPr>
-        <w:t>elem</w:t>
-      </w:r>
-      <w:proofErr w:type="spellEnd"/>
-      <w:r>
-        <w:rPr>
-          <w:rFonts w:ascii="Courier New" w:eastAsia="Times New Roman" w:hAnsi="Courier New" w:cs="Courier New"/>
-          <w:color w:val="000000"/>
-          <w:lang w:eastAsia="ru-RU"/>
-        </w:rPr>
-        <w:t xml:space="preserve"> не верно </w:t>
-      </w:r>
-      <w:proofErr w:type="spellStart"/>
-      <w:proofErr w:type="gramStart"/>
-      <w:r>
-        <w:rPr>
-          <w:rFonts w:ascii="Courier New" w:eastAsia="Times New Roman" w:hAnsi="Courier New" w:cs="Courier New"/>
-          <w:color w:val="000000"/>
-          <w:lang w:eastAsia="ru-RU"/>
-        </w:rPr>
-        <w:t>elem.firstChild</w:t>
-      </w:r>
-      <w:proofErr w:type="spellEnd"/>
-      <w:proofErr w:type="gramEnd"/>
-      <w:r>
-        <w:rPr>
-          <w:rFonts w:ascii="Courier New" w:eastAsia="Times New Roman" w:hAnsi="Courier New" w:cs="Courier New"/>
-          <w:color w:val="000000"/>
-          <w:lang w:eastAsia="ru-RU"/>
-        </w:rPr>
-        <w:t xml:space="preserve"> == </w:t>
-      </w:r>
-      <w:proofErr w:type="spellStart"/>
-      <w:r>
-        <w:rPr>
-          <w:rFonts w:ascii="Courier New" w:eastAsia="Times New Roman" w:hAnsi="Courier New" w:cs="Courier New"/>
-          <w:color w:val="000000"/>
-          <w:lang w:eastAsia="ru-RU"/>
-        </w:rPr>
-        <w:t>elem.lastChild</w:t>
-      </w:r>
-      <w:proofErr w:type="spellEnd"/>
-      <w:r>
-        <w:rPr>
-          <w:rFonts w:ascii="Courier New" w:eastAsia="Times New Roman" w:hAnsi="Courier New" w:cs="Courier New"/>
-          <w:color w:val="000000"/>
-          <w:lang w:eastAsia="ru-RU"/>
-        </w:rPr>
-        <w:t>?</w:t>
-      </w:r>
-    </w:p>
-    <w:p>
-      <w:pPr>
-        <w:numPr>
-          <w:ilvl w:val="0"/>
-          <w:numId w:val="6"/>
-        </w:numPr>
-        <w:spacing w:before="100" w:beforeAutospacing="1" w:after="100" w:afterAutospacing="1"/>
-        <w:rPr>
-          <w:rFonts w:ascii="Courier New" w:eastAsia="Times New Roman" w:hAnsi="Courier New" w:cs="Courier New"/>
-          <w:color w:val="000000"/>
-          <w:lang w:eastAsia="ru-RU"/>
-        </w:rPr>
-      </w:pPr>
-      <w:r>
-        <w:rPr>
-          <w:rFonts w:ascii="Courier New" w:eastAsia="Times New Roman" w:hAnsi="Courier New" w:cs="Courier New"/>
-          <w:color w:val="000000"/>
-          <w:lang w:eastAsia="ru-RU"/>
-        </w:rPr>
-        <w:t xml:space="preserve">Когда у </w:t>
-      </w:r>
-      <w:proofErr w:type="spellStart"/>
-      <w:r>
-        <w:rPr>
-          <w:rFonts w:ascii="Courier New" w:eastAsia="Times New Roman" w:hAnsi="Courier New" w:cs="Courier New"/>
-          <w:color w:val="000000"/>
-          <w:lang w:eastAsia="ru-RU"/>
-        </w:rPr>
-        <w:t>elem</w:t>
-      </w:r>
-      <w:proofErr w:type="spellEnd"/>
-      <w:r>
-        <w:rPr>
-          <w:rFonts w:ascii="Courier New" w:eastAsia="Times New Roman" w:hAnsi="Courier New" w:cs="Courier New"/>
-          <w:color w:val="000000"/>
-          <w:lang w:eastAsia="ru-RU"/>
-        </w:rPr>
-        <w:t xml:space="preserve"> два или более потомков</w:t>
-      </w:r>
-    </w:p>
-    <w:p>
-      <w:pPr>
-        <w:numPr>
-          <w:ilvl w:val="0"/>
-          <w:numId w:val="6"/>
-        </w:numPr>
-        <w:spacing w:before="100" w:beforeAutospacing="1" w:after="100" w:afterAutospacing="1"/>
-        <w:rPr>
-          <w:rFonts w:ascii="Courier New" w:eastAsia="Times New Roman" w:hAnsi="Courier New" w:cs="Courier New"/>
-          <w:color w:val="000000"/>
-          <w:lang w:eastAsia="ru-RU"/>
-        </w:rPr>
-      </w:pPr>
-      <w:r>
-        <w:rPr>
-          <w:rFonts w:ascii="Courier New" w:eastAsia="Times New Roman" w:hAnsi="Courier New" w:cs="Courier New"/>
-          <w:color w:val="000000"/>
-          <w:lang w:eastAsia="ru-RU"/>
-        </w:rPr>
-        <w:t xml:space="preserve">Когда у </w:t>
-      </w:r>
-      <w:proofErr w:type="spellStart"/>
-      <w:r>
-        <w:rPr>
-          <w:rFonts w:ascii="Courier New" w:eastAsia="Times New Roman" w:hAnsi="Courier New" w:cs="Courier New"/>
-          <w:color w:val="000000"/>
-          <w:lang w:eastAsia="ru-RU"/>
-        </w:rPr>
-        <w:t>elem</w:t>
-      </w:r>
-      <w:proofErr w:type="spellEnd"/>
-      <w:r>
-        <w:rPr>
-          <w:rFonts w:ascii="Courier New" w:eastAsia="Times New Roman" w:hAnsi="Courier New" w:cs="Courier New"/>
-          <w:color w:val="000000"/>
-          <w:lang w:eastAsia="ru-RU"/>
-        </w:rPr>
-        <w:t> единственный потомок</w:t>
-      </w:r>
-    </w:p>
-    <w:p>
-      <w:pPr>
-        <w:numPr>
-          <w:ilvl w:val="0"/>
-          <w:numId w:val="6"/>
-        </w:numPr>
-        <w:spacing w:before="100" w:beforeAutospacing="1" w:after="100" w:afterAutospacing="1"/>
-        <w:rPr>
-          <w:rFonts w:ascii="Courier New" w:eastAsia="Times New Roman" w:hAnsi="Courier New" w:cs="Courier New"/>
-          <w:color w:val="000000"/>
-          <w:lang w:eastAsia="ru-RU"/>
-        </w:rPr>
-      </w:pPr>
-      <w:r>
-        <w:rPr>
-          <w:rFonts w:ascii="Courier New" w:eastAsia="Times New Roman" w:hAnsi="Courier New" w:cs="Courier New"/>
-          <w:color w:val="000000"/>
-          <w:lang w:eastAsia="ru-RU"/>
-        </w:rPr>
-        <w:t xml:space="preserve">Когда у </w:t>
-      </w:r>
-      <w:proofErr w:type="spellStart"/>
-      <w:r>
-        <w:rPr>
-          <w:rFonts w:ascii="Courier New" w:eastAsia="Times New Roman" w:hAnsi="Courier New" w:cs="Courier New"/>
-          <w:color w:val="000000"/>
-          <w:lang w:eastAsia="ru-RU"/>
-        </w:rPr>
-        <w:t>elem</w:t>
-      </w:r>
-      <w:proofErr w:type="spellEnd"/>
-      <w:r>
-        <w:rPr>
-          <w:rFonts w:ascii="Courier New" w:eastAsia="Times New Roman" w:hAnsi="Courier New" w:cs="Courier New"/>
-          <w:color w:val="000000"/>
-          <w:lang w:eastAsia="ru-RU"/>
-        </w:rPr>
-        <w:t> нет потомков</w:t>
-      </w:r>
-    </w:p>
-    <w:p>
-      <w:pPr>
-        <w:numPr>
-          <w:ilvl w:val="0"/>
-          <w:numId w:val="6"/>
-        </w:numPr>
-        <w:spacing w:before="100" w:beforeAutospacing="1" w:after="100" w:afterAutospacing="1"/>
-        <w:rPr>
-          <w:rFonts w:ascii="Courier New" w:eastAsia="Times New Roman" w:hAnsi="Courier New" w:cs="Courier New"/>
-          <w:color w:val="000000"/>
-          <w:lang w:eastAsia="ru-RU"/>
-        </w:rPr>
-      </w:pPr>
-      <w:r>
-        <w:rPr>
-          <w:rFonts w:ascii="Courier New" w:eastAsia="Times New Roman" w:hAnsi="Courier New" w:cs="Courier New"/>
-          <w:color w:val="000000"/>
-          <w:lang w:eastAsia="ru-RU"/>
-        </w:rPr>
-        <w:t>Нет такого варианта ответа</w:t>
-      </w:r>
-    </w:p>
-    <w:p>
-      <w:pPr>
-        <w:numPr>
-          <w:ilvl w:val="0"/>
-          <w:numId w:val="7"/>
-        </w:numPr>
-        <w:spacing w:before="100" w:beforeAutospacing="1" w:after="100" w:afterAutospacing="1"/>
-        <w:rPr>
-          <w:rFonts w:ascii="Courier New" w:eastAsia="Times New Roman" w:hAnsi="Courier New" w:cs="Courier New"/>
-          <w:color w:val="000000"/>
-          <w:lang w:eastAsia="ru-RU"/>
-        </w:rPr>
-      </w:pPr>
-      <w:r>
-        <w:rPr>
-          <w:rFonts w:ascii="Courier New" w:eastAsia="Times New Roman" w:hAnsi="Courier New" w:cs="Courier New"/>
-          <w:color w:val="000000"/>
-          <w:lang w:eastAsia="ru-RU"/>
-        </w:rPr>
-        <w:t>Какое свойство задает класс элемента?</w:t>
-      </w:r>
-    </w:p>
-    <w:p>
-      <w:pPr>
-        <w:spacing w:before="100" w:beforeAutospacing="1" w:after="100" w:afterAutospacing="1"/>
-        <w:ind w:left="720"/>
-        <w:rPr>
-          <w:rFonts w:ascii="Courier New" w:eastAsia="Times New Roman" w:hAnsi="Courier New" w:cs="Courier New"/>
-          <w:color w:val="000000"/>
-          <w:lang w:eastAsia="ru-RU"/>
-        </w:rPr>
-      </w:pPr>
-    </w:p>
-    <w:p>
-      <w:pPr>
-        <w:numPr>
-          <w:ilvl w:val="0"/>
-          <w:numId w:val="7"/>
-        </w:numPr>
-        <w:spacing w:before="100" w:beforeAutospacing="1" w:after="100" w:afterAutospacing="1"/>
-        <w:rPr>
-          <w:rFonts w:ascii="Courier New" w:eastAsia="Times New Roman" w:hAnsi="Courier New" w:cs="Courier New"/>
-          <w:color w:val="000000"/>
-          <w:lang w:eastAsia="ru-RU"/>
-        </w:rPr>
-      </w:pPr>
-      <w:r>
-        <w:rPr>
-          <w:rFonts w:ascii="Courier New" w:eastAsia="Times New Roman" w:hAnsi="Courier New" w:cs="Courier New"/>
-          <w:color w:val="000000"/>
-          <w:lang w:eastAsia="ru-RU"/>
-        </w:rPr>
-        <w:t>Для чего используется запись: </w:t>
-      </w:r>
-      <w:proofErr w:type="spellStart"/>
-      <w:proofErr w:type="gramStart"/>
-      <w:r>
-        <w:rPr>
-          <w:rFonts w:ascii="Courier New" w:eastAsia="Times New Roman" w:hAnsi="Courier New" w:cs="Courier New"/>
-          <w:color w:val="000000"/>
-          <w:lang w:eastAsia="ru-RU"/>
-        </w:rPr>
-        <w:t>setAttribute</w:t>
-      </w:r>
-      <w:proofErr w:type="spellEnd"/>
-      <w:r>
-        <w:rPr>
-          <w:rFonts w:ascii="Courier New" w:eastAsia="Times New Roman" w:hAnsi="Courier New" w:cs="Courier New"/>
-          <w:color w:val="000000"/>
-          <w:lang w:eastAsia="ru-RU"/>
-        </w:rPr>
-        <w:t>(</w:t>
-      </w:r>
-      <w:proofErr w:type="spellStart"/>
-      <w:proofErr w:type="gramEnd"/>
-      <w:r>
-        <w:rPr>
-          <w:rFonts w:ascii="Courier New" w:eastAsia="Times New Roman" w:hAnsi="Courier New" w:cs="Courier New"/>
-          <w:color w:val="000000"/>
-          <w:lang w:eastAsia="ru-RU"/>
-        </w:rPr>
-        <w:t>name</w:t>
-      </w:r>
-      <w:proofErr w:type="spellEnd"/>
-      <w:r>
-        <w:rPr>
-          <w:rFonts w:ascii="Courier New" w:eastAsia="Times New Roman" w:hAnsi="Courier New" w:cs="Courier New"/>
-          <w:color w:val="000000"/>
-          <w:lang w:eastAsia="ru-RU"/>
-        </w:rPr>
-        <w:t xml:space="preserve">, </w:t>
-      </w:r>
-      <w:proofErr w:type="spellStart"/>
-      <w:r>
-        <w:rPr>
-          <w:rFonts w:ascii="Courier New" w:eastAsia="Times New Roman" w:hAnsi="Courier New" w:cs="Courier New"/>
-          <w:color w:val="000000"/>
-          <w:lang w:eastAsia="ru-RU"/>
-        </w:rPr>
-        <w:t>value</w:t>
-      </w:r>
-      <w:proofErr w:type="spellEnd"/>
-      <w:r>
-        <w:rPr>
-          <w:rFonts w:ascii="Courier New" w:eastAsia="Times New Roman" w:hAnsi="Courier New" w:cs="Courier New"/>
-          <w:color w:val="000000"/>
-          <w:lang w:eastAsia="ru-RU"/>
-        </w:rPr>
-        <w:t>)?</w:t>
-      </w:r>
-    </w:p>
-    <w:p>
-      <w:pPr>
-        <w:spacing w:before="100" w:beforeAutospacing="1" w:after="100" w:afterAutospacing="1"/>
-        <w:rPr>
-          <w:rFonts w:ascii="Courier New" w:eastAsia="Times New Roman" w:hAnsi="Courier New" w:cs="Courier New"/>
-          <w:color w:val="000000"/>
-          <w:lang w:eastAsia="ru-RU"/>
-        </w:rPr>
-      </w:pPr>
-    </w:p>
-    <w:p>
-      <w:pPr>
-        <w:numPr>
-          <w:ilvl w:val="0"/>
-          <w:numId w:val="7"/>
-        </w:numPr>
-        <w:spacing w:before="100" w:beforeAutospacing="1" w:after="100" w:afterAutospacing="1"/>
-        <w:rPr>
-          <w:rFonts w:ascii="Courier New" w:eastAsia="Times New Roman" w:hAnsi="Courier New" w:cs="Courier New"/>
-          <w:color w:val="000000"/>
-          <w:lang w:eastAsia="ru-RU"/>
-        </w:rPr>
-      </w:pPr>
-      <w:r>
-        <w:rPr>
-          <w:rFonts w:ascii="Courier New" w:eastAsia="Times New Roman" w:hAnsi="Courier New" w:cs="Courier New"/>
-          <w:color w:val="000000"/>
-          <w:lang w:eastAsia="ru-RU"/>
-        </w:rPr>
-        <w:t>Назовите метод добавления текста к документу.</w:t>
-      </w:r>
-    </w:p>
-    <w:p>
-      <w:pPr>
-        <w:spacing w:before="100" w:beforeAutospacing="1" w:after="100" w:afterAutospacing="1"/>
-        <w:rPr>
-          <w:rFonts w:ascii="Courier New" w:eastAsia="Times New Roman" w:hAnsi="Courier New" w:cs="Courier New"/>
-          <w:color w:val="000000"/>
-          <w:lang w:eastAsia="ru-RU"/>
-        </w:rPr>
-      </w:pPr>
-    </w:p>
-    <w:p>
-      <w:pPr>
-        <w:numPr>
-          <w:ilvl w:val="0"/>
-          <w:numId w:val="7"/>
-        </w:numPr>
-        <w:spacing w:before="100" w:beforeAutospacing="1" w:after="100" w:afterAutospacing="1"/>
-        <w:rPr>
-          <w:rFonts w:ascii="Courier New" w:eastAsia="Times New Roman" w:hAnsi="Courier New" w:cs="Courier New"/>
-          <w:color w:val="000000"/>
-          <w:lang w:eastAsia="ru-RU"/>
-        </w:rPr>
-      </w:pPr>
-      <w:r>
-        <w:rPr>
-          <w:rFonts w:ascii="Courier New" w:eastAsia="Times New Roman" w:hAnsi="Courier New" w:cs="Courier New"/>
-          <w:color w:val="000000"/>
-          <w:lang w:eastAsia="ru-RU"/>
-        </w:rPr>
-        <w:t xml:space="preserve">Как получить HTML-содержимое DOM-элемента </w:t>
-      </w:r>
-      <w:proofErr w:type="spellStart"/>
-      <w:r>
-        <w:rPr>
-          <w:rFonts w:ascii="Courier New" w:eastAsia="Times New Roman" w:hAnsi="Courier New" w:cs="Courier New"/>
-          <w:color w:val="000000"/>
-          <w:lang w:eastAsia="ru-RU"/>
-        </w:rPr>
-        <w:t>elem</w:t>
-      </w:r>
-      <w:proofErr w:type="spellEnd"/>
-      <w:r>
-        <w:rPr>
-          <w:rFonts w:ascii="Courier New" w:eastAsia="Times New Roman" w:hAnsi="Courier New" w:cs="Courier New"/>
-          <w:color w:val="000000"/>
-          <w:lang w:eastAsia="ru-RU"/>
-        </w:rPr>
-        <w:t>?</w:t>
-      </w:r>
-    </w:p>
-    <w:p>
-      <w:pPr>
-        <w:spacing w:before="100" w:beforeAutospacing="1" w:after="100" w:afterAutospacing="1"/>
-        <w:rPr>
-          <w:rFonts w:ascii="Courier New" w:eastAsia="Times New Roman" w:hAnsi="Courier New" w:cs="Courier New"/>
-          <w:color w:val="000000"/>
-          <w:lang w:eastAsia="ru-RU"/>
-        </w:rPr>
-      </w:pPr>
-    </w:p>
-    <w:p>
-      <w:pPr>
-        <w:numPr>
-          <w:ilvl w:val="0"/>
-          <w:numId w:val="7"/>
-        </w:numPr>
-        <w:spacing w:before="100" w:beforeAutospacing="1" w:after="100" w:afterAutospacing="1"/>
-        <w:rPr>
-          <w:rFonts w:ascii="Courier New" w:eastAsia="Times New Roman" w:hAnsi="Courier New" w:cs="Courier New"/>
-          <w:color w:val="000000"/>
-          <w:lang w:eastAsia="ru-RU"/>
-        </w:rPr>
-      </w:pPr>
-      <w:r>
-        <w:rPr>
-          <w:rFonts w:ascii="Courier New" w:eastAsia="Times New Roman" w:hAnsi="Courier New" w:cs="Courier New"/>
-          <w:color w:val="000000"/>
-          <w:lang w:eastAsia="ru-RU"/>
-        </w:rPr>
-        <w:t>Что такое объект события и какие у него могут быть свойства?</w:t>
-      </w:r>
-    </w:p>
-    <w:p>
-      <w:pPr>
-        <w:pStyle w:val="a5"/>
-        <w:rPr>
-          <w:rFonts w:ascii="Courier New" w:eastAsia="Times New Roman" w:hAnsi="Courier New" w:cs="Courier New"/>
-          <w:color w:val="000000" w:themeColor="text1"/>
-          <w:sz w:val="22"/>
-          <w:szCs w:val="22"/>
-          <w:lang w:eastAsia="ru-RU"/>
-        </w:rPr>
-      </w:pPr>
-      <w:r>
-        <w:rPr>
-          <w:rFonts w:ascii="Courier New" w:eastAsia="Times New Roman" w:hAnsi="Courier New" w:cs="Courier New"/>
-          <w:b/>
-          <w:bCs/>
-          <w:color w:val="000000" w:themeColor="text1"/>
-          <w:sz w:val="22"/>
-          <w:szCs w:val="22"/>
-          <w:lang w:eastAsia="ru-RU"/>
-        </w:rPr>
-        <w:lastRenderedPageBreak/>
-        <w:t>Объект</w:t>
-      </w:r>
-      <w:r>
-        <w:rPr>
-          <w:rFonts w:ascii="Courier New" w:eastAsia="Times New Roman" w:hAnsi="Courier New" w:cs="Courier New"/>
-          <w:color w:val="000000" w:themeColor="text1"/>
-          <w:sz w:val="22"/>
-          <w:szCs w:val="22"/>
-          <w:lang w:eastAsia="ru-RU"/>
-        </w:rPr>
-        <w:t> события описывает </w:t>
-      </w:r>
-      <w:r>
-        <w:rPr>
-          <w:rFonts w:ascii="Courier New" w:eastAsia="Times New Roman" w:hAnsi="Courier New" w:cs="Courier New"/>
-          <w:b/>
-          <w:bCs/>
-          <w:color w:val="000000" w:themeColor="text1"/>
-          <w:sz w:val="22"/>
-          <w:szCs w:val="22"/>
-          <w:lang w:eastAsia="ru-RU"/>
-        </w:rPr>
-        <w:t>событие</w:t>
-      </w:r>
-      <w:r>
-        <w:rPr>
-          <w:rFonts w:ascii="Courier New" w:eastAsia="Times New Roman" w:hAnsi="Courier New" w:cs="Courier New"/>
-          <w:color w:val="000000" w:themeColor="text1"/>
-          <w:sz w:val="22"/>
-          <w:szCs w:val="22"/>
-          <w:lang w:eastAsia="ru-RU"/>
-        </w:rPr>
-        <w:t>, произошедшее на странице. Одной из причин возникновения </w:t>
-      </w:r>
-      <w:r>
-        <w:rPr>
-          <w:rFonts w:ascii="Courier New" w:eastAsia="Times New Roman" w:hAnsi="Courier New" w:cs="Courier New"/>
-          <w:b/>
-          <w:bCs/>
-          <w:color w:val="000000" w:themeColor="text1"/>
-          <w:sz w:val="22"/>
-          <w:szCs w:val="22"/>
-          <w:lang w:eastAsia="ru-RU"/>
-        </w:rPr>
-        <w:t>событий</w:t>
-      </w:r>
-      <w:r>
-        <w:rPr>
-          <w:rFonts w:ascii="Courier New" w:eastAsia="Times New Roman" w:hAnsi="Courier New" w:cs="Courier New"/>
-          <w:color w:val="000000" w:themeColor="text1"/>
-          <w:sz w:val="22"/>
-          <w:szCs w:val="22"/>
-          <w:lang w:eastAsia="ru-RU"/>
-        </w:rPr>
-        <w:t xml:space="preserve"> являются действия пользователя, такие как клики мышкой или ввод с клавиатуры, а именно какие координаты указателя мыши или какая клавиша нажата и </w:t>
-      </w:r>
-      <w:proofErr w:type="spellStart"/>
-      <w:r>
-        <w:rPr>
-          <w:rFonts w:ascii="Courier New" w:eastAsia="Times New Roman" w:hAnsi="Courier New" w:cs="Courier New"/>
-          <w:color w:val="000000" w:themeColor="text1"/>
-          <w:sz w:val="22"/>
-          <w:szCs w:val="22"/>
-          <w:lang w:eastAsia="ru-RU"/>
-        </w:rPr>
-        <w:t>тд</w:t>
-      </w:r>
-      <w:proofErr w:type="spellEnd"/>
-      <w:r>
-        <w:rPr>
-          <w:rFonts w:ascii="Courier New" w:eastAsia="Times New Roman" w:hAnsi="Courier New" w:cs="Courier New"/>
-          <w:color w:val="000000" w:themeColor="text1"/>
-          <w:sz w:val="22"/>
-          <w:szCs w:val="22"/>
-          <w:lang w:eastAsia="ru-RU"/>
-        </w:rPr>
-        <w:t>.</w:t>
-      </w:r>
-    </w:p>
-    <w:p>
-      <w:pPr>
-        <w:pStyle w:val="a5"/>
-        <w:rPr>
-          <w:rFonts w:ascii="Courier New" w:eastAsia="Times New Roman" w:hAnsi="Courier New" w:cs="Courier New"/>
-          <w:color w:val="000000" w:themeColor="text1"/>
-          <w:sz w:val="22"/>
-          <w:szCs w:val="22"/>
-          <w:lang w:eastAsia="ru-RU"/>
-        </w:rPr>
-      </w:pPr>
-    </w:p>
-    <w:p>
-      <w:pPr>
-        <w:pStyle w:val="a3"/>
-        <w:spacing w:before="0" w:beforeAutospacing="0" w:after="0" w:afterAutospacing="0"/>
-        <w:ind w:left="720"/>
-        <w:rPr>
-          <w:rFonts w:ascii="Courier New" w:hAnsi="Courier New" w:cs="Courier New"/>
-          <w:color w:val="000000" w:themeColor="text1"/>
-          <w:sz w:val="22"/>
-          <w:szCs w:val="22"/>
-        </w:rPr>
-      </w:pPr>
-      <w:r>
-        <w:rPr>
-          <w:rFonts w:ascii="Courier New" w:hAnsi="Courier New" w:cs="Courier New"/>
-          <w:color w:val="000000" w:themeColor="text1"/>
-          <w:sz w:val="22"/>
-          <w:szCs w:val="22"/>
-        </w:rPr>
-        <w:t>Некоторые свойства объекта </w:t>
-      </w:r>
-      <w:proofErr w:type="spellStart"/>
-      <w:r>
-        <w:rPr>
-          <w:rStyle w:val="HTML1"/>
-          <w:color w:val="000000" w:themeColor="text1"/>
-          <w:sz w:val="22"/>
-          <w:szCs w:val="22"/>
-        </w:rPr>
-        <w:t>event</w:t>
-      </w:r>
-      <w:proofErr w:type="spellEnd"/>
-      <w:r>
-        <w:rPr>
-          <w:rFonts w:ascii="Courier New" w:hAnsi="Courier New" w:cs="Courier New"/>
-          <w:color w:val="000000" w:themeColor="text1"/>
-          <w:sz w:val="22"/>
-          <w:szCs w:val="22"/>
-        </w:rPr>
-        <w:t>:</w:t>
-      </w:r>
-    </w:p>
-    <w:p>
-      <w:pPr>
-        <w:pStyle w:val="a3"/>
-        <w:spacing w:before="0" w:beforeAutospacing="0" w:after="0" w:afterAutospacing="0"/>
-        <w:ind w:left="720"/>
-        <w:rPr>
-          <w:rFonts w:ascii="Courier New" w:hAnsi="Courier New" w:cs="Courier New"/>
-          <w:color w:val="000000" w:themeColor="text1"/>
-          <w:sz w:val="22"/>
-          <w:szCs w:val="22"/>
-        </w:rPr>
-      </w:pPr>
-      <w:proofErr w:type="spellStart"/>
-      <w:proofErr w:type="gramStart"/>
-      <w:r>
-        <w:rPr>
-          <w:rStyle w:val="HTML1"/>
-          <w:color w:val="000000" w:themeColor="text1"/>
-          <w:sz w:val="22"/>
-          <w:szCs w:val="22"/>
-        </w:rPr>
-        <w:t>event.type</w:t>
-      </w:r>
-      <w:proofErr w:type="spellEnd"/>
-      <w:proofErr w:type="gramEnd"/>
-      <w:r>
-        <w:rPr>
-          <w:rFonts w:ascii="Courier New" w:hAnsi="Courier New" w:cs="Courier New"/>
-          <w:color w:val="000000" w:themeColor="text1"/>
-          <w:sz w:val="22"/>
-          <w:szCs w:val="22"/>
-        </w:rPr>
-        <w:t xml:space="preserve"> - тип события</w:t>
-      </w:r>
-    </w:p>
-    <w:p>
-      <w:pPr>
-        <w:pStyle w:val="a3"/>
-        <w:spacing w:before="0" w:beforeAutospacing="0" w:after="0" w:afterAutospacing="0"/>
-        <w:ind w:left="720"/>
-        <w:rPr>
-          <w:rFonts w:ascii="Courier New" w:hAnsi="Courier New" w:cs="Courier New"/>
-          <w:color w:val="000000" w:themeColor="text1"/>
-          <w:sz w:val="22"/>
-          <w:szCs w:val="22"/>
-        </w:rPr>
-      </w:pPr>
-      <w:proofErr w:type="spellStart"/>
-      <w:proofErr w:type="gramStart"/>
-      <w:r>
-        <w:rPr>
-          <w:rStyle w:val="HTML1"/>
-          <w:color w:val="000000" w:themeColor="text1"/>
-          <w:sz w:val="22"/>
-          <w:szCs w:val="22"/>
-        </w:rPr>
-        <w:t>event.currentTarget</w:t>
-      </w:r>
-      <w:proofErr w:type="spellEnd"/>
-      <w:proofErr w:type="gramEnd"/>
-      <w:r>
-        <w:rPr>
-          <w:rFonts w:ascii="Courier New" w:hAnsi="Courier New" w:cs="Courier New"/>
-          <w:color w:val="000000" w:themeColor="text1"/>
-          <w:sz w:val="22"/>
-          <w:szCs w:val="22"/>
-        </w:rPr>
-        <w:t xml:space="preserve">- элемент, на котором сработал обработчик. </w:t>
-      </w:r>
-    </w:p>
-    <w:p>
-      <w:pPr>
-        <w:pStyle w:val="a3"/>
-        <w:spacing w:before="0" w:beforeAutospacing="0" w:after="0" w:afterAutospacing="0"/>
-        <w:ind w:left="720"/>
-        <w:rPr>
-          <w:rFonts w:ascii="Courier New" w:hAnsi="Courier New" w:cs="Courier New"/>
-          <w:color w:val="000000" w:themeColor="text1"/>
-          <w:sz w:val="22"/>
-          <w:szCs w:val="22"/>
-        </w:rPr>
-      </w:pPr>
-      <w:proofErr w:type="spellStart"/>
-      <w:proofErr w:type="gramStart"/>
-      <w:r>
-        <w:rPr>
-          <w:rStyle w:val="HTML1"/>
-          <w:color w:val="000000" w:themeColor="text1"/>
-          <w:sz w:val="22"/>
-          <w:szCs w:val="22"/>
-        </w:rPr>
-        <w:t>event.clientX</w:t>
-      </w:r>
-      <w:proofErr w:type="spellEnd"/>
-      <w:proofErr w:type="gramEnd"/>
-      <w:r>
-        <w:rPr>
-          <w:rStyle w:val="HTML1"/>
-          <w:color w:val="000000" w:themeColor="text1"/>
-          <w:sz w:val="22"/>
-          <w:szCs w:val="22"/>
-        </w:rPr>
-        <w:t xml:space="preserve"> / </w:t>
-      </w:r>
-      <w:proofErr w:type="spellStart"/>
-      <w:r>
-        <w:rPr>
-          <w:rStyle w:val="HTML1"/>
-          <w:color w:val="000000" w:themeColor="text1"/>
-          <w:sz w:val="22"/>
-          <w:szCs w:val="22"/>
-        </w:rPr>
-        <w:t>event.clientY</w:t>
-      </w:r>
-      <w:proofErr w:type="spellEnd"/>
-      <w:r>
-        <w:rPr>
-          <w:rFonts w:ascii="Courier New" w:hAnsi="Courier New" w:cs="Courier New"/>
-          <w:color w:val="000000" w:themeColor="text1"/>
-          <w:sz w:val="22"/>
-          <w:szCs w:val="22"/>
-        </w:rPr>
-        <w:t>- координаты курсора в момент клика относительно окна, для событий мыши.</w:t>
-      </w:r>
-    </w:p>
-    <w:p>
-      <w:pPr>
-        <w:numPr>
-          <w:ilvl w:val="0"/>
-          <w:numId w:val="7"/>
-        </w:numPr>
-        <w:spacing w:before="100" w:beforeAutospacing="1" w:after="100" w:afterAutospacing="1"/>
-        <w:rPr>
-          <w:rFonts w:ascii="Courier New" w:eastAsia="Times New Roman" w:hAnsi="Courier New" w:cs="Courier New"/>
-          <w:color w:val="000000"/>
-          <w:lang w:eastAsia="ru-RU"/>
-        </w:rPr>
-      </w:pPr>
-      <w:r>
-        <w:rPr>
-          <w:rFonts w:ascii="Courier New" w:eastAsia="Times New Roman" w:hAnsi="Courier New" w:cs="Courier New"/>
-          <w:color w:val="000000"/>
-          <w:lang w:eastAsia="ru-RU"/>
-        </w:rPr>
-        <w:t>Что такое BOM и DOM?</w:t>
-      </w:r>
-    </w:p>
-    <w:p>
-      <w:pPr>
-        <w:spacing w:before="100" w:beforeAutospacing="1" w:after="100" w:afterAutospacing="1"/>
-        <w:rPr>
-          <w:rFonts w:ascii="Courier New" w:eastAsia="Times New Roman" w:hAnsi="Courier New" w:cs="Courier New"/>
-          <w:color w:val="000000"/>
-          <w:lang w:eastAsia="ru-RU"/>
-        </w:rPr>
-      </w:pPr>
-    </w:p>
-    <w:p>
-      <w:pPr>
-        <w:numPr>
-          <w:ilvl w:val="0"/>
-          <w:numId w:val="7"/>
-        </w:numPr>
-        <w:spacing w:before="100" w:beforeAutospacing="1" w:after="100" w:afterAutospacing="1"/>
-        <w:rPr>
-          <w:rFonts w:ascii="Courier New" w:eastAsia="Times New Roman" w:hAnsi="Courier New" w:cs="Courier New"/>
-          <w:color w:val="000000"/>
-          <w:lang w:eastAsia="ru-RU"/>
-        </w:rPr>
-      </w:pPr>
-      <w:r>
-        <w:rPr>
-          <w:rFonts w:ascii="Courier New" w:eastAsia="Times New Roman" w:hAnsi="Courier New" w:cs="Courier New"/>
-          <w:color w:val="000000"/>
-          <w:lang w:eastAsia="ru-RU"/>
-        </w:rPr>
-        <w:t>Есть вот такая страница:</w:t>
-      </w:r>
-    </w:p>
-    <w:p>
-      <w:pPr>
         <w:tabs>
           <w:tab w:val="left" w:pos="916"/>
           <w:tab w:val="left" w:pos="1832"/>
@@ -1824,14 +1128,6 @@
           <w:lang w:eastAsia="ru-RU"/>
         </w:rPr>
       </w:pPr>
-      <w:r>
-        <w:rPr>
-          <w:rFonts w:ascii="Courier New" w:eastAsia="Times New Roman" w:hAnsi="Courier New" w:cs="Courier New"/>
-          <w:color w:val="000000"/>
-          <w:lang w:eastAsia="ru-RU"/>
-        </w:rPr>
-        <w:t>&lt;!DOCTYPE HTML&gt;</w:t>
-      </w:r>
     </w:p>
     <w:p>
       <w:pPr>
@@ -1863,10 +1159,44 @@
       <w:r>
         <w:rPr>
           <w:rFonts w:ascii="Courier New" w:eastAsia="Times New Roman" w:hAnsi="Courier New" w:cs="Courier New"/>
-          <w:color w:val="000000"/>
-          <w:lang w:eastAsia="ru-RU"/>
-        </w:rPr>
-        <w:t>&lt;</w:t>
+          <w:b/>
+          <w:bCs/>
+          <w:color w:val="000000"/>
+          <w:lang w:eastAsia="ru-RU"/>
+        </w:rPr>
+        <w:t>Ответ:</w:t>
+      </w:r>
+      <w:r>
+        <w:rPr>
+          <w:rFonts w:ascii="Courier New" w:eastAsia="Times New Roman" w:hAnsi="Courier New" w:cs="Courier New"/>
+          <w:b/>
+          <w:bCs/>
+          <w:color w:val="000000"/>
+          <w:lang w:eastAsia="ru-RU"/>
+        </w:rPr>
+        <w:t>2 потомка</w:t>
+      </w:r>
+    </w:p>
+    <w:p>
+      <w:pPr>
+        <w:numPr>
+          <w:ilvl w:val="0"/>
+          <w:numId w:val="5"/>
+        </w:numPr>
+        <w:spacing w:before="100" w:beforeAutospacing="1" w:after="100" w:afterAutospacing="1"/>
+        <w:rPr>
+          <w:rFonts w:ascii="Courier New" w:eastAsia="Times New Roman" w:hAnsi="Courier New" w:cs="Courier New"/>
+          <w:color w:val="000000"/>
+          <w:lang w:eastAsia="ru-RU"/>
+        </w:rPr>
+      </w:pPr>
+      <w:r>
+        <w:rPr>
+          <w:rFonts w:ascii="Courier New" w:eastAsia="Times New Roman" w:hAnsi="Courier New" w:cs="Courier New"/>
+          <w:color w:val="000000"/>
+          <w:lang w:eastAsia="ru-RU"/>
+        </w:rPr>
+        <w:t xml:space="preserve">В каких случаях для элемента </w:t>
       </w:r>
       <w:proofErr w:type="spellStart"/>
       <w:r>
@@ -1875,7 +1205,7 @@
           <w:color w:val="000000"/>
           <w:lang w:eastAsia="ru-RU"/>
         </w:rPr>
-        <w:t>html</w:t>
+        <w:t>elem</w:t>
       </w:r>
       <w:proofErr w:type="spellEnd"/>
       <w:r>
@@ -1884,7 +1214,1151 @@
           <w:color w:val="000000"/>
           <w:lang w:eastAsia="ru-RU"/>
         </w:rPr>
-        <w:t>&gt;</w:t>
+        <w:t xml:space="preserve"> не верно </w:t>
+      </w:r>
+      <w:proofErr w:type="spellStart"/>
+      <w:proofErr w:type="gramStart"/>
+      <w:r>
+        <w:rPr>
+          <w:rFonts w:ascii="Courier New" w:eastAsia="Times New Roman" w:hAnsi="Courier New" w:cs="Courier New"/>
+          <w:color w:val="000000"/>
+          <w:lang w:eastAsia="ru-RU"/>
+        </w:rPr>
+        <w:t>elem.firstChild</w:t>
+      </w:r>
+      <w:proofErr w:type="spellEnd"/>
+      <w:proofErr w:type="gramEnd"/>
+      <w:r>
+        <w:rPr>
+          <w:rFonts w:ascii="Courier New" w:eastAsia="Times New Roman" w:hAnsi="Courier New" w:cs="Courier New"/>
+          <w:color w:val="000000"/>
+          <w:lang w:eastAsia="ru-RU"/>
+        </w:rPr>
+        <w:t xml:space="preserve"> == </w:t>
+      </w:r>
+      <w:proofErr w:type="spellStart"/>
+      <w:r>
+        <w:rPr>
+          <w:rFonts w:ascii="Courier New" w:eastAsia="Times New Roman" w:hAnsi="Courier New" w:cs="Courier New"/>
+          <w:color w:val="000000"/>
+          <w:lang w:eastAsia="ru-RU"/>
+        </w:rPr>
+        <w:t>elem.lastChild</w:t>
+      </w:r>
+      <w:proofErr w:type="spellEnd"/>
+      <w:r>
+        <w:rPr>
+          <w:rFonts w:ascii="Courier New" w:eastAsia="Times New Roman" w:hAnsi="Courier New" w:cs="Courier New"/>
+          <w:color w:val="000000"/>
+          <w:lang w:eastAsia="ru-RU"/>
+        </w:rPr>
+        <w:t>?</w:t>
+      </w:r>
+    </w:p>
+    <w:p>
+      <w:pPr>
+        <w:numPr>
+          <w:ilvl w:val="0"/>
+          <w:numId w:val="6"/>
+        </w:numPr>
+        <w:spacing w:before="100" w:beforeAutospacing="1" w:after="100" w:afterAutospacing="1"/>
+        <w:rPr>
+          <w:rFonts w:ascii="Courier New" w:eastAsia="Times New Roman" w:hAnsi="Courier New" w:cs="Courier New"/>
+          <w:color w:val="000000"/>
+          <w:lang w:eastAsia="ru-RU"/>
+        </w:rPr>
+      </w:pPr>
+      <w:r>
+        <w:rPr>
+          <w:rFonts w:ascii="Courier New" w:eastAsia="Times New Roman" w:hAnsi="Courier New" w:cs="Courier New"/>
+          <w:color w:val="000000"/>
+          <w:lang w:eastAsia="ru-RU"/>
+        </w:rPr>
+        <w:t xml:space="preserve">Когда у </w:t>
+      </w:r>
+      <w:proofErr w:type="spellStart"/>
+      <w:r>
+        <w:rPr>
+          <w:rFonts w:ascii="Courier New" w:eastAsia="Times New Roman" w:hAnsi="Courier New" w:cs="Courier New"/>
+          <w:color w:val="000000"/>
+          <w:lang w:eastAsia="ru-RU"/>
+        </w:rPr>
+        <w:t>elem</w:t>
+      </w:r>
+      <w:proofErr w:type="spellEnd"/>
+      <w:r>
+        <w:rPr>
+          <w:rFonts w:ascii="Courier New" w:eastAsia="Times New Roman" w:hAnsi="Courier New" w:cs="Courier New"/>
+          <w:color w:val="000000"/>
+          <w:lang w:eastAsia="ru-RU"/>
+        </w:rPr>
+        <w:t xml:space="preserve"> два или более потомков</w:t>
+      </w:r>
+    </w:p>
+    <w:p>
+      <w:pPr>
+        <w:numPr>
+          <w:ilvl w:val="0"/>
+          <w:numId w:val="6"/>
+        </w:numPr>
+        <w:spacing w:before="100" w:beforeAutospacing="1" w:after="100" w:afterAutospacing="1"/>
+        <w:rPr>
+          <w:rFonts w:ascii="Courier New" w:eastAsia="Times New Roman" w:hAnsi="Courier New" w:cs="Courier New"/>
+          <w:color w:val="000000"/>
+          <w:lang w:eastAsia="ru-RU"/>
+        </w:rPr>
+      </w:pPr>
+      <w:r>
+        <w:rPr>
+          <w:rFonts w:ascii="Courier New" w:eastAsia="Times New Roman" w:hAnsi="Courier New" w:cs="Courier New"/>
+          <w:color w:val="000000"/>
+          <w:lang w:eastAsia="ru-RU"/>
+        </w:rPr>
+        <w:t xml:space="preserve">Когда у </w:t>
+      </w:r>
+      <w:proofErr w:type="spellStart"/>
+      <w:r>
+        <w:rPr>
+          <w:rFonts w:ascii="Courier New" w:eastAsia="Times New Roman" w:hAnsi="Courier New" w:cs="Courier New"/>
+          <w:color w:val="000000"/>
+          <w:lang w:eastAsia="ru-RU"/>
+        </w:rPr>
+        <w:t>elem</w:t>
+      </w:r>
+      <w:proofErr w:type="spellEnd"/>
+      <w:r>
+        <w:rPr>
+          <w:rFonts w:ascii="Courier New" w:eastAsia="Times New Roman" w:hAnsi="Courier New" w:cs="Courier New"/>
+          <w:color w:val="000000"/>
+          <w:lang w:eastAsia="ru-RU"/>
+        </w:rPr>
+        <w:t> единственный потомок</w:t>
+      </w:r>
+    </w:p>
+    <w:p>
+      <w:pPr>
+        <w:numPr>
+          <w:ilvl w:val="0"/>
+          <w:numId w:val="6"/>
+        </w:numPr>
+        <w:spacing w:before="100" w:beforeAutospacing="1" w:after="100" w:afterAutospacing="1"/>
+        <w:rPr>
+          <w:rFonts w:ascii="Courier New" w:eastAsia="Times New Roman" w:hAnsi="Courier New" w:cs="Courier New"/>
+          <w:color w:val="000000"/>
+          <w:lang w:eastAsia="ru-RU"/>
+        </w:rPr>
+      </w:pPr>
+      <w:r>
+        <w:rPr>
+          <w:rFonts w:ascii="Courier New" w:eastAsia="Times New Roman" w:hAnsi="Courier New" w:cs="Courier New"/>
+          <w:color w:val="000000"/>
+          <w:lang w:eastAsia="ru-RU"/>
+        </w:rPr>
+        <w:t xml:space="preserve">Когда у </w:t>
+      </w:r>
+      <w:proofErr w:type="spellStart"/>
+      <w:r>
+        <w:rPr>
+          <w:rFonts w:ascii="Courier New" w:eastAsia="Times New Roman" w:hAnsi="Courier New" w:cs="Courier New"/>
+          <w:color w:val="000000"/>
+          <w:lang w:eastAsia="ru-RU"/>
+        </w:rPr>
+        <w:t>elem</w:t>
+      </w:r>
+      <w:proofErr w:type="spellEnd"/>
+      <w:r>
+        <w:rPr>
+          <w:rFonts w:ascii="Courier New" w:eastAsia="Times New Roman" w:hAnsi="Courier New" w:cs="Courier New"/>
+          <w:color w:val="000000"/>
+          <w:lang w:eastAsia="ru-RU"/>
+        </w:rPr>
+        <w:t> нет потомков</w:t>
+      </w:r>
+    </w:p>
+    <w:p>
+      <w:pPr>
+        <w:numPr>
+          <w:ilvl w:val="0"/>
+          <w:numId w:val="6"/>
+        </w:numPr>
+        <w:spacing w:before="100" w:beforeAutospacing="1" w:after="100" w:afterAutospacing="1"/>
+        <w:rPr>
+          <w:rFonts w:ascii="Courier New" w:eastAsia="Times New Roman" w:hAnsi="Courier New" w:cs="Courier New"/>
+          <w:color w:val="000000"/>
+          <w:lang w:eastAsia="ru-RU"/>
+        </w:rPr>
+      </w:pPr>
+      <w:r>
+        <w:rPr>
+          <w:rFonts w:ascii="Courier New" w:eastAsia="Times New Roman" w:hAnsi="Courier New" w:cs="Courier New"/>
+          <w:color w:val="000000"/>
+          <w:lang w:eastAsia="ru-RU"/>
+        </w:rPr>
+        <w:t>Нет такого варианта ответа</w:t>
+      </w:r>
+    </w:p>
+    <w:p>
+      <w:pPr>
+        <w:numPr>
+          <w:ilvl w:val="0"/>
+          <w:numId w:val="7"/>
+        </w:numPr>
+        <w:spacing w:before="100" w:beforeAutospacing="1" w:after="100" w:afterAutospacing="1"/>
+        <w:rPr>
+          <w:rFonts w:ascii="Courier New" w:eastAsia="Times New Roman" w:hAnsi="Courier New" w:cs="Courier New"/>
+          <w:color w:val="000000"/>
+          <w:lang w:eastAsia="ru-RU"/>
+        </w:rPr>
+      </w:pPr>
+      <w:r>
+        <w:rPr>
+          <w:rFonts w:ascii="Courier New" w:eastAsia="Times New Roman" w:hAnsi="Courier New" w:cs="Courier New"/>
+          <w:color w:val="000000"/>
+          <w:lang w:eastAsia="ru-RU"/>
+        </w:rPr>
+        <w:t>Какое свойство задает класс элемента?</w:t>
+      </w:r>
+    </w:p>
+    <w:p>
+      <w:pPr>
+        <w:spacing w:before="100" w:beforeAutospacing="1" w:after="100" w:afterAutospacing="1"/>
+        <w:ind w:left="720"/>
+        <w:rPr>
+          <w:rFonts w:ascii="Courier New" w:eastAsia="Times New Roman" w:hAnsi="Courier New" w:cs="Courier New"/>
+          <w:color w:val="000000"/>
+          <w:lang w:eastAsia="ru-RU"/>
+        </w:rPr>
+      </w:pPr>
+      <w:r>
+        <w:rPr>
+          <w:rFonts w:ascii="Courier New" w:eastAsia="Times New Roman" w:hAnsi="Courier New" w:cs="Courier New"/>
+          <w:b/>
+          <w:bCs/>
+          <w:color w:val="000000"/>
+          <w:lang w:eastAsia="ru-RU"/>
+        </w:rPr>
+        <w:t>Ответ:</w:t>
+      </w:r>
+      <w:r>
+        <w:rPr>
+          <w:rFonts w:ascii="Courier New" w:eastAsia="Times New Roman" w:hAnsi="Courier New" w:cs="Courier New"/>
+          <w:b/>
+          <w:bCs/>
+          <w:color w:val="000000"/>
+          <w:lang w:eastAsia="ru-RU"/>
+        </w:rPr>
+        <w:t xml:space="preserve"> </w:t>
+      </w:r>
+      <w:proofErr w:type="spellStart"/>
+      <w:r>
+        <w:rPr>
+          <w:rStyle w:val="notion-enable-hover"/>
+          <w:rFonts w:ascii="Menlo" w:hAnsi="Menlo" w:cs="Menlo"/>
+          <w:b/>
+          <w:bCs/>
+          <w:color w:val="000000" w:themeColor="text1"/>
+          <w:sz w:val="20"/>
+          <w:szCs w:val="20"/>
+        </w:rPr>
+        <w:t>classList</w:t>
+      </w:r>
+      <w:proofErr w:type="spellEnd"/>
+    </w:p>
+    <w:p>
+      <w:pPr>
+        <w:numPr>
+          <w:ilvl w:val="0"/>
+          <w:numId w:val="7"/>
+        </w:numPr>
+        <w:spacing w:before="100" w:beforeAutospacing="1" w:after="100" w:afterAutospacing="1"/>
+        <w:rPr>
+          <w:rFonts w:ascii="Courier New" w:eastAsia="Times New Roman" w:hAnsi="Courier New" w:cs="Courier New"/>
+          <w:color w:val="000000"/>
+          <w:lang w:eastAsia="ru-RU"/>
+        </w:rPr>
+      </w:pPr>
+      <w:r>
+        <w:rPr>
+          <w:rFonts w:ascii="Courier New" w:eastAsia="Times New Roman" w:hAnsi="Courier New" w:cs="Courier New"/>
+          <w:color w:val="000000"/>
+          <w:lang w:eastAsia="ru-RU"/>
+        </w:rPr>
+        <w:t>Для чего используется запись: </w:t>
+      </w:r>
+      <w:proofErr w:type="spellStart"/>
+      <w:proofErr w:type="gramStart"/>
+      <w:r>
+        <w:rPr>
+          <w:rFonts w:ascii="Courier New" w:eastAsia="Times New Roman" w:hAnsi="Courier New" w:cs="Courier New"/>
+          <w:color w:val="000000"/>
+          <w:lang w:eastAsia="ru-RU"/>
+        </w:rPr>
+        <w:t>setAttribute</w:t>
+      </w:r>
+      <w:proofErr w:type="spellEnd"/>
+      <w:r>
+        <w:rPr>
+          <w:rFonts w:ascii="Courier New" w:eastAsia="Times New Roman" w:hAnsi="Courier New" w:cs="Courier New"/>
+          <w:color w:val="000000"/>
+          <w:lang w:eastAsia="ru-RU"/>
+        </w:rPr>
+        <w:t>(</w:t>
+      </w:r>
+      <w:proofErr w:type="spellStart"/>
+      <w:proofErr w:type="gramEnd"/>
+      <w:r>
+        <w:rPr>
+          <w:rFonts w:ascii="Courier New" w:eastAsia="Times New Roman" w:hAnsi="Courier New" w:cs="Courier New"/>
+          <w:color w:val="000000"/>
+          <w:lang w:eastAsia="ru-RU"/>
+        </w:rPr>
+        <w:t>name</w:t>
+      </w:r>
+      <w:proofErr w:type="spellEnd"/>
+      <w:r>
+        <w:rPr>
+          <w:rFonts w:ascii="Courier New" w:eastAsia="Times New Roman" w:hAnsi="Courier New" w:cs="Courier New"/>
+          <w:color w:val="000000"/>
+          <w:lang w:eastAsia="ru-RU"/>
+        </w:rPr>
+        <w:t xml:space="preserve">, </w:t>
+      </w:r>
+      <w:proofErr w:type="spellStart"/>
+      <w:r>
+        <w:rPr>
+          <w:rFonts w:ascii="Courier New" w:eastAsia="Times New Roman" w:hAnsi="Courier New" w:cs="Courier New"/>
+          <w:color w:val="000000"/>
+          <w:lang w:eastAsia="ru-RU"/>
+        </w:rPr>
+        <w:t>value</w:t>
+      </w:r>
+      <w:proofErr w:type="spellEnd"/>
+      <w:r>
+        <w:rPr>
+          <w:rFonts w:ascii="Courier New" w:eastAsia="Times New Roman" w:hAnsi="Courier New" w:cs="Courier New"/>
+          <w:color w:val="000000"/>
+          <w:lang w:eastAsia="ru-RU"/>
+        </w:rPr>
+        <w:t>)?</w:t>
+      </w:r>
+    </w:p>
+    <w:p>
+      <w:pPr>
+        <w:spacing w:before="100" w:beforeAutospacing="1" w:after="100" w:afterAutospacing="1"/>
+        <w:ind w:left="708" w:firstLine="12"/>
+        <w:rPr>
+          <w:rFonts w:ascii="Courier New" w:eastAsia="Times New Roman" w:hAnsi="Courier New" w:cs="Courier New"/>
+          <w:b/>
+          <w:bCs/>
+          <w:color w:val="000000"/>
+          <w:lang w:eastAsia="ru-RU"/>
+        </w:rPr>
+      </w:pPr>
+      <w:r>
+        <w:rPr>
+          <w:rFonts w:ascii="Courier New" w:eastAsia="Times New Roman" w:hAnsi="Courier New" w:cs="Courier New"/>
+          <w:b/>
+          <w:bCs/>
+          <w:color w:val="000000"/>
+          <w:lang w:eastAsia="ru-RU"/>
+        </w:rPr>
+        <w:t>Ответ</w:t>
+      </w:r>
+      <w:proofErr w:type="gramStart"/>
+      <w:r>
+        <w:rPr>
+          <w:rFonts w:ascii="Courier New" w:eastAsia="Times New Roman" w:hAnsi="Courier New" w:cs="Courier New"/>
+          <w:b/>
+          <w:bCs/>
+          <w:color w:val="000000"/>
+          <w:lang w:eastAsia="ru-RU"/>
+        </w:rPr>
+        <w:t>:</w:t>
+      </w:r>
+      <w:r>
+        <w:rPr>
+          <w:rFonts w:ascii="Courier New" w:eastAsia="Times New Roman" w:hAnsi="Courier New" w:cs="Courier New"/>
+          <w:b/>
+          <w:bCs/>
+          <w:color w:val="000000"/>
+          <w:lang w:eastAsia="ru-RU"/>
+        </w:rPr>
+        <w:t xml:space="preserve"> </w:t>
+      </w:r>
+      <w:r>
+        <w:rPr>
+          <w:rFonts w:ascii="Courier New" w:hAnsi="Courier New" w:cs="Courier New"/>
+          <w:b/>
+          <w:bCs/>
+          <w:color w:val="000000"/>
+        </w:rPr>
+        <w:t>Для</w:t>
+      </w:r>
+      <w:proofErr w:type="gramEnd"/>
+      <w:r>
+        <w:rPr>
+          <w:rFonts w:ascii="Courier New" w:hAnsi="Courier New" w:cs="Courier New"/>
+          <w:b/>
+          <w:bCs/>
+          <w:color w:val="000000"/>
+        </w:rPr>
+        <w:t xml:space="preserve"> изменения</w:t>
+      </w:r>
+      <w:r>
+        <w:rPr>
+          <w:rFonts w:ascii="Courier New" w:hAnsi="Courier New" w:cs="Courier New"/>
+          <w:b/>
+          <w:bCs/>
+          <w:color w:val="000000"/>
+        </w:rPr>
+        <w:t xml:space="preserve"> значени</w:t>
+      </w:r>
+      <w:r>
+        <w:rPr>
+          <w:rFonts w:ascii="Courier New" w:hAnsi="Courier New" w:cs="Courier New"/>
+          <w:b/>
+          <w:bCs/>
+          <w:color w:val="000000"/>
+        </w:rPr>
+        <w:t>я</w:t>
+      </w:r>
+      <w:r>
+        <w:rPr>
+          <w:rFonts w:ascii="Courier New" w:hAnsi="Courier New" w:cs="Courier New"/>
+          <w:b/>
+          <w:bCs/>
+          <w:color w:val="000000"/>
+        </w:rPr>
+        <w:t xml:space="preserve"> атрибута</w:t>
+      </w:r>
+      <w:r>
+        <w:rPr>
+          <w:rFonts w:ascii="Courier New" w:hAnsi="Courier New" w:cs="Courier New"/>
+          <w:b/>
+          <w:bCs/>
+          <w:color w:val="000000"/>
+        </w:rPr>
+        <w:t>.</w:t>
+      </w:r>
+    </w:p>
+    <w:p>
+      <w:pPr>
+        <w:numPr>
+          <w:ilvl w:val="0"/>
+          <w:numId w:val="7"/>
+        </w:numPr>
+        <w:spacing w:before="100" w:beforeAutospacing="1" w:after="100" w:afterAutospacing="1"/>
+        <w:rPr>
+          <w:rFonts w:ascii="Courier New" w:eastAsia="Times New Roman" w:hAnsi="Courier New" w:cs="Courier New"/>
+          <w:color w:val="000000"/>
+          <w:lang w:eastAsia="ru-RU"/>
+        </w:rPr>
+      </w:pPr>
+      <w:r>
+        <w:rPr>
+          <w:rFonts w:ascii="Courier New" w:eastAsia="Times New Roman" w:hAnsi="Courier New" w:cs="Courier New"/>
+          <w:color w:val="000000"/>
+          <w:lang w:eastAsia="ru-RU"/>
+        </w:rPr>
+        <w:t>Назовите метод добавления текста к документу.</w:t>
+      </w:r>
+    </w:p>
+    <w:p>
+      <w:pPr>
+        <w:spacing w:before="100" w:beforeAutospacing="1" w:after="100" w:afterAutospacing="1"/>
+        <w:ind w:left="708"/>
+        <w:rPr>
+          <w:rFonts w:ascii="Courier New" w:eastAsia="Times New Roman" w:hAnsi="Courier New" w:cs="Courier New"/>
+          <w:b/>
+          <w:bCs/>
+          <w:color w:val="000000" w:themeColor="text1"/>
+          <w:lang w:eastAsia="ru-RU"/>
+        </w:rPr>
+      </w:pPr>
+      <w:r>
+        <w:rPr>
+          <w:rFonts w:ascii="Courier New" w:hAnsi="Courier New" w:cs="Courier New"/>
+          <w:b/>
+          <w:bCs/>
+          <w:color w:val="000000" w:themeColor="text1"/>
+        </w:rPr>
+        <w:t>Метод</w:t>
+      </w:r>
+      <w:r>
+        <w:rPr>
+          <w:rStyle w:val="apple-converted-space"/>
+          <w:rFonts w:ascii="Courier New" w:hAnsi="Courier New" w:cs="Courier New"/>
+          <w:b/>
+          <w:bCs/>
+          <w:color w:val="000000" w:themeColor="text1"/>
+        </w:rPr>
+        <w:t> </w:t>
+      </w:r>
+      <w:proofErr w:type="spellStart"/>
+      <w:r>
+        <w:rPr>
+          <w:rStyle w:val="notion-enable-hover"/>
+          <w:rFonts w:ascii="Courier New" w:hAnsi="Courier New" w:cs="Courier New"/>
+          <w:b/>
+          <w:bCs/>
+          <w:color w:val="000000" w:themeColor="text1"/>
+        </w:rPr>
+        <w:t>append</w:t>
+      </w:r>
+      <w:proofErr w:type="spellEnd"/>
+    </w:p>
+    <w:p>
+      <w:pPr>
+        <w:numPr>
+          <w:ilvl w:val="0"/>
+          <w:numId w:val="7"/>
+        </w:numPr>
+        <w:spacing w:before="100" w:beforeAutospacing="1" w:after="100" w:afterAutospacing="1"/>
+        <w:rPr>
+          <w:rFonts w:ascii="Courier New" w:eastAsia="Times New Roman" w:hAnsi="Courier New" w:cs="Courier New"/>
+          <w:color w:val="000000"/>
+          <w:lang w:eastAsia="ru-RU"/>
+        </w:rPr>
+      </w:pPr>
+      <w:r>
+        <w:rPr>
+          <w:rFonts w:ascii="Courier New" w:eastAsia="Times New Roman" w:hAnsi="Courier New" w:cs="Courier New"/>
+          <w:color w:val="000000"/>
+          <w:lang w:eastAsia="ru-RU"/>
+        </w:rPr>
+        <w:t xml:space="preserve">Как получить HTML-содержимое DOM-элемента </w:t>
+      </w:r>
+      <w:proofErr w:type="spellStart"/>
+      <w:r>
+        <w:rPr>
+          <w:rFonts w:ascii="Courier New" w:eastAsia="Times New Roman" w:hAnsi="Courier New" w:cs="Courier New"/>
+          <w:color w:val="000000"/>
+          <w:lang w:eastAsia="ru-RU"/>
+        </w:rPr>
+        <w:t>elem</w:t>
+      </w:r>
+      <w:proofErr w:type="spellEnd"/>
+      <w:r>
+        <w:rPr>
+          <w:rFonts w:ascii="Courier New" w:eastAsia="Times New Roman" w:hAnsi="Courier New" w:cs="Courier New"/>
+          <w:color w:val="000000"/>
+          <w:lang w:eastAsia="ru-RU"/>
+        </w:rPr>
+        <w:t>?</w:t>
+      </w:r>
+    </w:p>
+    <w:p>
+      <w:pPr>
+        <w:spacing w:before="100" w:beforeAutospacing="1" w:after="100" w:afterAutospacing="1"/>
+        <w:ind w:left="708"/>
+        <w:rPr>
+          <w:rFonts w:ascii="Courier New" w:eastAsia="Times New Roman" w:hAnsi="Courier New" w:cs="Courier New"/>
+          <w:color w:val="000000" w:themeColor="text1"/>
+          <w:lang w:eastAsia="ru-RU"/>
+        </w:rPr>
+      </w:pPr>
+      <w:r>
+        <w:rPr>
+          <w:rFonts w:ascii="Courier New" w:eastAsia="Times New Roman" w:hAnsi="Courier New" w:cs="Courier New"/>
+          <w:b/>
+          <w:bCs/>
+          <w:color w:val="000000"/>
+          <w:lang w:eastAsia="ru-RU"/>
+        </w:rPr>
+        <w:t>Ответ:</w:t>
+      </w:r>
+      <w:r>
+        <w:rPr>
+          <w:rFonts w:ascii="Courier New" w:eastAsia="Times New Roman" w:hAnsi="Courier New" w:cs="Courier New"/>
+          <w:b/>
+          <w:bCs/>
+          <w:color w:val="000000"/>
+          <w:lang w:eastAsia="ru-RU"/>
+        </w:rPr>
+        <w:t xml:space="preserve"> </w:t>
+      </w:r>
+      <w:r>
+        <w:rPr>
+          <w:rFonts w:ascii="Courier New" w:hAnsi="Courier New" w:cs="Courier New"/>
+          <w:b/>
+          <w:bCs/>
+          <w:color w:val="000000"/>
+        </w:rPr>
+        <w:t xml:space="preserve">С помощью </w:t>
+      </w:r>
+      <w:proofErr w:type="gramStart"/>
+      <w:r>
+        <w:rPr>
+          <w:rFonts w:ascii="Courier New" w:hAnsi="Courier New" w:cs="Courier New"/>
+          <w:b/>
+          <w:bCs/>
+          <w:color w:val="000000" w:themeColor="text1"/>
+        </w:rPr>
+        <w:t>с</w:t>
+      </w:r>
+      <w:r>
+        <w:rPr>
+          <w:rStyle w:val="notion-enable-hover"/>
+          <w:rFonts w:ascii="Courier New" w:hAnsi="Courier New" w:cs="Courier New"/>
+          <w:b/>
+          <w:bCs/>
+          <w:color w:val="000000" w:themeColor="text1"/>
+        </w:rPr>
+        <w:t>войств</w:t>
+      </w:r>
+      <w:r>
+        <w:rPr>
+          <w:rStyle w:val="apple-converted-space"/>
+          <w:rFonts w:ascii="Courier New" w:hAnsi="Courier New" w:cs="Courier New"/>
+          <w:b/>
+          <w:bCs/>
+          <w:color w:val="000000" w:themeColor="text1"/>
+          <w:lang w:val="en-US"/>
+        </w:rPr>
+        <w:t> </w:t>
+      </w:r>
+      <w:r>
+        <w:rPr>
+          <w:rStyle w:val="notion-enable-hover"/>
+          <w:rFonts w:ascii="Courier New" w:hAnsi="Courier New" w:cs="Courier New"/>
+          <w:b/>
+          <w:bCs/>
+          <w:color w:val="000000" w:themeColor="text1"/>
+        </w:rPr>
+        <w:t>.</w:t>
+      </w:r>
+      <w:proofErr w:type="spellStart"/>
+      <w:r>
+        <w:rPr>
+          <w:rStyle w:val="notion-enable-hover"/>
+          <w:rFonts w:ascii="Courier New" w:hAnsi="Courier New" w:cs="Courier New"/>
+          <w:b/>
+          <w:bCs/>
+          <w:color w:val="000000" w:themeColor="text1"/>
+          <w:lang w:val="en-US"/>
+        </w:rPr>
+        <w:t>innerHTML</w:t>
+      </w:r>
+      <w:proofErr w:type="spellEnd"/>
+      <w:proofErr w:type="gramEnd"/>
+      <w:r>
+        <w:rPr>
+          <w:rStyle w:val="apple-converted-space"/>
+          <w:rFonts w:ascii="Courier New" w:hAnsi="Courier New" w:cs="Courier New"/>
+          <w:b/>
+          <w:bCs/>
+          <w:color w:val="000000" w:themeColor="text1"/>
+          <w:lang w:val="en-US"/>
+        </w:rPr>
+        <w:t> </w:t>
+      </w:r>
+      <w:r>
+        <w:rPr>
+          <w:rStyle w:val="notion-enable-hover"/>
+          <w:rFonts w:ascii="Courier New" w:hAnsi="Courier New" w:cs="Courier New"/>
+          <w:b/>
+          <w:bCs/>
+          <w:color w:val="000000" w:themeColor="text1"/>
+        </w:rPr>
+        <w:t>и</w:t>
+      </w:r>
+      <w:r>
+        <w:rPr>
+          <w:rStyle w:val="apple-converted-space"/>
+          <w:rFonts w:ascii="Courier New" w:hAnsi="Courier New" w:cs="Courier New"/>
+          <w:b/>
+          <w:bCs/>
+          <w:color w:val="000000" w:themeColor="text1"/>
+          <w:lang w:val="en-US"/>
+        </w:rPr>
+        <w:t> </w:t>
+      </w:r>
+      <w:r>
+        <w:rPr>
+          <w:rStyle w:val="notion-enable-hover"/>
+          <w:rFonts w:ascii="Courier New" w:hAnsi="Courier New" w:cs="Courier New"/>
+          <w:b/>
+          <w:bCs/>
+          <w:color w:val="000000" w:themeColor="text1"/>
+        </w:rPr>
+        <w:t>.</w:t>
+      </w:r>
+      <w:proofErr w:type="spellStart"/>
+      <w:r>
+        <w:rPr>
+          <w:rStyle w:val="notion-enable-hover"/>
+          <w:rFonts w:ascii="Courier New" w:hAnsi="Courier New" w:cs="Courier New"/>
+          <w:b/>
+          <w:bCs/>
+          <w:color w:val="000000" w:themeColor="text1"/>
+          <w:lang w:val="en-US"/>
+        </w:rPr>
+        <w:t>textContent</w:t>
+      </w:r>
+      <w:proofErr w:type="spellEnd"/>
+    </w:p>
+    <w:p>
+      <w:pPr>
+        <w:numPr>
+          <w:ilvl w:val="0"/>
+          <w:numId w:val="7"/>
+        </w:numPr>
+        <w:spacing w:before="100" w:beforeAutospacing="1" w:after="100" w:afterAutospacing="1"/>
+        <w:rPr>
+          <w:rFonts w:ascii="Courier New" w:eastAsia="Times New Roman" w:hAnsi="Courier New" w:cs="Courier New"/>
+          <w:color w:val="000000"/>
+          <w:lang w:eastAsia="ru-RU"/>
+        </w:rPr>
+      </w:pPr>
+      <w:r>
+        <w:rPr>
+          <w:rFonts w:ascii="Courier New" w:eastAsia="Times New Roman" w:hAnsi="Courier New" w:cs="Courier New"/>
+          <w:color w:val="000000"/>
+          <w:lang w:eastAsia="ru-RU"/>
+        </w:rPr>
+        <w:lastRenderedPageBreak/>
+        <w:t>Что такое объект события и какие у него могут быть свойства?</w:t>
+      </w:r>
+    </w:p>
+    <w:p>
+      <w:pPr>
+        <w:pStyle w:val="a5"/>
+        <w:rPr>
+          <w:rFonts w:ascii="Courier New" w:eastAsia="Times New Roman" w:hAnsi="Courier New" w:cs="Courier New"/>
+          <w:color w:val="000000" w:themeColor="text1"/>
+          <w:sz w:val="22"/>
+          <w:szCs w:val="22"/>
+          <w:lang w:eastAsia="ru-RU"/>
+        </w:rPr>
+      </w:pPr>
+      <w:r>
+        <w:rPr>
+          <w:rFonts w:ascii="Courier New" w:eastAsia="Times New Roman" w:hAnsi="Courier New" w:cs="Courier New"/>
+          <w:b/>
+          <w:bCs/>
+          <w:color w:val="000000" w:themeColor="text1"/>
+          <w:sz w:val="22"/>
+          <w:szCs w:val="22"/>
+          <w:lang w:eastAsia="ru-RU"/>
+        </w:rPr>
+        <w:t>Объект</w:t>
+      </w:r>
+      <w:r>
+        <w:rPr>
+          <w:rFonts w:ascii="Courier New" w:eastAsia="Times New Roman" w:hAnsi="Courier New" w:cs="Courier New"/>
+          <w:color w:val="000000" w:themeColor="text1"/>
+          <w:sz w:val="22"/>
+          <w:szCs w:val="22"/>
+          <w:lang w:eastAsia="ru-RU"/>
+        </w:rPr>
+        <w:t> события описывает </w:t>
+      </w:r>
+      <w:r>
+        <w:rPr>
+          <w:rFonts w:ascii="Courier New" w:eastAsia="Times New Roman" w:hAnsi="Courier New" w:cs="Courier New"/>
+          <w:b/>
+          <w:bCs/>
+          <w:color w:val="000000" w:themeColor="text1"/>
+          <w:sz w:val="22"/>
+          <w:szCs w:val="22"/>
+          <w:lang w:eastAsia="ru-RU"/>
+        </w:rPr>
+        <w:t>событие</w:t>
+      </w:r>
+      <w:r>
+        <w:rPr>
+          <w:rFonts w:ascii="Courier New" w:eastAsia="Times New Roman" w:hAnsi="Courier New" w:cs="Courier New"/>
+          <w:color w:val="000000" w:themeColor="text1"/>
+          <w:sz w:val="22"/>
+          <w:szCs w:val="22"/>
+          <w:lang w:eastAsia="ru-RU"/>
+        </w:rPr>
+        <w:t>, произошедшее на странице. Одной из причин возникновения </w:t>
+      </w:r>
+      <w:r>
+        <w:rPr>
+          <w:rFonts w:ascii="Courier New" w:eastAsia="Times New Roman" w:hAnsi="Courier New" w:cs="Courier New"/>
+          <w:b/>
+          <w:bCs/>
+          <w:color w:val="000000" w:themeColor="text1"/>
+          <w:sz w:val="22"/>
+          <w:szCs w:val="22"/>
+          <w:lang w:eastAsia="ru-RU"/>
+        </w:rPr>
+        <w:t>событий</w:t>
+      </w:r>
+      <w:r>
+        <w:rPr>
+          <w:rFonts w:ascii="Courier New" w:eastAsia="Times New Roman" w:hAnsi="Courier New" w:cs="Courier New"/>
+          <w:color w:val="000000" w:themeColor="text1"/>
+          <w:sz w:val="22"/>
+          <w:szCs w:val="22"/>
+          <w:lang w:eastAsia="ru-RU"/>
+        </w:rPr>
+        <w:t xml:space="preserve"> являются действия пользователя, такие как клики мышкой или ввод с клавиатуры, а именно какие координаты указателя мыши или какая клавиша нажата и </w:t>
+      </w:r>
+      <w:proofErr w:type="spellStart"/>
+      <w:r>
+        <w:rPr>
+          <w:rFonts w:ascii="Courier New" w:eastAsia="Times New Roman" w:hAnsi="Courier New" w:cs="Courier New"/>
+          <w:color w:val="000000" w:themeColor="text1"/>
+          <w:sz w:val="22"/>
+          <w:szCs w:val="22"/>
+          <w:lang w:eastAsia="ru-RU"/>
+        </w:rPr>
+        <w:t>тд</w:t>
+      </w:r>
+      <w:proofErr w:type="spellEnd"/>
+      <w:r>
+        <w:rPr>
+          <w:rFonts w:ascii="Courier New" w:eastAsia="Times New Roman" w:hAnsi="Courier New" w:cs="Courier New"/>
+          <w:color w:val="000000" w:themeColor="text1"/>
+          <w:sz w:val="22"/>
+          <w:szCs w:val="22"/>
+          <w:lang w:eastAsia="ru-RU"/>
+        </w:rPr>
+        <w:t>.</w:t>
+      </w:r>
+    </w:p>
+    <w:p>
+      <w:pPr>
+        <w:pStyle w:val="a5"/>
+        <w:rPr>
+          <w:rFonts w:ascii="Courier New" w:eastAsia="Times New Roman" w:hAnsi="Courier New" w:cs="Courier New"/>
+          <w:color w:val="000000" w:themeColor="text1"/>
+          <w:sz w:val="22"/>
+          <w:szCs w:val="22"/>
+          <w:lang w:eastAsia="ru-RU"/>
+        </w:rPr>
+      </w:pPr>
+    </w:p>
+    <w:p>
+      <w:pPr>
+        <w:pStyle w:val="a3"/>
+        <w:spacing w:before="0" w:beforeAutospacing="0" w:after="0" w:afterAutospacing="0"/>
+        <w:ind w:left="720"/>
+        <w:rPr>
+          <w:rFonts w:ascii="Courier New" w:hAnsi="Courier New" w:cs="Courier New"/>
+          <w:color w:val="000000" w:themeColor="text1"/>
+          <w:sz w:val="22"/>
+          <w:szCs w:val="22"/>
+        </w:rPr>
+      </w:pPr>
+      <w:r>
+        <w:rPr>
+          <w:rFonts w:ascii="Courier New" w:hAnsi="Courier New" w:cs="Courier New"/>
+          <w:color w:val="000000" w:themeColor="text1"/>
+          <w:sz w:val="22"/>
+          <w:szCs w:val="22"/>
+        </w:rPr>
+        <w:t>Некоторые свойства объекта </w:t>
+      </w:r>
+      <w:proofErr w:type="spellStart"/>
+      <w:r>
+        <w:rPr>
+          <w:rStyle w:val="HTML1"/>
+          <w:color w:val="000000" w:themeColor="text1"/>
+          <w:sz w:val="22"/>
+          <w:szCs w:val="22"/>
+        </w:rPr>
+        <w:t>event</w:t>
+      </w:r>
+      <w:proofErr w:type="spellEnd"/>
+      <w:r>
+        <w:rPr>
+          <w:rFonts w:ascii="Courier New" w:hAnsi="Courier New" w:cs="Courier New"/>
+          <w:color w:val="000000" w:themeColor="text1"/>
+          <w:sz w:val="22"/>
+          <w:szCs w:val="22"/>
+        </w:rPr>
+        <w:t>:</w:t>
+      </w:r>
+    </w:p>
+    <w:p>
+      <w:pPr>
+        <w:pStyle w:val="a3"/>
+        <w:spacing w:before="0" w:beforeAutospacing="0" w:after="0" w:afterAutospacing="0"/>
+        <w:ind w:left="720"/>
+        <w:rPr>
+          <w:rFonts w:ascii="Courier New" w:hAnsi="Courier New" w:cs="Courier New"/>
+          <w:color w:val="000000" w:themeColor="text1"/>
+          <w:sz w:val="22"/>
+          <w:szCs w:val="22"/>
+        </w:rPr>
+      </w:pPr>
+      <w:proofErr w:type="spellStart"/>
+      <w:proofErr w:type="gramStart"/>
+      <w:r>
+        <w:rPr>
+          <w:rStyle w:val="HTML1"/>
+          <w:color w:val="000000" w:themeColor="text1"/>
+          <w:sz w:val="22"/>
+          <w:szCs w:val="22"/>
+        </w:rPr>
+        <w:t>event.type</w:t>
+      </w:r>
+      <w:proofErr w:type="spellEnd"/>
+      <w:proofErr w:type="gramEnd"/>
+      <w:r>
+        <w:rPr>
+          <w:rFonts w:ascii="Courier New" w:hAnsi="Courier New" w:cs="Courier New"/>
+          <w:color w:val="000000" w:themeColor="text1"/>
+          <w:sz w:val="22"/>
+          <w:szCs w:val="22"/>
+        </w:rPr>
+        <w:t xml:space="preserve"> - тип события</w:t>
+      </w:r>
+    </w:p>
+    <w:p>
+      <w:pPr>
+        <w:pStyle w:val="a3"/>
+        <w:spacing w:before="0" w:beforeAutospacing="0" w:after="0" w:afterAutospacing="0"/>
+        <w:ind w:left="720"/>
+        <w:rPr>
+          <w:rFonts w:ascii="Courier New" w:hAnsi="Courier New" w:cs="Courier New"/>
+          <w:color w:val="000000" w:themeColor="text1"/>
+          <w:sz w:val="22"/>
+          <w:szCs w:val="22"/>
+        </w:rPr>
+      </w:pPr>
+      <w:proofErr w:type="spellStart"/>
+      <w:proofErr w:type="gramStart"/>
+      <w:r>
+        <w:rPr>
+          <w:rStyle w:val="HTML1"/>
+          <w:color w:val="000000" w:themeColor="text1"/>
+          <w:sz w:val="22"/>
+          <w:szCs w:val="22"/>
+        </w:rPr>
+        <w:t>event.currentTarget</w:t>
+      </w:r>
+      <w:proofErr w:type="spellEnd"/>
+      <w:proofErr w:type="gramEnd"/>
+      <w:r>
+        <w:rPr>
+          <w:rFonts w:ascii="Courier New" w:hAnsi="Courier New" w:cs="Courier New"/>
+          <w:color w:val="000000" w:themeColor="text1"/>
+          <w:sz w:val="22"/>
+          <w:szCs w:val="22"/>
+        </w:rPr>
+        <w:t xml:space="preserve">- элемент, на котором сработал обработчик. </w:t>
+      </w:r>
+    </w:p>
+    <w:p>
+      <w:pPr>
+        <w:pStyle w:val="a3"/>
+        <w:spacing w:before="0" w:beforeAutospacing="0" w:after="0" w:afterAutospacing="0"/>
+        <w:ind w:left="720"/>
+        <w:rPr>
+          <w:rFonts w:ascii="Courier New" w:hAnsi="Courier New" w:cs="Courier New"/>
+          <w:color w:val="000000" w:themeColor="text1"/>
+          <w:sz w:val="22"/>
+          <w:szCs w:val="22"/>
+        </w:rPr>
+      </w:pPr>
+      <w:proofErr w:type="spellStart"/>
+      <w:proofErr w:type="gramStart"/>
+      <w:r>
+        <w:rPr>
+          <w:rStyle w:val="HTML1"/>
+          <w:color w:val="000000" w:themeColor="text1"/>
+          <w:sz w:val="22"/>
+          <w:szCs w:val="22"/>
+        </w:rPr>
+        <w:t>event.clientX</w:t>
+      </w:r>
+      <w:proofErr w:type="spellEnd"/>
+      <w:proofErr w:type="gramEnd"/>
+      <w:r>
+        <w:rPr>
+          <w:rStyle w:val="HTML1"/>
+          <w:color w:val="000000" w:themeColor="text1"/>
+          <w:sz w:val="22"/>
+          <w:szCs w:val="22"/>
+        </w:rPr>
+        <w:t xml:space="preserve"> / </w:t>
+      </w:r>
+      <w:proofErr w:type="spellStart"/>
+      <w:r>
+        <w:rPr>
+          <w:rStyle w:val="HTML1"/>
+          <w:color w:val="000000" w:themeColor="text1"/>
+          <w:sz w:val="22"/>
+          <w:szCs w:val="22"/>
+        </w:rPr>
+        <w:t>event.clientY</w:t>
+      </w:r>
+      <w:proofErr w:type="spellEnd"/>
+      <w:r>
+        <w:rPr>
+          <w:rFonts w:ascii="Courier New" w:hAnsi="Courier New" w:cs="Courier New"/>
+          <w:color w:val="000000" w:themeColor="text1"/>
+          <w:sz w:val="22"/>
+          <w:szCs w:val="22"/>
+        </w:rPr>
+        <w:t>- координаты курсора в момент клика относительно окна, для событий мыши.</w:t>
+      </w:r>
+    </w:p>
+    <w:p>
+      <w:pPr>
+        <w:numPr>
+          <w:ilvl w:val="0"/>
+          <w:numId w:val="7"/>
+        </w:numPr>
+        <w:spacing w:before="100" w:beforeAutospacing="1" w:after="100" w:afterAutospacing="1"/>
+        <w:rPr>
+          <w:rFonts w:ascii="Courier New" w:eastAsia="Times New Roman" w:hAnsi="Courier New" w:cs="Courier New"/>
+          <w:color w:val="000000"/>
+          <w:lang w:eastAsia="ru-RU"/>
+        </w:rPr>
+      </w:pPr>
+      <w:r>
+        <w:rPr>
+          <w:rFonts w:ascii="Courier New" w:eastAsia="Times New Roman" w:hAnsi="Courier New" w:cs="Courier New"/>
+          <w:color w:val="000000"/>
+          <w:lang w:eastAsia="ru-RU"/>
+        </w:rPr>
+        <w:t>Что такое BOM и DOM?</w:t>
+      </w:r>
+    </w:p>
+    <w:p>
+      <w:pPr>
+        <w:spacing w:before="100" w:beforeAutospacing="1" w:after="100" w:afterAutospacing="1"/>
+        <w:ind w:left="720"/>
+        <w:rPr>
+          <w:rFonts w:ascii="Courier New" w:hAnsi="Courier New" w:cs="Courier New"/>
+          <w:b/>
+          <w:bCs/>
+          <w:color w:val="000000"/>
+        </w:rPr>
+      </w:pPr>
+      <w:r>
+        <w:rPr>
+          <w:rFonts w:ascii="Courier New" w:hAnsi="Courier New" w:cs="Courier New"/>
+          <w:b/>
+          <w:bCs/>
+          <w:color w:val="000000"/>
+        </w:rPr>
+        <w:t>BOM</w:t>
+      </w:r>
+      <w:r>
+        <w:rPr>
+          <w:rFonts w:ascii="Courier New" w:hAnsi="Courier New" w:cs="Courier New"/>
+          <w:b/>
+          <w:bCs/>
+          <w:color w:val="000000"/>
+        </w:rPr>
+        <w:t xml:space="preserve"> </w:t>
+      </w:r>
+      <w:r>
+        <w:rPr>
+          <w:rFonts w:ascii="Courier New" w:hAnsi="Courier New" w:cs="Courier New"/>
+          <w:b/>
+          <w:bCs/>
+          <w:color w:val="000000"/>
+        </w:rPr>
+        <w:t>(</w:t>
+      </w:r>
+      <w:proofErr w:type="spellStart"/>
+      <w:r>
+        <w:rPr>
+          <w:rFonts w:ascii="Courier New" w:hAnsi="Courier New" w:cs="Courier New"/>
+          <w:b/>
+          <w:bCs/>
+          <w:color w:val="000000"/>
+        </w:rPr>
+        <w:t>Browser</w:t>
+      </w:r>
+      <w:proofErr w:type="spellEnd"/>
+      <w:r>
+        <w:rPr>
+          <w:rFonts w:ascii="Courier New" w:hAnsi="Courier New" w:cs="Courier New"/>
+          <w:b/>
+          <w:bCs/>
+          <w:color w:val="000000"/>
+        </w:rPr>
+        <w:t xml:space="preserve"> Object Model)</w:t>
+      </w:r>
+      <w:r>
+        <w:rPr>
+          <w:rFonts w:ascii="Courier New" w:hAnsi="Courier New" w:cs="Courier New"/>
+          <w:b/>
+          <w:bCs/>
+          <w:color w:val="000000"/>
+        </w:rPr>
+        <w:t xml:space="preserve"> </w:t>
+      </w:r>
+      <w:r>
+        <w:rPr>
+          <w:rFonts w:ascii="Courier New" w:hAnsi="Courier New" w:cs="Courier New"/>
+          <w:b/>
+          <w:bCs/>
+          <w:color w:val="000000"/>
+        </w:rPr>
+        <w:t>Объектная модель браузера — это дополнительные объекты, предоставляемые браузером (окружением), чтобы работать со всем, кроме документа.</w:t>
+      </w:r>
+    </w:p>
+    <w:p>
+      <w:pPr>
+        <w:spacing w:before="100" w:beforeAutospacing="1" w:after="100" w:afterAutospacing="1"/>
+        <w:ind w:left="720"/>
+        <w:rPr>
+          <w:rFonts w:ascii="Courier New" w:eastAsia="Times New Roman" w:hAnsi="Courier New" w:cs="Courier New"/>
+          <w:b/>
+          <w:bCs/>
+          <w:color w:val="000000"/>
+          <w:lang w:eastAsia="ru-RU"/>
+        </w:rPr>
+      </w:pPr>
+      <w:r>
+        <w:rPr>
+          <w:rFonts w:ascii="Courier New" w:hAnsi="Courier New" w:cs="Courier New"/>
+          <w:b/>
+          <w:bCs/>
+          <w:color w:val="000000"/>
+        </w:rPr>
+        <w:t>DOM (Document Object Model) — это специальная древовидная структура, которая позволяет управлять HTML-разметкой из JavaScript-кода. Управление обычно состоит из добавления и удаления элементов, изменения их стилей и содержимого</w:t>
+      </w:r>
+      <w:r>
+        <w:rPr>
+          <w:rFonts w:ascii="Courier New" w:hAnsi="Courier New" w:cs="Courier New"/>
+          <w:b/>
+          <w:bCs/>
+          <w:color w:val="000000"/>
+        </w:rPr>
+        <w:t>.</w:t>
+      </w:r>
+    </w:p>
+    <w:p>
+      <w:pPr>
+        <w:spacing w:before="100" w:beforeAutospacing="1" w:after="100" w:afterAutospacing="1"/>
+        <w:rPr>
+          <w:rFonts w:ascii="Courier New" w:eastAsia="Times New Roman" w:hAnsi="Courier New" w:cs="Courier New"/>
+          <w:color w:val="000000"/>
+          <w:lang w:eastAsia="ru-RU"/>
+        </w:rPr>
+      </w:pPr>
+    </w:p>
+    <w:p>
+      <w:pPr>
+        <w:numPr>
+          <w:ilvl w:val="0"/>
+          <w:numId w:val="7"/>
+        </w:numPr>
+        <w:spacing w:before="100" w:beforeAutospacing="1" w:after="100" w:afterAutospacing="1"/>
+        <w:rPr>
+          <w:rFonts w:ascii="Courier New" w:eastAsia="Times New Roman" w:hAnsi="Courier New" w:cs="Courier New"/>
+          <w:color w:val="000000"/>
+          <w:lang w:eastAsia="ru-RU"/>
+        </w:rPr>
+      </w:pPr>
+      <w:r>
+        <w:rPr>
+          <w:rFonts w:ascii="Courier New" w:eastAsia="Times New Roman" w:hAnsi="Courier New" w:cs="Courier New"/>
+          <w:color w:val="000000"/>
+          <w:lang w:eastAsia="ru-RU"/>
+        </w:rPr>
+        <w:t>Есть вот такая страница:</w:t>
       </w:r>
     </w:p>
     <w:p>
@@ -1914,6 +2388,14 @@
           <w:lang w:eastAsia="ru-RU"/>
         </w:rPr>
       </w:pPr>
+      <w:r>
+        <w:rPr>
+          <w:rFonts w:ascii="Courier New" w:eastAsia="Times New Roman" w:hAnsi="Courier New" w:cs="Courier New"/>
+          <w:color w:val="000000"/>
+          <w:lang w:eastAsia="ru-RU"/>
+        </w:rPr>
+        <w:t>&lt;!DOCTYPE HTML&gt;</w:t>
+      </w:r>
     </w:p>
     <w:p>
       <w:pPr>
@@ -1957,7 +2439,7 @@
           <w:color w:val="000000"/>
           <w:lang w:eastAsia="ru-RU"/>
         </w:rPr>
-        <w:t>body</w:t>
+        <w:t>html</w:t>
       </w:r>
       <w:proofErr w:type="spellEnd"/>
       <w:r>
@@ -1996,69 +2478,6 @@
           <w:lang w:eastAsia="ru-RU"/>
         </w:rPr>
       </w:pPr>
-      <w:r>
-        <w:rPr>
-          <w:rFonts w:ascii="Courier New" w:eastAsia="Times New Roman" w:hAnsi="Courier New" w:cs="Courier New"/>
-          <w:color w:val="000000"/>
-          <w:lang w:eastAsia="ru-RU"/>
-        </w:rPr>
-        <w:tab/>
-        <w:t>&lt;</w:t>
-      </w:r>
-      <w:proofErr w:type="spellStart"/>
-      <w:r>
-        <w:rPr>
-          <w:rFonts w:ascii="Courier New" w:eastAsia="Times New Roman" w:hAnsi="Courier New" w:cs="Courier New"/>
-          <w:color w:val="000000"/>
-          <w:lang w:eastAsia="ru-RU"/>
-        </w:rPr>
-        <w:t>form</w:t>
-      </w:r>
-      <w:proofErr w:type="spellEnd"/>
-      <w:r>
-        <w:rPr>
-          <w:rFonts w:ascii="Courier New" w:eastAsia="Times New Roman" w:hAnsi="Courier New" w:cs="Courier New"/>
-          <w:color w:val="000000"/>
-          <w:lang w:eastAsia="ru-RU"/>
-        </w:rPr>
-        <w:t xml:space="preserve"> </w:t>
-      </w:r>
-      <w:proofErr w:type="spellStart"/>
-      <w:r>
-        <w:rPr>
-          <w:rFonts w:ascii="Courier New" w:eastAsia="Times New Roman" w:hAnsi="Courier New" w:cs="Courier New"/>
-          <w:color w:val="000000"/>
-          <w:lang w:eastAsia="ru-RU"/>
-        </w:rPr>
-        <w:t>name</w:t>
-      </w:r>
-      <w:proofErr w:type="spellEnd"/>
-      <w:r>
-        <w:rPr>
-          <w:rFonts w:ascii="Courier New" w:eastAsia="Times New Roman" w:hAnsi="Courier New" w:cs="Courier New"/>
-          <w:color w:val="000000"/>
-          <w:lang w:eastAsia="ru-RU"/>
-        </w:rPr>
-        <w:t>="</w:t>
-      </w:r>
-      <w:proofErr w:type="spellStart"/>
-      <w:r>
-        <w:rPr>
-          <w:rFonts w:ascii="Courier New" w:eastAsia="Times New Roman" w:hAnsi="Courier New" w:cs="Courier New"/>
-          <w:color w:val="000000"/>
-          <w:lang w:eastAsia="ru-RU"/>
-        </w:rPr>
-        <w:t>search</w:t>
-      </w:r>
-      <w:proofErr w:type="spellEnd"/>
-      <w:r>
-        <w:rPr>
-          <w:rFonts w:ascii="Courier New" w:eastAsia="Times New Roman" w:hAnsi="Courier New" w:cs="Courier New"/>
-          <w:color w:val="000000"/>
-          <w:lang w:eastAsia="ru-RU"/>
-        </w:rPr>
-        <w:t>"&gt;</w:t>
-      </w:r>
     </w:p>
     <w:p>
       <w:pPr>
@@ -2093,15 +2512,6 @@
           <w:color w:val="000000"/>
           <w:lang w:eastAsia="ru-RU"/>
         </w:rPr>
-        <w:tab/>
-      </w:r>
-      <w:r>
-        <w:rPr>
-          <w:rFonts w:ascii="Courier New" w:eastAsia="Times New Roman" w:hAnsi="Courier New" w:cs="Courier New"/>
-          <w:color w:val="000000"/>
-          <w:lang w:eastAsia="ru-RU"/>
-        </w:rPr>
-        <w:tab/>
         <w:t>&lt;</w:t>
       </w:r>
       <w:proofErr w:type="spellStart"/>
@@ -2111,7 +2521,7 @@
           <w:color w:val="000000"/>
           <w:lang w:eastAsia="ru-RU"/>
         </w:rPr>
-        <w:t>label</w:t>
+        <w:t>body</w:t>
       </w:r>
       <w:proofErr w:type="spellEnd"/>
       <w:r>
@@ -2120,7 +2530,7 @@
           <w:color w:val="000000"/>
           <w:lang w:eastAsia="ru-RU"/>
         </w:rPr>
-        <w:t>&gt;Поиск:</w:t>
+        <w:t>&gt;</w:t>
       </w:r>
     </w:p>
     <w:p>
@@ -2147,33 +2557,71 @@
         <w:rPr>
           <w:rFonts w:ascii="Courier New" w:eastAsia="Times New Roman" w:hAnsi="Courier New" w:cs="Courier New"/>
           <w:color w:val="000000"/>
-          <w:lang w:val="en-US" w:eastAsia="ru-RU"/>
-        </w:rPr>
-      </w:pPr>
-      <w:r>
-        <w:rPr>
-          <w:rFonts w:ascii="Courier New" w:eastAsia="Times New Roman" w:hAnsi="Courier New" w:cs="Courier New"/>
-          <w:color w:val="000000"/>
-          <w:lang w:val="en-US" w:eastAsia="ru-RU"/>
-        </w:rPr>
-        <w:tab/>
-      </w:r>
-      <w:r>
-        <w:rPr>
-          <w:rFonts w:ascii="Courier New" w:eastAsia="Times New Roman" w:hAnsi="Courier New" w:cs="Courier New"/>
-          <w:color w:val="000000"/>
-          <w:lang w:val="en-US" w:eastAsia="ru-RU"/>
-        </w:rPr>
-        <w:tab/>
-      </w:r>
-      <w:r>
-        <w:rPr>
-          <w:rFonts w:ascii="Courier New" w:eastAsia="Times New Roman" w:hAnsi="Courier New" w:cs="Courier New"/>
-          <w:color w:val="000000"/>
-          <w:lang w:val="en-US" w:eastAsia="ru-RU"/>
-        </w:rPr>
-        <w:tab/>
-        <w:t>&lt;input type="text" name="search"&gt; &lt;/label&gt;</w:t>
+          <w:lang w:eastAsia="ru-RU"/>
+        </w:rPr>
+      </w:pPr>
+      <w:r>
+        <w:rPr>
+          <w:rFonts w:ascii="Courier New" w:eastAsia="Times New Roman" w:hAnsi="Courier New" w:cs="Courier New"/>
+          <w:color w:val="000000"/>
+          <w:lang w:eastAsia="ru-RU"/>
+        </w:rPr>
+        <w:tab/>
+        <w:t>&lt;</w:t>
+      </w:r>
+      <w:proofErr w:type="spellStart"/>
+      <w:r>
+        <w:rPr>
+          <w:rFonts w:ascii="Courier New" w:eastAsia="Times New Roman" w:hAnsi="Courier New" w:cs="Courier New"/>
+          <w:color w:val="000000"/>
+          <w:lang w:eastAsia="ru-RU"/>
+        </w:rPr>
+        <w:t>form</w:t>
+      </w:r>
+      <w:proofErr w:type="spellEnd"/>
+      <w:r>
+        <w:rPr>
+          <w:rFonts w:ascii="Courier New" w:eastAsia="Times New Roman" w:hAnsi="Courier New" w:cs="Courier New"/>
+          <w:color w:val="000000"/>
+          <w:lang w:eastAsia="ru-RU"/>
+        </w:rPr>
+        <w:t xml:space="preserve"> </w:t>
+      </w:r>
+      <w:proofErr w:type="spellStart"/>
+      <w:r>
+        <w:rPr>
+          <w:rFonts w:ascii="Courier New" w:eastAsia="Times New Roman" w:hAnsi="Courier New" w:cs="Courier New"/>
+          <w:color w:val="000000"/>
+          <w:lang w:eastAsia="ru-RU"/>
+        </w:rPr>
+        <w:t>name</w:t>
+      </w:r>
+      <w:proofErr w:type="spellEnd"/>
+      <w:r>
+        <w:rPr>
+          <w:rFonts w:ascii="Courier New" w:eastAsia="Times New Roman" w:hAnsi="Courier New" w:cs="Courier New"/>
+          <w:color w:val="000000"/>
+          <w:lang w:eastAsia="ru-RU"/>
+        </w:rPr>
+        <w:t>="</w:t>
+      </w:r>
+      <w:proofErr w:type="spellStart"/>
+      <w:r>
+        <w:rPr>
+          <w:rFonts w:ascii="Courier New" w:eastAsia="Times New Roman" w:hAnsi="Courier New" w:cs="Courier New"/>
+          <w:color w:val="000000"/>
+          <w:lang w:eastAsia="ru-RU"/>
+        </w:rPr>
+        <w:t>search</w:t>
+      </w:r>
+      <w:proofErr w:type="spellEnd"/>
+      <w:r>
+        <w:rPr>
+          <w:rFonts w:ascii="Courier New" w:eastAsia="Times New Roman" w:hAnsi="Courier New" w:cs="Courier New"/>
+          <w:color w:val="000000"/>
+          <w:lang w:eastAsia="ru-RU"/>
+        </w:rPr>
+        <w:t>"&gt;</w:t>
       </w:r>
     </w:p>
     <w:p>
@@ -2200,33 +2648,43 @@
         <w:rPr>
           <w:rFonts w:ascii="Courier New" w:eastAsia="Times New Roman" w:hAnsi="Courier New" w:cs="Courier New"/>
           <w:color w:val="000000"/>
-          <w:lang w:val="en-US" w:eastAsia="ru-RU"/>
-        </w:rPr>
-      </w:pPr>
-      <w:r>
-        <w:rPr>
-          <w:rFonts w:ascii="Courier New" w:eastAsia="Times New Roman" w:hAnsi="Courier New" w:cs="Courier New"/>
-          <w:color w:val="000000"/>
-          <w:lang w:val="en-US" w:eastAsia="ru-RU"/>
-        </w:rPr>
-        <w:tab/>
-      </w:r>
-      <w:r>
-        <w:rPr>
-          <w:rFonts w:ascii="Courier New" w:eastAsia="Times New Roman" w:hAnsi="Courier New" w:cs="Courier New"/>
-          <w:color w:val="000000"/>
-          <w:lang w:val="en-US" w:eastAsia="ru-RU"/>
-        </w:rPr>
-        <w:tab/>
-        <w:t xml:space="preserve">&lt;input type="submit" value="Search!"&gt; </w:t>
-      </w:r>
-      <w:r>
-        <w:rPr>
-          <w:rFonts w:ascii="Courier New" w:eastAsia="Times New Roman" w:hAnsi="Courier New" w:cs="Courier New"/>
-          <w:color w:val="000000"/>
-          <w:lang w:val="en-US" w:eastAsia="ru-RU"/>
-        </w:rPr>
-        <w:t>&lt;/form&gt;</w:t>
+          <w:lang w:eastAsia="ru-RU"/>
+        </w:rPr>
+      </w:pPr>
+      <w:r>
+        <w:rPr>
+          <w:rFonts w:ascii="Courier New" w:eastAsia="Times New Roman" w:hAnsi="Courier New" w:cs="Courier New"/>
+          <w:color w:val="000000"/>
+          <w:lang w:eastAsia="ru-RU"/>
+        </w:rPr>
+        <w:tab/>
+      </w:r>
+      <w:r>
+        <w:rPr>
+          <w:rFonts w:ascii="Courier New" w:eastAsia="Times New Roman" w:hAnsi="Courier New" w:cs="Courier New"/>
+          <w:color w:val="000000"/>
+          <w:lang w:eastAsia="ru-RU"/>
+        </w:rPr>
+        <w:tab/>
+        <w:t>&lt;</w:t>
+      </w:r>
+      <w:proofErr w:type="spellStart"/>
+      <w:r>
+        <w:rPr>
+          <w:rFonts w:ascii="Courier New" w:eastAsia="Times New Roman" w:hAnsi="Courier New" w:cs="Courier New"/>
+          <w:color w:val="000000"/>
+          <w:lang w:eastAsia="ru-RU"/>
+        </w:rPr>
+        <w:t>label</w:t>
+      </w:r>
+      <w:proofErr w:type="spellEnd"/>
+      <w:r>
+        <w:rPr>
+          <w:rFonts w:ascii="Courier New" w:eastAsia="Times New Roman" w:hAnsi="Courier New" w:cs="Courier New"/>
+          <w:color w:val="000000"/>
+          <w:lang w:eastAsia="ru-RU"/>
+        </w:rPr>
+        <w:t>&gt;Поиск:</w:t>
       </w:r>
     </w:p>
     <w:p>
@@ -2263,25 +2721,23 @@
           <w:lang w:val="en-US" w:eastAsia="ru-RU"/>
         </w:rPr>
         <w:tab/>
-        <w:t>&lt;</w:t>
-      </w:r>
-      <w:proofErr w:type="spellStart"/>
-      <w:r>
-        <w:rPr>
-          <w:rFonts w:ascii="Courier New" w:eastAsia="Times New Roman" w:hAnsi="Courier New" w:cs="Courier New"/>
-          <w:color w:val="000000"/>
-          <w:lang w:val="en-US" w:eastAsia="ru-RU"/>
-        </w:rPr>
-        <w:t>hr</w:t>
-      </w:r>
-      <w:proofErr w:type="spellEnd"/>
-      <w:r>
-        <w:rPr>
-          <w:rFonts w:ascii="Courier New" w:eastAsia="Times New Roman" w:hAnsi="Courier New" w:cs="Courier New"/>
-          <w:color w:val="000000"/>
-          <w:lang w:val="en-US" w:eastAsia="ru-RU"/>
-        </w:rPr>
-        <w:t>&gt;</w:t>
+      </w:r>
+      <w:r>
+        <w:rPr>
+          <w:rFonts w:ascii="Courier New" w:eastAsia="Times New Roman" w:hAnsi="Courier New" w:cs="Courier New"/>
+          <w:color w:val="000000"/>
+          <w:lang w:val="en-US" w:eastAsia="ru-RU"/>
+        </w:rPr>
+        <w:tab/>
+      </w:r>
+      <w:r>
+        <w:rPr>
+          <w:rFonts w:ascii="Courier New" w:eastAsia="Times New Roman" w:hAnsi="Courier New" w:cs="Courier New"/>
+          <w:color w:val="000000"/>
+          <w:lang w:val="en-US" w:eastAsia="ru-RU"/>
+        </w:rPr>
+        <w:tab/>
+        <w:t>&lt;input type="text" name="search"&gt; &lt;/label&gt;</w:t>
       </w:r>
     </w:p>
     <w:p>
@@ -2318,55 +2774,23 @@
           <w:lang w:val="en-US" w:eastAsia="ru-RU"/>
         </w:rPr>
         <w:tab/>
-        <w:t>&lt;form name="search-person"&gt;</w:t>
-      </w:r>
-      <w:r>
-        <w:rPr>
-          <w:rFonts w:ascii="Courier New" w:eastAsia="Times New Roman" w:hAnsi="Courier New" w:cs="Courier New"/>
-          <w:color w:val="000000"/>
-          <w:lang w:eastAsia="ru-RU"/>
-        </w:rPr>
-        <w:t>Поиск</w:t>
-      </w:r>
-      <w:r>
-        <w:rPr>
-          <w:rFonts w:ascii="Courier New" w:eastAsia="Times New Roman" w:hAnsi="Courier New" w:cs="Courier New"/>
-          <w:color w:val="000000"/>
-          <w:lang w:val="en-US" w:eastAsia="ru-RU"/>
-        </w:rPr>
-        <w:t xml:space="preserve"> </w:t>
-      </w:r>
-      <w:r>
-        <w:rPr>
-          <w:rFonts w:ascii="Courier New" w:eastAsia="Times New Roman" w:hAnsi="Courier New" w:cs="Courier New"/>
-          <w:color w:val="000000"/>
-          <w:lang w:eastAsia="ru-RU"/>
-        </w:rPr>
-        <w:t>по</w:t>
-      </w:r>
-      <w:r>
-        <w:rPr>
-          <w:rFonts w:ascii="Courier New" w:eastAsia="Times New Roman" w:hAnsi="Courier New" w:cs="Courier New"/>
-          <w:color w:val="000000"/>
-          <w:lang w:val="en-US" w:eastAsia="ru-RU"/>
-        </w:rPr>
-        <w:t xml:space="preserve"> </w:t>
-      </w:r>
-      <w:r>
-        <w:rPr>
-          <w:rFonts w:ascii="Courier New" w:eastAsia="Times New Roman" w:hAnsi="Courier New" w:cs="Courier New"/>
-          <w:color w:val="000000"/>
-          <w:lang w:eastAsia="ru-RU"/>
-        </w:rPr>
-        <w:t>посетителям</w:t>
-      </w:r>
-      <w:r>
-        <w:rPr>
-          <w:rFonts w:ascii="Courier New" w:eastAsia="Times New Roman" w:hAnsi="Courier New" w:cs="Courier New"/>
-          <w:color w:val="000000"/>
-          <w:lang w:val="en-US" w:eastAsia="ru-RU"/>
-        </w:rPr>
-        <w:t>:</w:t>
+      </w:r>
+      <w:r>
+        <w:rPr>
+          <w:rFonts w:ascii="Courier New" w:eastAsia="Times New Roman" w:hAnsi="Courier New" w:cs="Courier New"/>
+          <w:color w:val="000000"/>
+          <w:lang w:val="en-US" w:eastAsia="ru-RU"/>
+        </w:rPr>
+        <w:tab/>
+        <w:t xml:space="preserve">&lt;input type="submit" value="Search!"&gt; </w:t>
+      </w:r>
+      <w:r>
+        <w:rPr>
+          <w:rFonts w:ascii="Courier New" w:eastAsia="Times New Roman" w:hAnsi="Courier New" w:cs="Courier New"/>
+          <w:color w:val="000000"/>
+          <w:lang w:val="en-US" w:eastAsia="ru-RU"/>
+        </w:rPr>
+        <w:t>&lt;/form&gt;</w:t>
       </w:r>
     </w:p>
     <w:p>
@@ -2403,15 +2827,25 @@
           <w:lang w:val="en-US" w:eastAsia="ru-RU"/>
         </w:rPr>
         <w:tab/>
-      </w:r>
-      <w:r>
-        <w:rPr>
-          <w:rFonts w:ascii="Courier New" w:eastAsia="Times New Roman" w:hAnsi="Courier New" w:cs="Courier New"/>
-          <w:color w:val="000000"/>
-          <w:lang w:val="en-US" w:eastAsia="ru-RU"/>
-        </w:rPr>
-        <w:tab/>
-        <w:t>&lt;table id="age-table"&gt;</w:t>
+        <w:t>&lt;</w:t>
+      </w:r>
+      <w:proofErr w:type="spellStart"/>
+      <w:r>
+        <w:rPr>
+          <w:rFonts w:ascii="Courier New" w:eastAsia="Times New Roman" w:hAnsi="Courier New" w:cs="Courier New"/>
+          <w:color w:val="000000"/>
+          <w:lang w:val="en-US" w:eastAsia="ru-RU"/>
+        </w:rPr>
+        <w:t>hr</w:t>
+      </w:r>
+      <w:proofErr w:type="spellEnd"/>
+      <w:r>
+        <w:rPr>
+          <w:rFonts w:ascii="Courier New" w:eastAsia="Times New Roman" w:hAnsi="Courier New" w:cs="Courier New"/>
+          <w:color w:val="000000"/>
+          <w:lang w:val="en-US" w:eastAsia="ru-RU"/>
+        </w:rPr>
+        <w:t>&gt;</w:t>
       </w:r>
     </w:p>
     <w:p>
@@ -2448,23 +2882,55 @@
           <w:lang w:val="en-US" w:eastAsia="ru-RU"/>
         </w:rPr>
         <w:tab/>
-      </w:r>
-      <w:r>
-        <w:rPr>
-          <w:rFonts w:ascii="Courier New" w:eastAsia="Times New Roman" w:hAnsi="Courier New" w:cs="Courier New"/>
-          <w:color w:val="000000"/>
-          <w:lang w:val="en-US" w:eastAsia="ru-RU"/>
-        </w:rPr>
-        <w:tab/>
-      </w:r>
-      <w:r>
-        <w:rPr>
-          <w:rFonts w:ascii="Courier New" w:eastAsia="Times New Roman" w:hAnsi="Courier New" w:cs="Courier New"/>
-          <w:color w:val="000000"/>
-          <w:lang w:val="en-US" w:eastAsia="ru-RU"/>
-        </w:rPr>
-        <w:tab/>
-        <w:t>&lt;tr&gt;</w:t>
+        <w:t>&lt;form name="search-person"&gt;</w:t>
+      </w:r>
+      <w:r>
+        <w:rPr>
+          <w:rFonts w:ascii="Courier New" w:eastAsia="Times New Roman" w:hAnsi="Courier New" w:cs="Courier New"/>
+          <w:color w:val="000000"/>
+          <w:lang w:eastAsia="ru-RU"/>
+        </w:rPr>
+        <w:t>Поиск</w:t>
+      </w:r>
+      <w:r>
+        <w:rPr>
+          <w:rFonts w:ascii="Courier New" w:eastAsia="Times New Roman" w:hAnsi="Courier New" w:cs="Courier New"/>
+          <w:color w:val="000000"/>
+          <w:lang w:val="en-US" w:eastAsia="ru-RU"/>
+        </w:rPr>
+        <w:t xml:space="preserve"> </w:t>
+      </w:r>
+      <w:r>
+        <w:rPr>
+          <w:rFonts w:ascii="Courier New" w:eastAsia="Times New Roman" w:hAnsi="Courier New" w:cs="Courier New"/>
+          <w:color w:val="000000"/>
+          <w:lang w:eastAsia="ru-RU"/>
+        </w:rPr>
+        <w:t>по</w:t>
+      </w:r>
+      <w:r>
+        <w:rPr>
+          <w:rFonts w:ascii="Courier New" w:eastAsia="Times New Roman" w:hAnsi="Courier New" w:cs="Courier New"/>
+          <w:color w:val="000000"/>
+          <w:lang w:val="en-US" w:eastAsia="ru-RU"/>
+        </w:rPr>
+        <w:t xml:space="preserve"> </w:t>
+      </w:r>
+      <w:r>
+        <w:rPr>
+          <w:rFonts w:ascii="Courier New" w:eastAsia="Times New Roman" w:hAnsi="Courier New" w:cs="Courier New"/>
+          <w:color w:val="000000"/>
+          <w:lang w:eastAsia="ru-RU"/>
+        </w:rPr>
+        <w:t>посетителям</w:t>
+      </w:r>
+      <w:r>
+        <w:rPr>
+          <w:rFonts w:ascii="Courier New" w:eastAsia="Times New Roman" w:hAnsi="Courier New" w:cs="Courier New"/>
+          <w:color w:val="000000"/>
+          <w:lang w:val="en-US" w:eastAsia="ru-RU"/>
+        </w:rPr>
+        <w:t>:</w:t>
       </w:r>
     </w:p>
     <w:p>
@@ -2509,39 +2975,7 @@
           <w:lang w:val="en-US" w:eastAsia="ru-RU"/>
         </w:rPr>
         <w:tab/>
-      </w:r>
-      <w:r>
-        <w:rPr>
-          <w:rFonts w:ascii="Courier New" w:eastAsia="Times New Roman" w:hAnsi="Courier New" w:cs="Courier New"/>
-          <w:color w:val="000000"/>
-          <w:lang w:val="en-US" w:eastAsia="ru-RU"/>
-        </w:rPr>
-        <w:tab/>
-      </w:r>
-      <w:r>
-        <w:rPr>
-          <w:rFonts w:ascii="Courier New" w:eastAsia="Times New Roman" w:hAnsi="Courier New" w:cs="Courier New"/>
-          <w:color w:val="000000"/>
-          <w:lang w:val="en-US" w:eastAsia="ru-RU"/>
-        </w:rPr>
-        <w:tab/>
-        <w:t>&lt;td&gt;</w:t>
-      </w:r>
-      <w:r>
-        <w:rPr>
-          <w:rFonts w:ascii="Courier New" w:eastAsia="Times New Roman" w:hAnsi="Courier New" w:cs="Courier New"/>
-          <w:color w:val="000000"/>
-          <w:lang w:eastAsia="ru-RU"/>
-        </w:rPr>
-        <w:t>Возраст</w:t>
-      </w:r>
-      <w:r>
-        <w:rPr>
-          <w:rFonts w:ascii="Courier New" w:eastAsia="Times New Roman" w:hAnsi="Courier New" w:cs="Courier New"/>
-          <w:color w:val="000000"/>
-          <w:lang w:val="en-US" w:eastAsia="ru-RU"/>
-        </w:rPr>
-        <w:t>:&lt;/td&gt;</w:t>
+        <w:t>&lt;table id="age-table"&gt;</w:t>
       </w:r>
     </w:p>
     <w:p>
@@ -2594,15 +3028,7 @@
           <w:lang w:val="en-US" w:eastAsia="ru-RU"/>
         </w:rPr>
         <w:tab/>
-      </w:r>
-      <w:r>
-        <w:rPr>
-          <w:rFonts w:ascii="Courier New" w:eastAsia="Times New Roman" w:hAnsi="Courier New" w:cs="Courier New"/>
-          <w:color w:val="000000"/>
-          <w:lang w:val="en-US" w:eastAsia="ru-RU"/>
-        </w:rPr>
-        <w:tab/>
-        <w:t>&lt;td id="age-list"&gt;</w:t>
+        <w:t>&lt;tr&gt;</w:t>
       </w:r>
     </w:p>
     <w:p>
@@ -2663,15 +3089,23 @@
           <w:lang w:val="en-US" w:eastAsia="ru-RU"/>
         </w:rPr>
         <w:tab/>
-      </w:r>
-      <w:r>
-        <w:rPr>
-          <w:rFonts w:ascii="Courier New" w:eastAsia="Times New Roman" w:hAnsi="Courier New" w:cs="Courier New"/>
-          <w:color w:val="000000"/>
-          <w:lang w:val="en-US" w:eastAsia="ru-RU"/>
-        </w:rPr>
-        <w:tab/>
-        <w:t>&lt;label&gt;</w:t>
+        <w:t>&lt;td&gt;</w:t>
+      </w:r>
+      <w:r>
+        <w:rPr>
+          <w:rFonts w:ascii="Courier New" w:eastAsia="Times New Roman" w:hAnsi="Courier New" w:cs="Courier New"/>
+          <w:color w:val="000000"/>
+          <w:lang w:eastAsia="ru-RU"/>
+        </w:rPr>
+        <w:t>Возраст</w:t>
+      </w:r>
+      <w:r>
+        <w:rPr>
+          <w:rFonts w:ascii="Courier New" w:eastAsia="Times New Roman" w:hAnsi="Courier New" w:cs="Courier New"/>
+          <w:color w:val="000000"/>
+          <w:lang w:val="en-US" w:eastAsia="ru-RU"/>
+        </w:rPr>
+        <w:t>:&lt;/td&gt;</w:t>
       </w:r>
     </w:p>
     <w:p>
@@ -2732,39 +3166,7 @@
           <w:lang w:val="en-US" w:eastAsia="ru-RU"/>
         </w:rPr>
         <w:tab/>
-      </w:r>
-      <w:r>
-        <w:rPr>
-          <w:rFonts w:ascii="Courier New" w:eastAsia="Times New Roman" w:hAnsi="Courier New" w:cs="Courier New"/>
-          <w:color w:val="000000"/>
-          <w:lang w:val="en-US" w:eastAsia="ru-RU"/>
-        </w:rPr>
-        <w:tab/>
-      </w:r>
-      <w:r>
-        <w:rPr>
-          <w:rFonts w:ascii="Courier New" w:eastAsia="Times New Roman" w:hAnsi="Courier New" w:cs="Courier New"/>
-          <w:color w:val="000000"/>
-          <w:lang w:val="en-US" w:eastAsia="ru-RU"/>
-        </w:rPr>
-        <w:tab/>
-        <w:t>&lt;input type="radio" name="age" value="young"&gt;</w:t>
-      </w:r>
-      <w:r>
-        <w:rPr>
-          <w:rFonts w:ascii="Courier New" w:eastAsia="Times New Roman" w:hAnsi="Courier New" w:cs="Courier New"/>
-          <w:color w:val="000000"/>
-          <w:lang w:eastAsia="ru-RU"/>
-        </w:rPr>
-        <w:t>до</w:t>
-      </w:r>
-      <w:r>
-        <w:rPr>
-          <w:rFonts w:ascii="Courier New" w:eastAsia="Times New Roman" w:hAnsi="Courier New" w:cs="Courier New"/>
-          <w:color w:val="000000"/>
-          <w:lang w:val="en-US" w:eastAsia="ru-RU"/>
-        </w:rPr>
-        <w:t xml:space="preserve"> 18&lt;/label&gt;</w:t>
+        <w:t>&lt;td id="age-list"&gt;</w:t>
       </w:r>
     </w:p>
     <w:p>
@@ -2833,13 +3235,6 @@
           <w:lang w:val="en-US" w:eastAsia="ru-RU"/>
         </w:rPr>
         <w:tab/>
-      </w:r>
-      <w:r>
-        <w:rPr>
-          <w:rFonts w:ascii="Courier New" w:eastAsia="Times New Roman" w:hAnsi="Courier New" w:cs="Courier New"/>
-          <w:color w:val="000000"/>
-          <w:lang w:val="en-US" w:eastAsia="ru-RU"/>
-        </w:rPr>
         <w:t>&lt;label&gt;</w:t>
       </w:r>
     </w:p>
@@ -2917,23 +3312,23 @@
           <w:lang w:val="en-US" w:eastAsia="ru-RU"/>
         </w:rPr>
         <w:tab/>
-        <w:t>&lt;input type="radio"</w:t>
-      </w:r>
-      <w:r>
-        <w:rPr>
-          <w:rFonts w:ascii="Courier New" w:eastAsia="Times New Roman" w:hAnsi="Courier New" w:cs="Courier New"/>
-          <w:color w:val="000000"/>
-          <w:lang w:val="en-US" w:eastAsia="ru-RU"/>
-        </w:rPr>
-        <w:t xml:space="preserve"> </w:t>
-      </w:r>
-      <w:r>
-        <w:rPr>
-          <w:rFonts w:ascii="Courier New" w:eastAsia="Times New Roman" w:hAnsi="Courier New" w:cs="Courier New"/>
-          <w:color w:val="000000"/>
-          <w:lang w:val="en-US" w:eastAsia="ru-RU"/>
-        </w:rPr>
-        <w:t>name="age" value="mature"&gt;18-50&lt;/label&gt;</w:t>
+        <w:t>&lt;input type="radio" name="age" value="young"&gt;</w:t>
+      </w:r>
+      <w:r>
+        <w:rPr>
+          <w:rFonts w:ascii="Courier New" w:eastAsia="Times New Roman" w:hAnsi="Courier New" w:cs="Courier New"/>
+          <w:color w:val="000000"/>
+          <w:lang w:eastAsia="ru-RU"/>
+        </w:rPr>
+        <w:t>до</w:t>
+      </w:r>
+      <w:r>
+        <w:rPr>
+          <w:rFonts w:ascii="Courier New" w:eastAsia="Times New Roman" w:hAnsi="Courier New" w:cs="Courier New"/>
+          <w:color w:val="000000"/>
+          <w:lang w:val="en-US" w:eastAsia="ru-RU"/>
+        </w:rPr>
+        <w:t xml:space="preserve"> 18&lt;/label&gt;</w:t>
       </w:r>
     </w:p>
     <w:p>
@@ -3086,23 +3481,23 @@
           <w:lang w:val="en-US" w:eastAsia="ru-RU"/>
         </w:rPr>
         <w:tab/>
-        <w:t>&lt;input type="radio" name="age" value="senior"&gt;</w:t>
-      </w:r>
-      <w:r>
-        <w:rPr>
-          <w:rFonts w:ascii="Courier New" w:eastAsia="Times New Roman" w:hAnsi="Courier New" w:cs="Courier New"/>
-          <w:color w:val="000000"/>
-          <w:lang w:eastAsia="ru-RU"/>
-        </w:rPr>
-        <w:t>старше</w:t>
-      </w:r>
-      <w:r>
-        <w:rPr>
-          <w:rFonts w:ascii="Courier New" w:eastAsia="Times New Roman" w:hAnsi="Courier New" w:cs="Courier New"/>
-          <w:color w:val="000000"/>
-          <w:lang w:val="en-US" w:eastAsia="ru-RU"/>
-        </w:rPr>
-        <w:t xml:space="preserve"> 50&lt;/label&gt;</w:t>
+        <w:t>&lt;input type="radio"</w:t>
+      </w:r>
+      <w:r>
+        <w:rPr>
+          <w:rFonts w:ascii="Courier New" w:eastAsia="Times New Roman" w:hAnsi="Courier New" w:cs="Courier New"/>
+          <w:color w:val="000000"/>
+          <w:lang w:val="en-US" w:eastAsia="ru-RU"/>
+        </w:rPr>
+        <w:t xml:space="preserve"> </w:t>
+      </w:r>
+      <w:r>
+        <w:rPr>
+          <w:rFonts w:ascii="Courier New" w:eastAsia="Times New Roman" w:hAnsi="Courier New" w:cs="Courier New"/>
+          <w:color w:val="000000"/>
+          <w:lang w:val="en-US" w:eastAsia="ru-RU"/>
+        </w:rPr>
+        <w:t>name="age" value="mature"&gt;18-50&lt;/label&gt;</w:t>
       </w:r>
     </w:p>
     <w:p>
@@ -3129,66 +3524,56 @@
         <w:rPr>
           <w:rFonts w:ascii="Courier New" w:eastAsia="Times New Roman" w:hAnsi="Courier New" w:cs="Courier New"/>
           <w:color w:val="000000"/>
-          <w:lang w:eastAsia="ru-RU"/>
-        </w:rPr>
-      </w:pPr>
-      <w:r>
-        <w:rPr>
-          <w:rFonts w:ascii="Courier New" w:eastAsia="Times New Roman" w:hAnsi="Courier New" w:cs="Courier New"/>
-          <w:color w:val="000000"/>
-          <w:lang w:val="en-US" w:eastAsia="ru-RU"/>
-        </w:rPr>
-        <w:tab/>
-      </w:r>
-      <w:r>
-        <w:rPr>
-          <w:rFonts w:ascii="Courier New" w:eastAsia="Times New Roman" w:hAnsi="Courier New" w:cs="Courier New"/>
-          <w:color w:val="000000"/>
-          <w:lang w:val="en-US" w:eastAsia="ru-RU"/>
-        </w:rPr>
-        <w:tab/>
-      </w:r>
-      <w:r>
-        <w:rPr>
-          <w:rFonts w:ascii="Courier New" w:eastAsia="Times New Roman" w:hAnsi="Courier New" w:cs="Courier New"/>
-          <w:color w:val="000000"/>
-          <w:lang w:val="en-US" w:eastAsia="ru-RU"/>
-        </w:rPr>
-        <w:tab/>
-      </w:r>
-      <w:r>
-        <w:rPr>
-          <w:rFonts w:ascii="Courier New" w:eastAsia="Times New Roman" w:hAnsi="Courier New" w:cs="Courier New"/>
-          <w:color w:val="000000"/>
-          <w:lang w:val="en-US" w:eastAsia="ru-RU"/>
-        </w:rPr>
-        <w:tab/>
-      </w:r>
-      <w:r>
-        <w:rPr>
-          <w:rFonts w:ascii="Courier New" w:eastAsia="Times New Roman" w:hAnsi="Courier New" w:cs="Courier New"/>
-          <w:color w:val="000000"/>
-          <w:lang w:eastAsia="ru-RU"/>
-        </w:rPr>
-        <w:t>&lt;/</w:t>
-      </w:r>
-      <w:proofErr w:type="spellStart"/>
-      <w:r>
-        <w:rPr>
-          <w:rFonts w:ascii="Courier New" w:eastAsia="Times New Roman" w:hAnsi="Courier New" w:cs="Courier New"/>
-          <w:color w:val="000000"/>
-          <w:lang w:eastAsia="ru-RU"/>
-        </w:rPr>
-        <w:t>td</w:t>
-      </w:r>
-      <w:proofErr w:type="spellEnd"/>
-      <w:r>
-        <w:rPr>
-          <w:rFonts w:ascii="Courier New" w:eastAsia="Times New Roman" w:hAnsi="Courier New" w:cs="Courier New"/>
-          <w:color w:val="000000"/>
-          <w:lang w:eastAsia="ru-RU"/>
-        </w:rPr>
-        <w:t>&gt;</w:t>
+          <w:lang w:val="en-US" w:eastAsia="ru-RU"/>
+        </w:rPr>
+      </w:pPr>
+      <w:r>
+        <w:rPr>
+          <w:rFonts w:ascii="Courier New" w:eastAsia="Times New Roman" w:hAnsi="Courier New" w:cs="Courier New"/>
+          <w:color w:val="000000"/>
+          <w:lang w:val="en-US" w:eastAsia="ru-RU"/>
+        </w:rPr>
+        <w:tab/>
+      </w:r>
+      <w:r>
+        <w:rPr>
+          <w:rFonts w:ascii="Courier New" w:eastAsia="Times New Roman" w:hAnsi="Courier New" w:cs="Courier New"/>
+          <w:color w:val="000000"/>
+          <w:lang w:val="en-US" w:eastAsia="ru-RU"/>
+        </w:rPr>
+        <w:tab/>
+      </w:r>
+      <w:r>
+        <w:rPr>
+          <w:rFonts w:ascii="Courier New" w:eastAsia="Times New Roman" w:hAnsi="Courier New" w:cs="Courier New"/>
+          <w:color w:val="000000"/>
+          <w:lang w:val="en-US" w:eastAsia="ru-RU"/>
+        </w:rPr>
+        <w:tab/>
+      </w:r>
+      <w:r>
+        <w:rPr>
+          <w:rFonts w:ascii="Courier New" w:eastAsia="Times New Roman" w:hAnsi="Courier New" w:cs="Courier New"/>
+          <w:color w:val="000000"/>
+          <w:lang w:val="en-US" w:eastAsia="ru-RU"/>
+        </w:rPr>
+        <w:tab/>
+      </w:r>
+      <w:r>
+        <w:rPr>
+          <w:rFonts w:ascii="Courier New" w:eastAsia="Times New Roman" w:hAnsi="Courier New" w:cs="Courier New"/>
+          <w:color w:val="000000"/>
+          <w:lang w:val="en-US" w:eastAsia="ru-RU"/>
+        </w:rPr>
+        <w:tab/>
+      </w:r>
+      <w:r>
+        <w:rPr>
+          <w:rFonts w:ascii="Courier New" w:eastAsia="Times New Roman" w:hAnsi="Courier New" w:cs="Courier New"/>
+          <w:color w:val="000000"/>
+          <w:lang w:val="en-US" w:eastAsia="ru-RU"/>
+        </w:rPr>
+        <w:t>&lt;label&gt;</w:t>
       </w:r>
     </w:p>
     <w:p>
@@ -3215,51 +3600,73 @@
         <w:rPr>
           <w:rFonts w:ascii="Courier New" w:eastAsia="Times New Roman" w:hAnsi="Courier New" w:cs="Courier New"/>
           <w:color w:val="000000"/>
-          <w:lang w:eastAsia="ru-RU"/>
-        </w:rPr>
-      </w:pPr>
-      <w:r>
-        <w:rPr>
-          <w:rFonts w:ascii="Courier New" w:eastAsia="Times New Roman" w:hAnsi="Courier New" w:cs="Courier New"/>
-          <w:color w:val="000000"/>
-          <w:lang w:eastAsia="ru-RU"/>
-        </w:rPr>
-        <w:tab/>
-      </w:r>
-      <w:r>
-        <w:rPr>
-          <w:rFonts w:ascii="Courier New" w:eastAsia="Times New Roman" w:hAnsi="Courier New" w:cs="Courier New"/>
-          <w:color w:val="000000"/>
-          <w:lang w:eastAsia="ru-RU"/>
-        </w:rPr>
-        <w:tab/>
-      </w:r>
-      <w:r>
-        <w:rPr>
-          <w:rFonts w:ascii="Courier New" w:eastAsia="Times New Roman" w:hAnsi="Courier New" w:cs="Courier New"/>
-          <w:color w:val="000000"/>
-          <w:lang w:eastAsia="ru-RU"/>
-        </w:rPr>
-        <w:tab/>
-        <w:t>&lt;/</w:t>
-      </w:r>
-      <w:proofErr w:type="spellStart"/>
-      <w:r>
-        <w:rPr>
-          <w:rFonts w:ascii="Courier New" w:eastAsia="Times New Roman" w:hAnsi="Courier New" w:cs="Courier New"/>
-          <w:color w:val="000000"/>
-          <w:lang w:eastAsia="ru-RU"/>
-        </w:rPr>
-        <w:t>tr</w:t>
-      </w:r>
-      <w:proofErr w:type="spellEnd"/>
-      <w:r>
-        <w:rPr>
-          <w:rFonts w:ascii="Courier New" w:eastAsia="Times New Roman" w:hAnsi="Courier New" w:cs="Courier New"/>
-          <w:color w:val="000000"/>
-          <w:lang w:eastAsia="ru-RU"/>
-        </w:rPr>
-        <w:t>&gt;</w:t>
+          <w:lang w:val="en-US" w:eastAsia="ru-RU"/>
+        </w:rPr>
+      </w:pPr>
+      <w:r>
+        <w:rPr>
+          <w:rFonts w:ascii="Courier New" w:eastAsia="Times New Roman" w:hAnsi="Courier New" w:cs="Courier New"/>
+          <w:color w:val="000000"/>
+          <w:lang w:val="en-US" w:eastAsia="ru-RU"/>
+        </w:rPr>
+        <w:tab/>
+      </w:r>
+      <w:r>
+        <w:rPr>
+          <w:rFonts w:ascii="Courier New" w:eastAsia="Times New Roman" w:hAnsi="Courier New" w:cs="Courier New"/>
+          <w:color w:val="000000"/>
+          <w:lang w:val="en-US" w:eastAsia="ru-RU"/>
+        </w:rPr>
+        <w:tab/>
+      </w:r>
+      <w:r>
+        <w:rPr>
+          <w:rFonts w:ascii="Courier New" w:eastAsia="Times New Roman" w:hAnsi="Courier New" w:cs="Courier New"/>
+          <w:color w:val="000000"/>
+          <w:lang w:val="en-US" w:eastAsia="ru-RU"/>
+        </w:rPr>
+        <w:tab/>
+      </w:r>
+      <w:r>
+        <w:rPr>
+          <w:rFonts w:ascii="Courier New" w:eastAsia="Times New Roman" w:hAnsi="Courier New" w:cs="Courier New"/>
+          <w:color w:val="000000"/>
+          <w:lang w:val="en-US" w:eastAsia="ru-RU"/>
+        </w:rPr>
+        <w:tab/>
+      </w:r>
+      <w:r>
+        <w:rPr>
+          <w:rFonts w:ascii="Courier New" w:eastAsia="Times New Roman" w:hAnsi="Courier New" w:cs="Courier New"/>
+          <w:color w:val="000000"/>
+          <w:lang w:val="en-US" w:eastAsia="ru-RU"/>
+        </w:rPr>
+        <w:tab/>
+      </w:r>
+      <w:r>
+        <w:rPr>
+          <w:rFonts w:ascii="Courier New" w:eastAsia="Times New Roman" w:hAnsi="Courier New" w:cs="Courier New"/>
+          <w:color w:val="000000"/>
+          <w:lang w:val="en-US" w:eastAsia="ru-RU"/>
+        </w:rPr>
+        <w:tab/>
+        <w:t>&lt;input type="radio" name="age" value="senior"&gt;</w:t>
+      </w:r>
+      <w:r>
+        <w:rPr>
+          <w:rFonts w:ascii="Courier New" w:eastAsia="Times New Roman" w:hAnsi="Courier New" w:cs="Courier New"/>
+          <w:color w:val="000000"/>
+          <w:lang w:eastAsia="ru-RU"/>
+        </w:rPr>
+        <w:t>старше</w:t>
+      </w:r>
+      <w:r>
+        <w:rPr>
+          <w:rFonts w:ascii="Courier New" w:eastAsia="Times New Roman" w:hAnsi="Courier New" w:cs="Courier New"/>
+          <w:color w:val="000000"/>
+          <w:lang w:val="en-US" w:eastAsia="ru-RU"/>
+        </w:rPr>
+        <w:t xml:space="preserve"> 50&lt;/label&gt;</w:t>
       </w:r>
     </w:p>
     <w:p>
@@ -3293,26 +3700,41 @@
         <w:rPr>
           <w:rFonts w:ascii="Courier New" w:eastAsia="Times New Roman" w:hAnsi="Courier New" w:cs="Courier New"/>
           <w:color w:val="000000"/>
-          <w:lang w:eastAsia="ru-RU"/>
-        </w:rPr>
-        <w:tab/>
-      </w:r>
-      <w:r>
-        <w:rPr>
-          <w:rFonts w:ascii="Courier New" w:eastAsia="Times New Roman" w:hAnsi="Courier New" w:cs="Courier New"/>
-          <w:color w:val="000000"/>
-          <w:lang w:eastAsia="ru-RU"/>
-        </w:rPr>
-        <w:tab/>
-      </w:r>
-      <w:r>
-        <w:rPr>
-          <w:rFonts w:ascii="Courier New" w:eastAsia="Times New Roman" w:hAnsi="Courier New" w:cs="Courier New"/>
-          <w:color w:val="000000"/>
-          <w:lang w:eastAsia="ru-RU"/>
-        </w:rPr>
-        <w:tab/>
-        <w:t>&lt;</w:t>
+          <w:lang w:val="en-US" w:eastAsia="ru-RU"/>
+        </w:rPr>
+        <w:tab/>
+      </w:r>
+      <w:r>
+        <w:rPr>
+          <w:rFonts w:ascii="Courier New" w:eastAsia="Times New Roman" w:hAnsi="Courier New" w:cs="Courier New"/>
+          <w:color w:val="000000"/>
+          <w:lang w:val="en-US" w:eastAsia="ru-RU"/>
+        </w:rPr>
+        <w:tab/>
+      </w:r>
+      <w:r>
+        <w:rPr>
+          <w:rFonts w:ascii="Courier New" w:eastAsia="Times New Roman" w:hAnsi="Courier New" w:cs="Courier New"/>
+          <w:color w:val="000000"/>
+          <w:lang w:val="en-US" w:eastAsia="ru-RU"/>
+        </w:rPr>
+        <w:tab/>
+      </w:r>
+      <w:r>
+        <w:rPr>
+          <w:rFonts w:ascii="Courier New" w:eastAsia="Times New Roman" w:hAnsi="Courier New" w:cs="Courier New"/>
+          <w:color w:val="000000"/>
+          <w:lang w:val="en-US" w:eastAsia="ru-RU"/>
+        </w:rPr>
+        <w:tab/>
+      </w:r>
+      <w:r>
+        <w:rPr>
+          <w:rFonts w:ascii="Courier New" w:eastAsia="Times New Roman" w:hAnsi="Courier New" w:cs="Courier New"/>
+          <w:color w:val="000000"/>
+          <w:lang w:eastAsia="ru-RU"/>
+        </w:rPr>
+        <w:t>&lt;/</w:t>
       </w:r>
       <w:proofErr w:type="spellStart"/>
       <w:r>
@@ -3321,7 +3743,7 @@
           <w:color w:val="000000"/>
           <w:lang w:eastAsia="ru-RU"/>
         </w:rPr>
-        <w:t>tr</w:t>
+        <w:t>td</w:t>
       </w:r>
       <w:proofErr w:type="spellEnd"/>
       <w:r>
@@ -3383,15 +3805,7 @@
           <w:lang w:eastAsia="ru-RU"/>
         </w:rPr>
         <w:tab/>
-      </w:r>
-      <w:r>
-        <w:rPr>
-          <w:rFonts w:ascii="Courier New" w:eastAsia="Times New Roman" w:hAnsi="Courier New" w:cs="Courier New"/>
-          <w:color w:val="000000"/>
-          <w:lang w:eastAsia="ru-RU"/>
-        </w:rPr>
-        <w:tab/>
-        <w:t>&lt;</w:t>
+        <w:t>&lt;/</w:t>
       </w:r>
       <w:proofErr w:type="spellStart"/>
       <w:r>
@@ -3400,25 +3814,7 @@
           <w:color w:val="000000"/>
           <w:lang w:eastAsia="ru-RU"/>
         </w:rPr>
-        <w:t>td</w:t>
-      </w:r>
-      <w:proofErr w:type="spellEnd"/>
-      <w:r>
-        <w:rPr>
-          <w:rFonts w:ascii="Courier New" w:eastAsia="Times New Roman" w:hAnsi="Courier New" w:cs="Courier New"/>
-          <w:color w:val="000000"/>
-          <w:lang w:eastAsia="ru-RU"/>
-        </w:rPr>
-        <w:t>&gt;Дополнительно:&lt;/</w:t>
-      </w:r>
-      <w:proofErr w:type="spellStart"/>
-      <w:r>
-        <w:rPr>
-          <w:rFonts w:ascii="Courier New" w:eastAsia="Times New Roman" w:hAnsi="Courier New" w:cs="Courier New"/>
-          <w:color w:val="000000"/>
-          <w:lang w:eastAsia="ru-RU"/>
-        </w:rPr>
-        <w:t>td</w:t>
+        <w:t>tr</w:t>
       </w:r>
       <w:proofErr w:type="spellEnd"/>
       <w:r>
@@ -3454,48 +3850,52 @@
         <w:rPr>
           <w:rFonts w:ascii="Courier New" w:eastAsia="Times New Roman" w:hAnsi="Courier New" w:cs="Courier New"/>
           <w:color w:val="000000"/>
-          <w:lang w:val="en-US" w:eastAsia="ru-RU"/>
-        </w:rPr>
-      </w:pPr>
-      <w:r>
-        <w:rPr>
-          <w:rFonts w:ascii="Courier New" w:eastAsia="Times New Roman" w:hAnsi="Courier New" w:cs="Courier New"/>
-          <w:color w:val="000000"/>
-          <w:lang w:eastAsia="ru-RU"/>
-        </w:rPr>
-        <w:tab/>
-      </w:r>
-      <w:r>
-        <w:rPr>
-          <w:rFonts w:ascii="Courier New" w:eastAsia="Times New Roman" w:hAnsi="Courier New" w:cs="Courier New"/>
-          <w:color w:val="000000"/>
-          <w:lang w:eastAsia="ru-RU"/>
-        </w:rPr>
-        <w:tab/>
-      </w:r>
-      <w:r>
-        <w:rPr>
-          <w:rFonts w:ascii="Courier New" w:eastAsia="Times New Roman" w:hAnsi="Courier New" w:cs="Courier New"/>
-          <w:color w:val="000000"/>
-          <w:lang w:eastAsia="ru-RU"/>
-        </w:rPr>
-        <w:tab/>
-      </w:r>
-      <w:r>
-        <w:rPr>
-          <w:rFonts w:ascii="Courier New" w:eastAsia="Times New Roman" w:hAnsi="Courier New" w:cs="Courier New"/>
-          <w:color w:val="000000"/>
-          <w:lang w:eastAsia="ru-RU"/>
-        </w:rPr>
-        <w:tab/>
-      </w:r>
-      <w:r>
-        <w:rPr>
-          <w:rFonts w:ascii="Courier New" w:eastAsia="Times New Roman" w:hAnsi="Courier New" w:cs="Courier New"/>
-          <w:color w:val="000000"/>
-          <w:lang w:val="en-US" w:eastAsia="ru-RU"/>
-        </w:rPr>
-        <w:t>&lt;td&gt;</w:t>
+          <w:lang w:eastAsia="ru-RU"/>
+        </w:rPr>
+      </w:pPr>
+      <w:r>
+        <w:rPr>
+          <w:rFonts w:ascii="Courier New" w:eastAsia="Times New Roman" w:hAnsi="Courier New" w:cs="Courier New"/>
+          <w:color w:val="000000"/>
+          <w:lang w:eastAsia="ru-RU"/>
+        </w:rPr>
+        <w:lastRenderedPageBreak/>
+        <w:tab/>
+      </w:r>
+      <w:r>
+        <w:rPr>
+          <w:rFonts w:ascii="Courier New" w:eastAsia="Times New Roman" w:hAnsi="Courier New" w:cs="Courier New"/>
+          <w:color w:val="000000"/>
+          <w:lang w:eastAsia="ru-RU"/>
+        </w:rPr>
+        <w:tab/>
+      </w:r>
+      <w:r>
+        <w:rPr>
+          <w:rFonts w:ascii="Courier New" w:eastAsia="Times New Roman" w:hAnsi="Courier New" w:cs="Courier New"/>
+          <w:color w:val="000000"/>
+          <w:lang w:eastAsia="ru-RU"/>
+        </w:rPr>
+        <w:tab/>
+        <w:t>&lt;</w:t>
+      </w:r>
+      <w:proofErr w:type="spellStart"/>
+      <w:r>
+        <w:rPr>
+          <w:rFonts w:ascii="Courier New" w:eastAsia="Times New Roman" w:hAnsi="Courier New" w:cs="Courier New"/>
+          <w:color w:val="000000"/>
+          <w:lang w:eastAsia="ru-RU"/>
+        </w:rPr>
+        <w:t>tr</w:t>
+      </w:r>
+      <w:proofErr w:type="spellEnd"/>
+      <w:r>
+        <w:rPr>
+          <w:rFonts w:ascii="Courier New" w:eastAsia="Times New Roman" w:hAnsi="Courier New" w:cs="Courier New"/>
+          <w:color w:val="000000"/>
+          <w:lang w:eastAsia="ru-RU"/>
+        </w:rPr>
+        <w:t>&gt;</w:t>
       </w:r>
     </w:p>
     <w:p>
@@ -3522,49 +3922,77 @@
         <w:rPr>
           <w:rFonts w:ascii="Courier New" w:eastAsia="Times New Roman" w:hAnsi="Courier New" w:cs="Courier New"/>
           <w:color w:val="000000"/>
-          <w:lang w:val="en-US" w:eastAsia="ru-RU"/>
-        </w:rPr>
-      </w:pPr>
-      <w:r>
-        <w:rPr>
-          <w:rFonts w:ascii="Courier New" w:eastAsia="Times New Roman" w:hAnsi="Courier New" w:cs="Courier New"/>
-          <w:color w:val="000000"/>
-          <w:lang w:val="en-US" w:eastAsia="ru-RU"/>
-        </w:rPr>
-        <w:tab/>
-      </w:r>
-      <w:r>
-        <w:rPr>
-          <w:rFonts w:ascii="Courier New" w:eastAsia="Times New Roman" w:hAnsi="Courier New" w:cs="Courier New"/>
-          <w:color w:val="000000"/>
-          <w:lang w:val="en-US" w:eastAsia="ru-RU"/>
-        </w:rPr>
-        <w:tab/>
-      </w:r>
-      <w:r>
-        <w:rPr>
-          <w:rFonts w:ascii="Courier New" w:eastAsia="Times New Roman" w:hAnsi="Courier New" w:cs="Courier New"/>
-          <w:color w:val="000000"/>
-          <w:lang w:val="en-US" w:eastAsia="ru-RU"/>
-        </w:rPr>
-        <w:tab/>
-      </w:r>
-      <w:r>
-        <w:rPr>
-          <w:rFonts w:ascii="Courier New" w:eastAsia="Times New Roman" w:hAnsi="Courier New" w:cs="Courier New"/>
-          <w:color w:val="000000"/>
-          <w:lang w:val="en-US" w:eastAsia="ru-RU"/>
-        </w:rPr>
-        <w:tab/>
-      </w:r>
-      <w:r>
-        <w:rPr>
-          <w:rFonts w:ascii="Courier New" w:eastAsia="Times New Roman" w:hAnsi="Courier New" w:cs="Courier New"/>
-          <w:color w:val="000000"/>
-          <w:lang w:val="en-US" w:eastAsia="ru-RU"/>
-        </w:rPr>
-        <w:tab/>
-        <w:t>&lt;input type="text" name="info"&gt;</w:t>
+          <w:lang w:eastAsia="ru-RU"/>
+        </w:rPr>
+      </w:pPr>
+      <w:r>
+        <w:rPr>
+          <w:rFonts w:ascii="Courier New" w:eastAsia="Times New Roman" w:hAnsi="Courier New" w:cs="Courier New"/>
+          <w:color w:val="000000"/>
+          <w:lang w:eastAsia="ru-RU"/>
+        </w:rPr>
+        <w:tab/>
+      </w:r>
+      <w:r>
+        <w:rPr>
+          <w:rFonts w:ascii="Courier New" w:eastAsia="Times New Roman" w:hAnsi="Courier New" w:cs="Courier New"/>
+          <w:color w:val="000000"/>
+          <w:lang w:eastAsia="ru-RU"/>
+        </w:rPr>
+        <w:tab/>
+      </w:r>
+      <w:r>
+        <w:rPr>
+          <w:rFonts w:ascii="Courier New" w:eastAsia="Times New Roman" w:hAnsi="Courier New" w:cs="Courier New"/>
+          <w:color w:val="000000"/>
+          <w:lang w:eastAsia="ru-RU"/>
+        </w:rPr>
+        <w:tab/>
+      </w:r>
+      <w:r>
+        <w:rPr>
+          <w:rFonts w:ascii="Courier New" w:eastAsia="Times New Roman" w:hAnsi="Courier New" w:cs="Courier New"/>
+          <w:color w:val="000000"/>
+          <w:lang w:eastAsia="ru-RU"/>
+        </w:rPr>
+        <w:tab/>
+        <w:t>&lt;</w:t>
+      </w:r>
+      <w:proofErr w:type="spellStart"/>
+      <w:r>
+        <w:rPr>
+          <w:rFonts w:ascii="Courier New" w:eastAsia="Times New Roman" w:hAnsi="Courier New" w:cs="Courier New"/>
+          <w:color w:val="000000"/>
+          <w:lang w:eastAsia="ru-RU"/>
+        </w:rPr>
+        <w:t>td</w:t>
+      </w:r>
+      <w:proofErr w:type="spellEnd"/>
+      <w:r>
+        <w:rPr>
+          <w:rFonts w:ascii="Courier New" w:eastAsia="Times New Roman" w:hAnsi="Courier New" w:cs="Courier New"/>
+          <w:color w:val="000000"/>
+          <w:lang w:eastAsia="ru-RU"/>
+        </w:rPr>
+        <w:t>&gt;Дополнительно:&lt;/</w:t>
+      </w:r>
+      <w:proofErr w:type="spellStart"/>
+      <w:r>
+        <w:rPr>
+          <w:rFonts w:ascii="Courier New" w:eastAsia="Times New Roman" w:hAnsi="Courier New" w:cs="Courier New"/>
+          <w:color w:val="000000"/>
+          <w:lang w:eastAsia="ru-RU"/>
+        </w:rPr>
+        <w:t>td</w:t>
+      </w:r>
+      <w:proofErr w:type="spellEnd"/>
+      <w:r>
+        <w:rPr>
+          <w:rFonts w:ascii="Courier New" w:eastAsia="Times New Roman" w:hAnsi="Courier New" w:cs="Courier New"/>
+          <w:color w:val="000000"/>
+          <w:lang w:eastAsia="ru-RU"/>
+        </w:rPr>
+        <w:t>&gt;</w:t>
       </w:r>
     </w:p>
     <w:p>
@@ -3598,42 +4026,41 @@
         <w:rPr>
           <w:rFonts w:ascii="Courier New" w:eastAsia="Times New Roman" w:hAnsi="Courier New" w:cs="Courier New"/>
           <w:color w:val="000000"/>
-          <w:lang w:val="en-US" w:eastAsia="ru-RU"/>
-        </w:rPr>
-        <w:tab/>
-      </w:r>
-      <w:r>
-        <w:rPr>
-          <w:rFonts w:ascii="Courier New" w:eastAsia="Times New Roman" w:hAnsi="Courier New" w:cs="Courier New"/>
-          <w:color w:val="000000"/>
-          <w:lang w:val="en-US" w:eastAsia="ru-RU"/>
-        </w:rPr>
-        <w:tab/>
-      </w:r>
-      <w:r>
-        <w:rPr>
-          <w:rFonts w:ascii="Courier New" w:eastAsia="Times New Roman" w:hAnsi="Courier New" w:cs="Courier New"/>
-          <w:color w:val="000000"/>
-          <w:lang w:val="en-US" w:eastAsia="ru-RU"/>
-        </w:rPr>
-        <w:tab/>
-      </w:r>
-      <w:r>
-        <w:rPr>
-          <w:rFonts w:ascii="Courier New" w:eastAsia="Times New Roman" w:hAnsi="Courier New" w:cs="Courier New"/>
-          <w:color w:val="000000"/>
-          <w:lang w:val="en-US" w:eastAsia="ru-RU"/>
-        </w:rPr>
-        <w:tab/>
-      </w:r>
-      <w:r>
-        <w:rPr>
-          <w:rFonts w:ascii="Courier New" w:eastAsia="Times New Roman" w:hAnsi="Courier New" w:cs="Courier New"/>
-          <w:color w:val="000000"/>
-          <w:lang w:val="en-US" w:eastAsia="ru-RU"/>
-        </w:rPr>
-        <w:tab/>
-        <w:t>&lt;input type="text" name="info"&gt;</w:t>
+          <w:lang w:eastAsia="ru-RU"/>
+        </w:rPr>
+        <w:tab/>
+      </w:r>
+      <w:r>
+        <w:rPr>
+          <w:rFonts w:ascii="Courier New" w:eastAsia="Times New Roman" w:hAnsi="Courier New" w:cs="Courier New"/>
+          <w:color w:val="000000"/>
+          <w:lang w:eastAsia="ru-RU"/>
+        </w:rPr>
+        <w:tab/>
+      </w:r>
+      <w:r>
+        <w:rPr>
+          <w:rFonts w:ascii="Courier New" w:eastAsia="Times New Roman" w:hAnsi="Courier New" w:cs="Courier New"/>
+          <w:color w:val="000000"/>
+          <w:lang w:eastAsia="ru-RU"/>
+        </w:rPr>
+        <w:tab/>
+      </w:r>
+      <w:r>
+        <w:rPr>
+          <w:rFonts w:ascii="Courier New" w:eastAsia="Times New Roman" w:hAnsi="Courier New" w:cs="Courier New"/>
+          <w:color w:val="000000"/>
+          <w:lang w:eastAsia="ru-RU"/>
+        </w:rPr>
+        <w:tab/>
+      </w:r>
+      <w:r>
+        <w:rPr>
+          <w:rFonts w:ascii="Courier New" w:eastAsia="Times New Roman" w:hAnsi="Courier New" w:cs="Courier New"/>
+          <w:color w:val="000000"/>
+          <w:lang w:val="en-US" w:eastAsia="ru-RU"/>
+        </w:rPr>
+        <w:t>&lt;td&gt;</w:t>
       </w:r>
     </w:p>
     <w:p>
@@ -3702,7 +4129,7 @@
           <w:lang w:val="en-US" w:eastAsia="ru-RU"/>
         </w:rPr>
         <w:tab/>
-        <w:t>&lt;input type="text" name="info"&gt; &lt;/td&gt;</w:t>
+        <w:t>&lt;input type="text" name="info"&gt;</w:t>
       </w:r>
     </w:p>
     <w:p>
@@ -3762,7 +4189,16 @@
           <w:color w:val="000000"/>
           <w:lang w:val="en-US" w:eastAsia="ru-RU"/>
         </w:rPr>
-        <w:t>&lt;/tr&gt;</w:t>
+        <w:tab/>
+      </w:r>
+      <w:r>
+        <w:rPr>
+          <w:rFonts w:ascii="Courier New" w:eastAsia="Times New Roman" w:hAnsi="Courier New" w:cs="Courier New"/>
+          <w:color w:val="000000"/>
+          <w:lang w:val="en-US" w:eastAsia="ru-RU"/>
+        </w:rPr>
+        <w:tab/>
+        <w:t>&lt;input type="text" name="info"&gt;</w:t>
       </w:r>
     </w:p>
     <w:p>
@@ -3807,7 +4243,31 @@
           <w:lang w:val="en-US" w:eastAsia="ru-RU"/>
         </w:rPr>
         <w:tab/>
-        <w:t>&lt;/table&gt;</w:t>
+      </w:r>
+      <w:r>
+        <w:rPr>
+          <w:rFonts w:ascii="Courier New" w:eastAsia="Times New Roman" w:hAnsi="Courier New" w:cs="Courier New"/>
+          <w:color w:val="000000"/>
+          <w:lang w:val="en-US" w:eastAsia="ru-RU"/>
+        </w:rPr>
+        <w:tab/>
+      </w:r>
+      <w:r>
+        <w:rPr>
+          <w:rFonts w:ascii="Courier New" w:eastAsia="Times New Roman" w:hAnsi="Courier New" w:cs="Courier New"/>
+          <w:color w:val="000000"/>
+          <w:lang w:val="en-US" w:eastAsia="ru-RU"/>
+        </w:rPr>
+        <w:tab/>
+      </w:r>
+      <w:r>
+        <w:rPr>
+          <w:rFonts w:ascii="Courier New" w:eastAsia="Times New Roman" w:hAnsi="Courier New" w:cs="Courier New"/>
+          <w:color w:val="000000"/>
+          <w:lang w:val="en-US" w:eastAsia="ru-RU"/>
+        </w:rPr>
+        <w:tab/>
+        <w:t>&lt;input type="text" name="info"&gt; &lt;/td&gt;</w:t>
       </w:r>
     </w:p>
     <w:p>
@@ -3834,51 +4294,40 @@
         <w:rPr>
           <w:rFonts w:ascii="Courier New" w:eastAsia="Times New Roman" w:hAnsi="Courier New" w:cs="Courier New"/>
           <w:color w:val="000000"/>
-          <w:lang w:eastAsia="ru-RU"/>
-        </w:rPr>
-      </w:pPr>
-      <w:r>
-        <w:rPr>
-          <w:rFonts w:ascii="Courier New" w:eastAsia="Times New Roman" w:hAnsi="Courier New" w:cs="Courier New"/>
-          <w:color w:val="000000"/>
-          <w:lang w:val="en-US" w:eastAsia="ru-RU"/>
-        </w:rPr>
-        <w:tab/>
-      </w:r>
-      <w:r>
-        <w:rPr>
-          <w:rFonts w:ascii="Courier New" w:eastAsia="Times New Roman" w:hAnsi="Courier New" w:cs="Courier New"/>
-          <w:color w:val="000000"/>
-          <w:lang w:val="en-US" w:eastAsia="ru-RU"/>
-        </w:rPr>
-        <w:tab/>
-        <w:t xml:space="preserve">&lt;input type="button" value="Search!"&gt; </w:t>
-      </w:r>
-      <w:r>
-        <w:rPr>
-          <w:rFonts w:ascii="Courier New" w:eastAsia="Times New Roman" w:hAnsi="Courier New" w:cs="Courier New"/>
-          <w:color w:val="000000"/>
-          <w:lang w:eastAsia="ru-RU"/>
-        </w:rPr>
-        <w:t>&lt;/</w:t>
-      </w:r>
-      <w:proofErr w:type="spellStart"/>
-      <w:r>
-        <w:rPr>
-          <w:rFonts w:ascii="Courier New" w:eastAsia="Times New Roman" w:hAnsi="Courier New" w:cs="Courier New"/>
-          <w:color w:val="000000"/>
-          <w:lang w:eastAsia="ru-RU"/>
-        </w:rPr>
-        <w:t>form</w:t>
-      </w:r>
-      <w:proofErr w:type="spellEnd"/>
-      <w:r>
-        <w:rPr>
-          <w:rFonts w:ascii="Courier New" w:eastAsia="Times New Roman" w:hAnsi="Courier New" w:cs="Courier New"/>
-          <w:color w:val="000000"/>
-          <w:lang w:eastAsia="ru-RU"/>
-        </w:rPr>
-        <w:t>&gt;</w:t>
+          <w:lang w:val="en-US" w:eastAsia="ru-RU"/>
+        </w:rPr>
+      </w:pPr>
+      <w:r>
+        <w:rPr>
+          <w:rFonts w:ascii="Courier New" w:eastAsia="Times New Roman" w:hAnsi="Courier New" w:cs="Courier New"/>
+          <w:color w:val="000000"/>
+          <w:lang w:val="en-US" w:eastAsia="ru-RU"/>
+        </w:rPr>
+        <w:tab/>
+      </w:r>
+      <w:r>
+        <w:rPr>
+          <w:rFonts w:ascii="Courier New" w:eastAsia="Times New Roman" w:hAnsi="Courier New" w:cs="Courier New"/>
+          <w:color w:val="000000"/>
+          <w:lang w:val="en-US" w:eastAsia="ru-RU"/>
+        </w:rPr>
+        <w:tab/>
+      </w:r>
+      <w:r>
+        <w:rPr>
+          <w:rFonts w:ascii="Courier New" w:eastAsia="Times New Roman" w:hAnsi="Courier New" w:cs="Courier New"/>
+          <w:color w:val="000000"/>
+          <w:lang w:val="en-US" w:eastAsia="ru-RU"/>
+        </w:rPr>
+        <w:tab/>
+      </w:r>
+      <w:r>
+        <w:rPr>
+          <w:rFonts w:ascii="Courier New" w:eastAsia="Times New Roman" w:hAnsi="Courier New" w:cs="Courier New"/>
+          <w:color w:val="000000"/>
+          <w:lang w:val="en-US" w:eastAsia="ru-RU"/>
+        </w:rPr>
+        <w:t>&lt;/tr&gt;</w:t>
       </w:r>
     </w:p>
     <w:p>
@@ -3905,34 +4354,25 @@
         <w:rPr>
           <w:rFonts w:ascii="Courier New" w:eastAsia="Times New Roman" w:hAnsi="Courier New" w:cs="Courier New"/>
           <w:color w:val="000000"/>
-          <w:lang w:eastAsia="ru-RU"/>
-        </w:rPr>
-      </w:pPr>
-      <w:r>
-        <w:rPr>
-          <w:rFonts w:ascii="Courier New" w:eastAsia="Times New Roman" w:hAnsi="Courier New" w:cs="Courier New"/>
-          <w:color w:val="000000"/>
-          <w:lang w:eastAsia="ru-RU"/>
-        </w:rPr>
-        <w:t>&lt;/</w:t>
-      </w:r>
-      <w:proofErr w:type="spellStart"/>
-      <w:r>
-        <w:rPr>
-          <w:rFonts w:ascii="Courier New" w:eastAsia="Times New Roman" w:hAnsi="Courier New" w:cs="Courier New"/>
-          <w:color w:val="000000"/>
-          <w:lang w:eastAsia="ru-RU"/>
-        </w:rPr>
-        <w:t>body</w:t>
-      </w:r>
-      <w:proofErr w:type="spellEnd"/>
-      <w:r>
-        <w:rPr>
-          <w:rFonts w:ascii="Courier New" w:eastAsia="Times New Roman" w:hAnsi="Courier New" w:cs="Courier New"/>
-          <w:color w:val="000000"/>
-          <w:lang w:eastAsia="ru-RU"/>
-        </w:rPr>
-        <w:t>&gt;</w:t>
+          <w:lang w:val="en-US" w:eastAsia="ru-RU"/>
+        </w:rPr>
+      </w:pPr>
+      <w:r>
+        <w:rPr>
+          <w:rFonts w:ascii="Courier New" w:eastAsia="Times New Roman" w:hAnsi="Courier New" w:cs="Courier New"/>
+          <w:color w:val="000000"/>
+          <w:lang w:val="en-US" w:eastAsia="ru-RU"/>
+        </w:rPr>
+        <w:tab/>
+      </w:r>
+      <w:r>
+        <w:rPr>
+          <w:rFonts w:ascii="Courier New" w:eastAsia="Times New Roman" w:hAnsi="Courier New" w:cs="Courier New"/>
+          <w:color w:val="000000"/>
+          <w:lang w:val="en-US" w:eastAsia="ru-RU"/>
+        </w:rPr>
+        <w:tab/>
+        <w:t>&lt;/table&gt;</w:t>
       </w:r>
     </w:p>
     <w:p>
@@ -3962,6 +4402,49 @@
           <w:lang w:eastAsia="ru-RU"/>
         </w:rPr>
       </w:pPr>
+      <w:r>
+        <w:rPr>
+          <w:rFonts w:ascii="Courier New" w:eastAsia="Times New Roman" w:hAnsi="Courier New" w:cs="Courier New"/>
+          <w:color w:val="000000"/>
+          <w:lang w:val="en-US" w:eastAsia="ru-RU"/>
+        </w:rPr>
+        <w:tab/>
+      </w:r>
+      <w:r>
+        <w:rPr>
+          <w:rFonts w:ascii="Courier New" w:eastAsia="Times New Roman" w:hAnsi="Courier New" w:cs="Courier New"/>
+          <w:color w:val="000000"/>
+          <w:lang w:val="en-US" w:eastAsia="ru-RU"/>
+        </w:rPr>
+        <w:tab/>
+        <w:t xml:space="preserve">&lt;input type="button" value="Search!"&gt; </w:t>
+      </w:r>
+      <w:r>
+        <w:rPr>
+          <w:rFonts w:ascii="Courier New" w:eastAsia="Times New Roman" w:hAnsi="Courier New" w:cs="Courier New"/>
+          <w:color w:val="000000"/>
+          <w:lang w:eastAsia="ru-RU"/>
+        </w:rPr>
+        <w:t>&lt;/</w:t>
+      </w:r>
+      <w:proofErr w:type="spellStart"/>
+      <w:r>
+        <w:rPr>
+          <w:rFonts w:ascii="Courier New" w:eastAsia="Times New Roman" w:hAnsi="Courier New" w:cs="Courier New"/>
+          <w:color w:val="000000"/>
+          <w:lang w:eastAsia="ru-RU"/>
+        </w:rPr>
+        <w:t>form</w:t>
+      </w:r>
+      <w:proofErr w:type="spellEnd"/>
+      <w:r>
+        <w:rPr>
+          <w:rFonts w:ascii="Courier New" w:eastAsia="Times New Roman" w:hAnsi="Courier New" w:cs="Courier New"/>
+          <w:color w:val="000000"/>
+          <w:lang w:eastAsia="ru-RU"/>
+        </w:rPr>
+        <w:t>&gt;</w:t>
+      </w:r>
     </w:p>
     <w:p>
       <w:pPr>
@@ -3996,7 +4479,88 @@
           <w:color w:val="000000"/>
           <w:lang w:eastAsia="ru-RU"/>
         </w:rPr>
-        <w:lastRenderedPageBreak/>
+        <w:t>&lt;/</w:t>
+      </w:r>
+      <w:proofErr w:type="spellStart"/>
+      <w:r>
+        <w:rPr>
+          <w:rFonts w:ascii="Courier New" w:eastAsia="Times New Roman" w:hAnsi="Courier New" w:cs="Courier New"/>
+          <w:color w:val="000000"/>
+          <w:lang w:eastAsia="ru-RU"/>
+        </w:rPr>
+        <w:t>body</w:t>
+      </w:r>
+      <w:proofErr w:type="spellEnd"/>
+      <w:r>
+        <w:rPr>
+          <w:rFonts w:ascii="Courier New" w:eastAsia="Times New Roman" w:hAnsi="Courier New" w:cs="Courier New"/>
+          <w:color w:val="000000"/>
+          <w:lang w:eastAsia="ru-RU"/>
+        </w:rPr>
+        <w:t>&gt;</w:t>
+      </w:r>
+    </w:p>
+    <w:p>
+      <w:pPr>
+        <w:tabs>
+          <w:tab w:val="left" w:pos="916"/>
+          <w:tab w:val="left" w:pos="1832"/>
+          <w:tab w:val="left" w:pos="2748"/>
+          <w:tab w:val="left" w:pos="3664"/>
+          <w:tab w:val="left" w:pos="4580"/>
+          <w:tab w:val="left" w:pos="5496"/>
+          <w:tab w:val="left" w:pos="6412"/>
+          <w:tab w:val="left" w:pos="7328"/>
+          <w:tab w:val="left" w:pos="8244"/>
+          <w:tab w:val="left" w:pos="9160"/>
+          <w:tab w:val="left" w:pos="10076"/>
+          <w:tab w:val="left" w:pos="10992"/>
+          <w:tab w:val="left" w:pos="11908"/>
+          <w:tab w:val="left" w:pos="12824"/>
+          <w:tab w:val="left" w:pos="13740"/>
+          <w:tab w:val="left" w:pos="14656"/>
+        </w:tabs>
+        <w:ind w:left="720"/>
+        <w:rPr>
+          <w:rFonts w:ascii="Courier New" w:eastAsia="Times New Roman" w:hAnsi="Courier New" w:cs="Courier New"/>
+          <w:color w:val="000000"/>
+          <w:lang w:eastAsia="ru-RU"/>
+        </w:rPr>
+      </w:pPr>
+    </w:p>
+    <w:p>
+      <w:pPr>
+        <w:tabs>
+          <w:tab w:val="left" w:pos="916"/>
+          <w:tab w:val="left" w:pos="1832"/>
+          <w:tab w:val="left" w:pos="2748"/>
+          <w:tab w:val="left" w:pos="3664"/>
+          <w:tab w:val="left" w:pos="4580"/>
+          <w:tab w:val="left" w:pos="5496"/>
+          <w:tab w:val="left" w:pos="6412"/>
+          <w:tab w:val="left" w:pos="7328"/>
+          <w:tab w:val="left" w:pos="8244"/>
+          <w:tab w:val="left" w:pos="9160"/>
+          <w:tab w:val="left" w:pos="10076"/>
+          <w:tab w:val="left" w:pos="10992"/>
+          <w:tab w:val="left" w:pos="11908"/>
+          <w:tab w:val="left" w:pos="12824"/>
+          <w:tab w:val="left" w:pos="13740"/>
+          <w:tab w:val="left" w:pos="14656"/>
+        </w:tabs>
+        <w:ind w:left="720"/>
+        <w:rPr>
+          <w:rFonts w:ascii="Courier New" w:eastAsia="Times New Roman" w:hAnsi="Courier New" w:cs="Courier New"/>
+          <w:color w:val="000000"/>
+          <w:lang w:eastAsia="ru-RU"/>
+        </w:rPr>
+      </w:pPr>
+      <w:r>
+        <w:rPr>
+          <w:rFonts w:ascii="Courier New" w:eastAsia="Times New Roman" w:hAnsi="Courier New" w:cs="Courier New"/>
+          <w:color w:val="000000"/>
+          <w:lang w:eastAsia="ru-RU"/>
+        </w:rPr>
         <w:t>&lt;/</w:t>
       </w:r>
       <w:proofErr w:type="spellStart"/>
@@ -4085,6 +4649,85 @@
     </w:p>
     <w:p>
       <w:pPr>
+        <w:pStyle w:val="a5"/>
+        <w:spacing w:before="100" w:beforeAutospacing="1" w:after="100" w:afterAutospacing="1"/>
+        <w:rPr>
+          <w:rFonts w:ascii="Courier New" w:hAnsi="Courier New" w:cs="Courier New"/>
+          <w:b/>
+          <w:bCs/>
+          <w:color w:val="000000"/>
+          <w:sz w:val="20"/>
+          <w:szCs w:val="20"/>
+          <w:lang w:val="en-US"/>
+        </w:rPr>
+      </w:pPr>
+      <w:r>
+        <w:rPr>
+          <w:rFonts w:ascii="Courier New" w:hAnsi="Courier New" w:cs="Courier New"/>
+          <w:b/>
+          <w:bCs/>
+          <w:color w:val="000000"/>
+          <w:sz w:val="20"/>
+          <w:szCs w:val="20"/>
+          <w:lang w:val="en-US"/>
+        </w:rPr>
+        <w:t>let age =</w:t>
+      </w:r>
+      <w:proofErr w:type="spellStart"/>
+      <w:proofErr w:type="gramStart"/>
+      <w:r>
+        <w:rPr>
+          <w:rFonts w:ascii="Courier New" w:hAnsi="Courier New" w:cs="Courier New"/>
+          <w:b/>
+          <w:bCs/>
+          <w:color w:val="000000"/>
+          <w:sz w:val="20"/>
+          <w:szCs w:val="20"/>
+          <w:lang w:val="en-US"/>
+        </w:rPr>
+        <w:t>document.getElementByIg</w:t>
+      </w:r>
+      <w:proofErr w:type="spellEnd"/>
+      <w:proofErr w:type="gramEnd"/>
+      <w:r>
+        <w:rPr>
+          <w:rFonts w:ascii="Courier New" w:hAnsi="Courier New" w:cs="Courier New"/>
+          <w:b/>
+          <w:bCs/>
+          <w:color w:val="000000"/>
+          <w:sz w:val="20"/>
+          <w:szCs w:val="20"/>
+          <w:lang w:val="en-US"/>
+        </w:rPr>
+        <w:t>(‘age’);</w:t>
+      </w:r>
+    </w:p>
+    <w:p>
+      <w:pPr>
+        <w:pStyle w:val="a5"/>
+        <w:spacing w:before="100" w:beforeAutospacing="1" w:after="100" w:afterAutospacing="1"/>
+        <w:rPr>
+          <w:b/>
+          <w:bCs/>
+          <w:color w:val="000000"/>
+          <w:lang w:val="en-US"/>
+        </w:rPr>
+      </w:pPr>
+      <w:r>
+        <w:rPr>
+          <w:rFonts w:ascii="Courier New" w:hAnsi="Courier New" w:cs="Courier New"/>
+          <w:b/>
+          <w:bCs/>
+          <w:color w:val="000000"/>
+          <w:sz w:val="20"/>
+          <w:szCs w:val="20"/>
+          <w:lang w:val="en-US"/>
+        </w:rPr>
+        <w:t>console.log(age);</w:t>
+      </w:r>
+    </w:p>
+    <w:p>
+      <w:pPr>
         <w:numPr>
           <w:ilvl w:val="1"/>
           <w:numId w:val="7"/>
@@ -4143,6 +4786,163 @@
     </w:p>
     <w:p>
       <w:pPr>
+        <w:pStyle w:val="a5"/>
+        <w:spacing w:before="100" w:beforeAutospacing="1" w:after="100" w:afterAutospacing="1"/>
+        <w:rPr>
+          <w:rFonts w:ascii="Courier New" w:hAnsi="Courier New" w:cs="Courier New"/>
+          <w:color w:val="000000"/>
+          <w:sz w:val="20"/>
+          <w:szCs w:val="20"/>
+          <w:lang w:val="en-US"/>
+        </w:rPr>
+      </w:pPr>
+      <w:r>
+        <w:rPr>
+          <w:rFonts w:ascii="Courier New" w:hAnsi="Courier New" w:cs="Courier New"/>
+          <w:color w:val="000000"/>
+          <w:sz w:val="20"/>
+          <w:szCs w:val="20"/>
+          <w:lang w:val="en-US"/>
+        </w:rPr>
+        <w:t xml:space="preserve">let </w:t>
+      </w:r>
+      <w:r>
+        <w:rPr>
+          <w:rFonts w:ascii="Courier New" w:hAnsi="Courier New" w:cs="Courier New"/>
+          <w:color w:val="000000"/>
+          <w:sz w:val="20"/>
+          <w:szCs w:val="20"/>
+          <w:lang w:val="en-US"/>
+        </w:rPr>
+        <w:t>labels</w:t>
+      </w:r>
+      <w:r>
+        <w:rPr>
+          <w:rFonts w:ascii="Courier New" w:hAnsi="Courier New" w:cs="Courier New"/>
+          <w:color w:val="000000"/>
+          <w:sz w:val="20"/>
+          <w:szCs w:val="20"/>
+          <w:lang w:val="en-US"/>
+        </w:rPr>
+        <w:t xml:space="preserve"> =</w:t>
+      </w:r>
+      <w:proofErr w:type="spellStart"/>
+      <w:proofErr w:type="gramStart"/>
+      <w:r>
+        <w:rPr>
+          <w:rFonts w:ascii="Courier New" w:hAnsi="Courier New" w:cs="Courier New"/>
+          <w:color w:val="000000"/>
+          <w:sz w:val="20"/>
+          <w:szCs w:val="20"/>
+          <w:lang w:val="en-US"/>
+        </w:rPr>
+        <w:t>document.getElement</w:t>
+      </w:r>
+      <w:r>
+        <w:rPr>
+          <w:rFonts w:ascii="Courier New" w:hAnsi="Courier New" w:cs="Courier New"/>
+          <w:color w:val="000000"/>
+          <w:sz w:val="20"/>
+          <w:szCs w:val="20"/>
+          <w:lang w:val="en-US"/>
+        </w:rPr>
+        <w:t>s</w:t>
+      </w:r>
+      <w:r>
+        <w:rPr>
+          <w:rFonts w:ascii="Courier New" w:hAnsi="Courier New" w:cs="Courier New"/>
+          <w:color w:val="000000"/>
+          <w:sz w:val="20"/>
+          <w:szCs w:val="20"/>
+          <w:lang w:val="en-US"/>
+        </w:rPr>
+        <w:t>By</w:t>
+      </w:r>
+      <w:r>
+        <w:rPr>
+          <w:rFonts w:ascii="Courier New" w:hAnsi="Courier New" w:cs="Courier New"/>
+          <w:color w:val="000000"/>
+          <w:sz w:val="20"/>
+          <w:szCs w:val="20"/>
+          <w:lang w:val="en-US"/>
+        </w:rPr>
+        <w:t>TagName</w:t>
+      </w:r>
+      <w:proofErr w:type="spellEnd"/>
+      <w:proofErr w:type="gramEnd"/>
+      <w:r>
+        <w:rPr>
+          <w:rFonts w:ascii="Courier New" w:hAnsi="Courier New" w:cs="Courier New"/>
+          <w:color w:val="000000"/>
+          <w:sz w:val="20"/>
+          <w:szCs w:val="20"/>
+          <w:lang w:val="en-US"/>
+        </w:rPr>
+        <w:t>(‘</w:t>
+      </w:r>
+      <w:r>
+        <w:rPr>
+          <w:rFonts w:ascii="Courier New" w:hAnsi="Courier New" w:cs="Courier New"/>
+          <w:color w:val="000000"/>
+          <w:sz w:val="20"/>
+          <w:szCs w:val="20"/>
+          <w:lang w:val="en-US"/>
+        </w:rPr>
+        <w:t>label</w:t>
+      </w:r>
+      <w:r>
+        <w:rPr>
+          <w:rFonts w:ascii="Courier New" w:hAnsi="Courier New" w:cs="Courier New"/>
+          <w:color w:val="000000"/>
+          <w:sz w:val="20"/>
+          <w:szCs w:val="20"/>
+          <w:lang w:val="en-US"/>
+        </w:rPr>
+        <w:t>’);</w:t>
+      </w:r>
+    </w:p>
+    <w:p>
+      <w:pPr>
+        <w:pStyle w:val="a5"/>
+        <w:spacing w:before="100" w:beforeAutospacing="1" w:after="100" w:afterAutospacing="1"/>
+        <w:rPr>
+          <w:color w:val="000000"/>
+          <w:lang w:val="en-US"/>
+        </w:rPr>
+      </w:pPr>
+      <w:r>
+        <w:rPr>
+          <w:rFonts w:ascii="Courier New" w:hAnsi="Courier New" w:cs="Courier New"/>
+          <w:color w:val="000000"/>
+          <w:sz w:val="20"/>
+          <w:szCs w:val="20"/>
+          <w:lang w:val="en-US"/>
+        </w:rPr>
+        <w:t>console.log(</w:t>
+      </w:r>
+      <w:r>
+        <w:rPr>
+          <w:rFonts w:ascii="Courier New" w:hAnsi="Courier New" w:cs="Courier New"/>
+          <w:color w:val="000000"/>
+          <w:sz w:val="20"/>
+          <w:szCs w:val="20"/>
+          <w:lang w:val="en-US"/>
+        </w:rPr>
+        <w:t>labels</w:t>
+      </w:r>
+      <w:r>
+        <w:rPr>
+          <w:rFonts w:ascii="Courier New" w:hAnsi="Courier New" w:cs="Courier New"/>
+          <w:color w:val="000000"/>
+          <w:sz w:val="20"/>
+          <w:szCs w:val="20"/>
+          <w:lang w:val="en-US"/>
+        </w:rPr>
+        <w:t>);</w:t>
+      </w:r>
+    </w:p>
+    <w:p>
+      <w:pPr>
         <w:numPr>
           <w:ilvl w:val="1"/>
           <w:numId w:val="7"/>
@@ -4205,6 +5005,107 @@
     </w:p>
     <w:p>
       <w:pPr>
+        <w:pStyle w:val="a5"/>
+        <w:spacing w:before="100" w:beforeAutospacing="1" w:after="100" w:afterAutospacing="1"/>
+        <w:rPr>
+          <w:rFonts w:ascii="Courier New" w:hAnsi="Courier New" w:cs="Courier New"/>
+          <w:b/>
+          <w:bCs/>
+          <w:color w:val="000000"/>
+          <w:sz w:val="20"/>
+          <w:szCs w:val="20"/>
+          <w:lang w:val="en-US"/>
+        </w:rPr>
+      </w:pPr>
+      <w:r>
+        <w:rPr>
+          <w:rFonts w:ascii="Courier New" w:hAnsi="Courier New" w:cs="Courier New"/>
+          <w:b/>
+          <w:bCs/>
+          <w:color w:val="000000"/>
+          <w:sz w:val="20"/>
+          <w:szCs w:val="20"/>
+          <w:lang w:val="en-US"/>
+        </w:rPr>
+        <w:t xml:space="preserve">let search = </w:t>
+      </w:r>
+      <w:proofErr w:type="spellStart"/>
+      <w:proofErr w:type="gramStart"/>
+      <w:r>
+        <w:rPr>
+          <w:rFonts w:ascii="Courier New" w:hAnsi="Courier New" w:cs="Courier New"/>
+          <w:b/>
+          <w:bCs/>
+          <w:color w:val="000000"/>
+          <w:sz w:val="20"/>
+          <w:szCs w:val="20"/>
+          <w:lang w:val="en-US"/>
+        </w:rPr>
+        <w:t>document.search</w:t>
+      </w:r>
+      <w:proofErr w:type="spellEnd"/>
+      <w:proofErr w:type="gramEnd"/>
+      <w:r>
+        <w:rPr>
+          <w:rFonts w:ascii="Courier New" w:hAnsi="Courier New" w:cs="Courier New"/>
+          <w:b/>
+          <w:bCs/>
+          <w:color w:val="000000"/>
+          <w:sz w:val="20"/>
+          <w:szCs w:val="20"/>
+          <w:lang w:val="en-US"/>
+        </w:rPr>
+        <w:t>;</w:t>
+      </w:r>
+    </w:p>
+    <w:p>
+      <w:pPr>
+        <w:pStyle w:val="a5"/>
+        <w:spacing w:before="100" w:beforeAutospacing="1" w:after="100" w:afterAutospacing="1"/>
+        <w:rPr>
+          <w:b/>
+          <w:bCs/>
+          <w:color w:val="000000"/>
+          <w:lang w:val="en-US"/>
+        </w:rPr>
+      </w:pPr>
+      <w:r>
+        <w:rPr>
+          <w:rFonts w:ascii="Courier New" w:hAnsi="Courier New" w:cs="Courier New"/>
+          <w:b/>
+          <w:bCs/>
+          <w:color w:val="000000"/>
+          <w:sz w:val="20"/>
+          <w:szCs w:val="20"/>
+          <w:lang w:val="en-US"/>
+        </w:rPr>
+        <w:t>console.log(search);</w:t>
+      </w:r>
+    </w:p>
+    <w:p>
+      <w:pPr>
+        <w:spacing w:before="100" w:beforeAutospacing="1" w:after="100" w:afterAutospacing="1"/>
+        <w:ind w:left="720"/>
+        <w:rPr>
+          <w:rFonts w:ascii="Courier New" w:eastAsia="Times New Roman" w:hAnsi="Courier New" w:cs="Courier New"/>
+          <w:color w:val="000000"/>
+          <w:lang w:val="en-US" w:eastAsia="ru-RU"/>
+        </w:rPr>
+      </w:pPr>
+    </w:p>
+    <w:p>
+      <w:pPr>
+        <w:spacing w:before="100" w:beforeAutospacing="1" w:after="100" w:afterAutospacing="1"/>
+        <w:ind w:left="1080"/>
+        <w:rPr>
+          <w:rFonts w:ascii="Courier New" w:eastAsia="Times New Roman" w:hAnsi="Courier New" w:cs="Courier New"/>
+          <w:color w:val="000000"/>
+          <w:lang w:val="en-US" w:eastAsia="ru-RU"/>
+        </w:rPr>
+      </w:pPr>
+    </w:p>
+    <w:p>
+      <w:pPr>
         <w:numPr>
           <w:ilvl w:val="0"/>
           <w:numId w:val="7"/>
@@ -4248,191 +5149,166 @@
         <w:spacing w:before="100" w:beforeAutospacing="1" w:after="100" w:afterAutospacing="1"/>
         <w:ind w:left="720"/>
         <w:rPr>
-          <w:rFonts w:ascii="Menlo" w:eastAsia="Times New Roman" w:hAnsi="Menlo" w:cs="Menlo"/>
-          <w:color w:val="000000"/>
-          <w:sz w:val="22"/>
-          <w:szCs w:val="22"/>
-          <w:lang w:eastAsia="ru-RU"/>
-        </w:rPr>
-      </w:pPr>
+          <w:color w:val="000000"/>
+        </w:rPr>
+      </w:pPr>
+      <w:r>
+        <w:rPr>
+          <w:rFonts w:ascii="Courier New" w:eastAsia="Times New Roman" w:hAnsi="Courier New" w:cs="Courier New"/>
+          <w:b/>
+          <w:bCs/>
+          <w:color w:val="000000"/>
+          <w:lang w:eastAsia="ru-RU"/>
+        </w:rPr>
+        <w:t>Ответ:</w:t>
+      </w:r>
+      <w:r>
+        <w:rPr>
+          <w:rFonts w:ascii="Courier New" w:eastAsia="Times New Roman" w:hAnsi="Courier New" w:cs="Courier New"/>
+          <w:b/>
+          <w:bCs/>
+          <w:color w:val="000000"/>
+          <w:lang w:eastAsia="ru-RU"/>
+        </w:rPr>
+        <w:t xml:space="preserve"> </w:t>
+      </w:r>
+      <w:r>
+        <w:rPr>
+          <w:rFonts w:ascii="Menlo" w:hAnsi="Menlo" w:cs="Menlo"/>
+          <w:color w:val="000000"/>
+          <w:sz w:val="20"/>
+          <w:szCs w:val="20"/>
+        </w:rPr>
+        <w:t>&lt;</w:t>
+      </w:r>
+      <w:r>
+        <w:rPr>
+          <w:rFonts w:ascii="Menlo" w:hAnsi="Menlo" w:cs="Menlo"/>
+          <w:color w:val="000000"/>
+          <w:sz w:val="20"/>
+          <w:szCs w:val="20"/>
+          <w:lang w:val="en-US"/>
+        </w:rPr>
+        <w:t>button</w:t>
+      </w:r>
+      <w:r>
+        <w:rPr>
+          <w:rFonts w:ascii="Menlo" w:hAnsi="Menlo" w:cs="Menlo"/>
+          <w:color w:val="000000"/>
+          <w:sz w:val="20"/>
+          <w:szCs w:val="20"/>
+        </w:rPr>
+        <w:t xml:space="preserve"> </w:t>
+      </w:r>
+      <w:r>
+        <w:rPr>
+          <w:rFonts w:ascii="Menlo" w:hAnsi="Menlo" w:cs="Menlo"/>
+          <w:color w:val="000000"/>
+          <w:sz w:val="20"/>
+          <w:szCs w:val="20"/>
+          <w:lang w:val="en-US"/>
+        </w:rPr>
+        <w:t>onclick</w:t>
+      </w:r>
+      <w:proofErr w:type="gramStart"/>
+      <w:r>
+        <w:rPr>
+          <w:rFonts w:ascii="Menlo" w:hAnsi="Menlo" w:cs="Menlo"/>
+          <w:color w:val="000000"/>
+          <w:sz w:val="20"/>
+          <w:szCs w:val="20"/>
+        </w:rPr>
+        <w:t>=”</w:t>
+      </w:r>
+      <w:r>
+        <w:rPr>
+          <w:rFonts w:ascii="Menlo" w:hAnsi="Menlo" w:cs="Menlo"/>
+          <w:color w:val="000000"/>
+          <w:sz w:val="20"/>
+          <w:szCs w:val="20"/>
+          <w:lang w:val="en-US"/>
+        </w:rPr>
+        <w:t>window</w:t>
+      </w:r>
+      <w:proofErr w:type="gramEnd"/>
+      <w:r>
+        <w:rPr>
+          <w:rFonts w:ascii="Menlo" w:hAnsi="Menlo" w:cs="Menlo"/>
+          <w:color w:val="000000"/>
+          <w:sz w:val="20"/>
+          <w:szCs w:val="20"/>
+        </w:rPr>
+        <w:t>.</w:t>
+      </w:r>
+      <w:r>
+        <w:rPr>
+          <w:rFonts w:ascii="Menlo" w:hAnsi="Menlo" w:cs="Menlo"/>
+          <w:color w:val="000000"/>
+          <w:sz w:val="20"/>
+          <w:szCs w:val="20"/>
+          <w:lang w:val="en-US"/>
+        </w:rPr>
+        <w:t>location</w:t>
+      </w:r>
+      <w:r>
+        <w:rPr>
+          <w:rFonts w:ascii="Menlo" w:hAnsi="Menlo" w:cs="Menlo"/>
+          <w:color w:val="000000"/>
+          <w:sz w:val="20"/>
+          <w:szCs w:val="20"/>
+        </w:rPr>
+        <w:t>.</w:t>
+      </w:r>
+      <w:proofErr w:type="spellStart"/>
+      <w:r>
+        <w:rPr>
+          <w:rFonts w:ascii="Menlo" w:hAnsi="Menlo" w:cs="Menlo"/>
+          <w:color w:val="000000"/>
+          <w:sz w:val="20"/>
+          <w:szCs w:val="20"/>
+          <w:lang w:val="en-US"/>
+        </w:rPr>
+        <w:t>href</w:t>
+      </w:r>
+      <w:proofErr w:type="spellEnd"/>
+      <w:r>
+        <w:rPr>
+          <w:rFonts w:ascii="Menlo" w:hAnsi="Menlo" w:cs="Menlo"/>
+          <w:color w:val="000000"/>
+          <w:sz w:val="20"/>
+          <w:szCs w:val="20"/>
+        </w:rPr>
+        <w:t>=’ адрес новой страницы  ‘”&gt;  новая страница  &lt;/</w:t>
+      </w:r>
+      <w:r>
+        <w:rPr>
+          <w:rFonts w:ascii="Menlo" w:hAnsi="Menlo" w:cs="Menlo"/>
+          <w:color w:val="000000"/>
+          <w:sz w:val="20"/>
+          <w:szCs w:val="20"/>
+          <w:lang w:val="en-US"/>
+        </w:rPr>
+        <w:t>button</w:t>
+      </w:r>
+      <w:r>
+        <w:rPr>
+          <w:rFonts w:ascii="Menlo" w:hAnsi="Menlo" w:cs="Menlo"/>
+          <w:color w:val="000000"/>
+          <w:sz w:val="20"/>
+          <w:szCs w:val="20"/>
+        </w:rPr>
+        <w:t>&gt;</w:t>
+      </w:r>
     </w:p>
     <w:p>
       <w:pPr>
         <w:spacing w:before="100" w:beforeAutospacing="1" w:after="100" w:afterAutospacing="1"/>
-        <w:ind w:left="1440"/>
-        <w:rPr>
-          <w:rFonts w:ascii="Menlo" w:eastAsia="Times New Roman" w:hAnsi="Menlo" w:cs="Menlo"/>
-          <w:color w:val="000000"/>
-          <w:sz w:val="22"/>
-          <w:szCs w:val="22"/>
-          <w:lang w:eastAsia="ru-RU"/>
-        </w:rPr>
-      </w:pPr>
-    </w:p>
-    <w:p>
-      <w:pPr>
-        <w:numPr>
-          <w:ilvl w:val="0"/>
-          <w:numId w:val="1"/>
-        </w:numPr>
-        <w:spacing w:before="100" w:beforeAutospacing="1" w:after="100" w:afterAutospacing="1"/>
-        <w:rPr>
-          <w:rFonts w:ascii="Menlo" w:eastAsia="Times New Roman" w:hAnsi="Menlo" w:cs="Menlo"/>
-          <w:color w:val="000000"/>
-          <w:sz w:val="22"/>
-          <w:szCs w:val="22"/>
-          <w:lang w:eastAsia="ru-RU"/>
-        </w:rPr>
-      </w:pPr>
-      <w:r>
-        <w:rPr>
-          <w:rFonts w:ascii="Menlo" w:eastAsia="Times New Roman" w:hAnsi="Menlo" w:cs="Menlo"/>
-          <w:color w:val="000000"/>
-          <w:sz w:val="22"/>
-          <w:szCs w:val="22"/>
-          <w:lang w:eastAsia="ru-RU"/>
-        </w:rPr>
-        <w:t>Что такое объект события и какие у него могут быть свойства?</w:t>
-      </w:r>
-    </w:p>
-    <w:p>
-      <w:pPr>
-        <w:pStyle w:val="a5"/>
-        <w:rPr>
-          <w:rFonts w:ascii="Menlo" w:eastAsia="Times New Roman" w:hAnsi="Menlo" w:cs="Menlo"/>
-          <w:color w:val="4472C4" w:themeColor="accent1"/>
-          <w:sz w:val="22"/>
-          <w:szCs w:val="22"/>
-          <w:lang w:eastAsia="ru-RU"/>
-        </w:rPr>
-      </w:pPr>
-      <w:r>
-        <w:rPr>
-          <w:rFonts w:ascii="Menlo" w:eastAsia="Times New Roman" w:hAnsi="Menlo" w:cs="Menlo"/>
-          <w:b/>
-          <w:bCs/>
-          <w:color w:val="4472C4" w:themeColor="accent1"/>
-          <w:sz w:val="22"/>
-          <w:szCs w:val="22"/>
-          <w:lang w:eastAsia="ru-RU"/>
-        </w:rPr>
-        <w:t>Объект</w:t>
-      </w:r>
-      <w:r>
-        <w:rPr>
-          <w:rFonts w:ascii="Menlo" w:eastAsia="Times New Roman" w:hAnsi="Menlo" w:cs="Menlo"/>
-          <w:color w:val="4472C4" w:themeColor="accent1"/>
-          <w:sz w:val="22"/>
-          <w:szCs w:val="22"/>
-          <w:lang w:eastAsia="ru-RU"/>
-        </w:rPr>
-        <w:t> события описывает </w:t>
-      </w:r>
-      <w:r>
-        <w:rPr>
-          <w:rFonts w:ascii="Menlo" w:eastAsia="Times New Roman" w:hAnsi="Menlo" w:cs="Menlo"/>
-          <w:b/>
-          <w:bCs/>
-          <w:color w:val="4472C4" w:themeColor="accent1"/>
-          <w:sz w:val="22"/>
-          <w:szCs w:val="22"/>
-          <w:lang w:eastAsia="ru-RU"/>
-        </w:rPr>
-        <w:t>событие</w:t>
-      </w:r>
-      <w:r>
-        <w:rPr>
-          <w:rFonts w:ascii="Menlo" w:eastAsia="Times New Roman" w:hAnsi="Menlo" w:cs="Menlo"/>
-          <w:color w:val="4472C4" w:themeColor="accent1"/>
-          <w:sz w:val="22"/>
-          <w:szCs w:val="22"/>
-          <w:lang w:eastAsia="ru-RU"/>
-        </w:rPr>
-        <w:t>, произошедшее на странице. Одной из причин возникновения </w:t>
-      </w:r>
-      <w:r>
-        <w:rPr>
-          <w:rFonts w:ascii="Menlo" w:eastAsia="Times New Roman" w:hAnsi="Menlo" w:cs="Menlo"/>
-          <w:b/>
-          <w:bCs/>
-          <w:color w:val="4472C4" w:themeColor="accent1"/>
-          <w:sz w:val="22"/>
-          <w:szCs w:val="22"/>
-          <w:lang w:eastAsia="ru-RU"/>
-        </w:rPr>
-        <w:t>событий</w:t>
-      </w:r>
-      <w:r>
-        <w:rPr>
-          <w:rFonts w:ascii="Menlo" w:eastAsia="Times New Roman" w:hAnsi="Menlo" w:cs="Menlo"/>
-          <w:color w:val="4472C4" w:themeColor="accent1"/>
-          <w:sz w:val="22"/>
-          <w:szCs w:val="22"/>
-          <w:lang w:eastAsia="ru-RU"/>
-        </w:rPr>
-        <w:t xml:space="preserve"> являются действия пользователя, такие как клики мышкой или ввод с клавиатуры, а </w:t>
-      </w:r>
-      <w:r>
-        <w:rPr>
-          <w:rFonts w:ascii="Menlo" w:eastAsia="Times New Roman" w:hAnsi="Menlo" w:cs="Menlo"/>
-          <w:color w:val="4472C4" w:themeColor="accent1"/>
-          <w:sz w:val="22"/>
-          <w:szCs w:val="22"/>
-          <w:lang w:eastAsia="ru-RU"/>
-        </w:rPr>
-        <w:t xml:space="preserve">именно </w:t>
-      </w:r>
-      <w:r>
-        <w:rPr>
-          <w:rFonts w:ascii="Menlo" w:eastAsia="Times New Roman" w:hAnsi="Menlo" w:cs="Menlo"/>
-          <w:color w:val="4472C4" w:themeColor="accent1"/>
-          <w:sz w:val="22"/>
-          <w:szCs w:val="22"/>
-          <w:lang w:eastAsia="ru-RU"/>
-        </w:rPr>
-        <w:t xml:space="preserve">какие координаты указателя мыши </w:t>
-      </w:r>
-      <w:r>
-        <w:rPr>
-          <w:rFonts w:ascii="Menlo" w:eastAsia="Times New Roman" w:hAnsi="Menlo" w:cs="Menlo"/>
-          <w:color w:val="4472C4" w:themeColor="accent1"/>
-          <w:sz w:val="22"/>
-          <w:szCs w:val="22"/>
-          <w:lang w:eastAsia="ru-RU"/>
-        </w:rPr>
-        <w:t xml:space="preserve">или какая клавиша нажата и </w:t>
-      </w:r>
-      <w:proofErr w:type="spellStart"/>
-      <w:r>
-        <w:rPr>
-          <w:rFonts w:ascii="Menlo" w:eastAsia="Times New Roman" w:hAnsi="Menlo" w:cs="Menlo"/>
-          <w:color w:val="4472C4" w:themeColor="accent1"/>
-          <w:sz w:val="22"/>
-          <w:szCs w:val="22"/>
-          <w:lang w:eastAsia="ru-RU"/>
-        </w:rPr>
-        <w:t>тд</w:t>
-      </w:r>
-      <w:proofErr w:type="spellEnd"/>
-      <w:r>
-        <w:rPr>
-          <w:rFonts w:ascii="Menlo" w:eastAsia="Times New Roman" w:hAnsi="Menlo" w:cs="Menlo"/>
-          <w:color w:val="4472C4" w:themeColor="accent1"/>
-          <w:sz w:val="22"/>
-          <w:szCs w:val="22"/>
-          <w:lang w:eastAsia="ru-RU"/>
-        </w:rPr>
-        <w:t>.</w:t>
-      </w:r>
-    </w:p>
-    <w:p>
-      <w:pPr>
-        <w:pStyle w:val="a5"/>
-        <w:rPr>
-          <w:rFonts w:ascii="Menlo" w:eastAsia="Times New Roman" w:hAnsi="Menlo" w:cs="Menlo"/>
-          <w:color w:val="4472C4" w:themeColor="accent1"/>
-          <w:sz w:val="22"/>
-          <w:szCs w:val="22"/>
+        <w:ind w:left="720"/>
+        <w:rPr>
+          <w:rFonts w:ascii="Courier New" w:eastAsia="Times New Roman" w:hAnsi="Courier New" w:cs="Courier New"/>
+          <w:b/>
+          <w:bCs/>
+          <w:color w:val="000000"/>
           <w:lang w:eastAsia="ru-RU"/>
         </w:rPr>
       </w:pPr>
@@ -4440,7 +5316,6 @@
     <w:p>
       <w:pPr>
         <w:pStyle w:val="a3"/>
-        <w:ind w:firstLine="708"/>
         <w:rPr>
           <w:rFonts w:ascii="Menlo" w:hAnsi="Menlo" w:cs="Menlo"/>
           <w:color w:val="4472C4" w:themeColor="accent1"/>
@@ -4448,163 +5323,6 @@
           <w:szCs w:val="22"/>
         </w:rPr>
       </w:pPr>
-      <w:r>
-        <w:rPr>
-          <w:rFonts w:ascii="Menlo" w:hAnsi="Menlo" w:cs="Menlo"/>
-          <w:color w:val="4472C4" w:themeColor="accent1"/>
-          <w:sz w:val="22"/>
-          <w:szCs w:val="22"/>
-        </w:rPr>
-        <w:t>Некоторые свойства объекта </w:t>
-      </w:r>
-      <w:proofErr w:type="spellStart"/>
-      <w:r>
-        <w:rPr>
-          <w:rStyle w:val="HTML1"/>
-          <w:rFonts w:ascii="Menlo" w:hAnsi="Menlo" w:cs="Menlo"/>
-          <w:color w:val="4472C4" w:themeColor="accent1"/>
-          <w:sz w:val="22"/>
-          <w:szCs w:val="22"/>
-        </w:rPr>
-        <w:t>event</w:t>
-      </w:r>
-      <w:proofErr w:type="spellEnd"/>
-      <w:r>
-        <w:rPr>
-          <w:rFonts w:ascii="Menlo" w:hAnsi="Menlo" w:cs="Menlo"/>
-          <w:color w:val="4472C4" w:themeColor="accent1"/>
-          <w:sz w:val="22"/>
-          <w:szCs w:val="22"/>
-        </w:rPr>
-        <w:t>:</w:t>
-      </w:r>
-    </w:p>
-    <w:p>
-      <w:pPr>
-        <w:pStyle w:val="a3"/>
-        <w:ind w:firstLine="708"/>
-        <w:rPr>
-          <w:rFonts w:ascii="Menlo" w:hAnsi="Menlo" w:cs="Menlo"/>
-          <w:color w:val="4472C4" w:themeColor="accent1"/>
-          <w:sz w:val="22"/>
-          <w:szCs w:val="22"/>
-        </w:rPr>
-      </w:pPr>
-      <w:proofErr w:type="spellStart"/>
-      <w:proofErr w:type="gramStart"/>
-      <w:r>
-        <w:rPr>
-          <w:rStyle w:val="HTML1"/>
-          <w:rFonts w:ascii="Menlo" w:hAnsi="Menlo" w:cs="Menlo"/>
-          <w:color w:val="4472C4" w:themeColor="accent1"/>
-          <w:sz w:val="22"/>
-          <w:szCs w:val="22"/>
-        </w:rPr>
-        <w:t>event.type</w:t>
-      </w:r>
-      <w:proofErr w:type="spellEnd"/>
-      <w:proofErr w:type="gramEnd"/>
-      <w:r>
-        <w:rPr>
-          <w:rFonts w:ascii="Menlo" w:hAnsi="Menlo" w:cs="Menlo"/>
-          <w:color w:val="4472C4" w:themeColor="accent1"/>
-          <w:sz w:val="22"/>
-          <w:szCs w:val="22"/>
-        </w:rPr>
-        <w:t xml:space="preserve"> - тип события</w:t>
-      </w:r>
-    </w:p>
-    <w:p>
-      <w:pPr>
-        <w:pStyle w:val="a3"/>
-        <w:ind w:firstLine="708"/>
-        <w:rPr>
-          <w:rFonts w:ascii="Menlo" w:hAnsi="Menlo" w:cs="Menlo"/>
-          <w:color w:val="4472C4" w:themeColor="accent1"/>
-          <w:sz w:val="22"/>
-          <w:szCs w:val="22"/>
-        </w:rPr>
-      </w:pPr>
-      <w:proofErr w:type="spellStart"/>
-      <w:proofErr w:type="gramStart"/>
-      <w:r>
-        <w:rPr>
-          <w:rStyle w:val="HTML1"/>
-          <w:rFonts w:ascii="Menlo" w:hAnsi="Menlo" w:cs="Menlo"/>
-          <w:color w:val="4472C4" w:themeColor="accent1"/>
-          <w:sz w:val="22"/>
-          <w:szCs w:val="22"/>
-        </w:rPr>
-        <w:t>event.currentTarget</w:t>
-      </w:r>
-      <w:proofErr w:type="spellEnd"/>
-      <w:proofErr w:type="gramEnd"/>
-      <w:r>
-        <w:rPr>
-          <w:rFonts w:ascii="Menlo" w:hAnsi="Menlo" w:cs="Menlo"/>
-          <w:color w:val="4472C4" w:themeColor="accent1"/>
-          <w:sz w:val="22"/>
-          <w:szCs w:val="22"/>
-        </w:rPr>
-        <w:t xml:space="preserve">- элемент, на котором сработал обработчик. </w:t>
-      </w:r>
-    </w:p>
-    <w:p>
-      <w:pPr>
-        <w:pStyle w:val="a3"/>
-        <w:ind w:left="708"/>
-        <w:rPr>
-          <w:rFonts w:ascii="Menlo" w:hAnsi="Menlo" w:cs="Menlo"/>
-          <w:color w:val="4472C4" w:themeColor="accent1"/>
-          <w:sz w:val="22"/>
-          <w:szCs w:val="22"/>
-        </w:rPr>
-      </w:pPr>
-      <w:proofErr w:type="spellStart"/>
-      <w:proofErr w:type="gramStart"/>
-      <w:r>
-        <w:rPr>
-          <w:rStyle w:val="HTML1"/>
-          <w:rFonts w:ascii="Menlo" w:hAnsi="Menlo" w:cs="Menlo"/>
-          <w:color w:val="4472C4" w:themeColor="accent1"/>
-          <w:sz w:val="22"/>
-          <w:szCs w:val="22"/>
-        </w:rPr>
-        <w:t>event.clientX</w:t>
-      </w:r>
-      <w:proofErr w:type="spellEnd"/>
-      <w:proofErr w:type="gramEnd"/>
-      <w:r>
-        <w:rPr>
-          <w:rStyle w:val="HTML1"/>
-          <w:rFonts w:ascii="Menlo" w:hAnsi="Menlo" w:cs="Menlo"/>
-          <w:color w:val="4472C4" w:themeColor="accent1"/>
-          <w:sz w:val="22"/>
-          <w:szCs w:val="22"/>
-        </w:rPr>
-        <w:t xml:space="preserve"> / </w:t>
-      </w:r>
-      <w:proofErr w:type="spellStart"/>
-      <w:r>
-        <w:rPr>
-          <w:rStyle w:val="HTML1"/>
-          <w:rFonts w:ascii="Menlo" w:hAnsi="Menlo" w:cs="Menlo"/>
-          <w:color w:val="4472C4" w:themeColor="accent1"/>
-          <w:sz w:val="22"/>
-          <w:szCs w:val="22"/>
-        </w:rPr>
-        <w:t>event.clientY</w:t>
-      </w:r>
-      <w:proofErr w:type="spellEnd"/>
-      <w:r>
-        <w:rPr>
-          <w:rFonts w:ascii="Menlo" w:hAnsi="Menlo" w:cs="Menlo"/>
-          <w:color w:val="4472C4" w:themeColor="accent1"/>
-          <w:sz w:val="22"/>
-          <w:szCs w:val="22"/>
-        </w:rPr>
-        <w:t>- координаты курсора в момент клика относительно окна, для событий мыши.</w:t>
-      </w:r>
     </w:p>
     <w:p>
       <w:pPr>
@@ -6207,6 +6925,11 @@
       <w:bCs/>
     </w:rPr>
   </w:style>
+  <w:style w:type="character" w:customStyle="1" w:styleId="link-annotation-unknown-block-id-549473568">
+    <w:name w:val="link-annotation-unknown-block-id-549473568"/>
+    <w:basedOn w:val="a0"/>
+    <w:rsid w:val="00115D09"/>
+  </w:style>
 </w:styles>
 </file>
 
